--- a/grafikus/48_week13.docx
+++ b/grafikus/48_week13.docx
@@ -1,6 +1,6 @@
 
 <file path=word/document.xml><?xml version="1.0" encoding="utf-8"?>
-<w:document xmlns:wpc="http://schemas.microsoft.com/office/word/2010/wordprocessingCanvas" xmlns:cx="http://schemas.microsoft.com/office/drawing/2014/chartex" xmlns:mc="http://schemas.openxmlformats.org/markup-compatibility/2006" xmlns:o="urn:schemas-microsoft-com:office:office" xmlns:r="http://schemas.openxmlformats.org/officeDocument/2006/relationships" xmlns:m="http://schemas.openxmlformats.org/officeDocument/2006/math" xmlns:v="urn:schemas-microsoft-com:vml" xmlns:wp14="http://schemas.microsoft.com/office/word/2010/wordprocessingDrawing" xmlns:wp="http://schemas.openxmlformats.org/drawingml/2006/wordprocessingDrawing" xmlns:w10="urn:schemas-microsoft-com:office:word" xmlns:w="http://schemas.openxmlformats.org/wordprocessingml/2006/main" xmlns:w14="http://schemas.microsoft.com/office/word/2010/wordml" xmlns:w15="http://schemas.microsoft.com/office/word/2012/wordml" xmlns:wpg="http://schemas.microsoft.com/office/word/2010/wordprocessingGroup" xmlns:wpi="http://schemas.microsoft.com/office/word/2010/wordprocessingInk" xmlns:wne="http://schemas.microsoft.com/office/word/2006/wordml" xmlns:wps="http://schemas.microsoft.com/office/word/2010/wordprocessingShape" mc:Ignorable="w14 w15 wp14">
+<w:document xmlns:wpc="http://schemas.microsoft.com/office/word/2010/wordprocessingCanvas" xmlns:cx="http://schemas.microsoft.com/office/drawing/2014/chartex" xmlns:cx1="http://schemas.microsoft.com/office/drawing/2015/9/8/chartex" xmlns:cx2="http://schemas.microsoft.com/office/drawing/2015/10/21/chartex" xmlns:cx3="http://schemas.microsoft.com/office/drawing/2016/5/9/chartex" xmlns:cx4="http://schemas.microsoft.com/office/drawing/2016/5/10/chartex" xmlns:cx5="http://schemas.microsoft.com/office/drawing/2016/5/11/chartex" xmlns:cx6="http://schemas.microsoft.com/office/drawing/2016/5/12/chartex" xmlns:cx7="http://schemas.microsoft.com/office/drawing/2016/5/13/chartex" xmlns:cx8="http://schemas.microsoft.com/office/drawing/2016/5/14/chartex" xmlns:mc="http://schemas.openxmlformats.org/markup-compatibility/2006" xmlns:aink="http://schemas.microsoft.com/office/drawing/2016/ink" xmlns:am3d="http://schemas.microsoft.com/office/drawing/2017/model3d" xmlns:o="urn:schemas-microsoft-com:office:office" xmlns:oel="http://schemas.microsoft.com/office/2019/extlst" xmlns:r="http://schemas.openxmlformats.org/officeDocument/2006/relationships" xmlns:m="http://schemas.openxmlformats.org/officeDocument/2006/math" xmlns:v="urn:schemas-microsoft-com:vml" xmlns:wp14="http://schemas.microsoft.com/office/word/2010/wordprocessingDrawing" xmlns:wp="http://schemas.openxmlformats.org/drawingml/2006/wordprocessingDrawing" xmlns:w10="urn:schemas-microsoft-com:office:word" xmlns:w="http://schemas.openxmlformats.org/wordprocessingml/2006/main" xmlns:w14="http://schemas.microsoft.com/office/word/2010/wordml" xmlns:w15="http://schemas.microsoft.com/office/word/2012/wordml" xmlns:w16cex="http://schemas.microsoft.com/office/word/2018/wordml/cex" xmlns:w16cid="http://schemas.microsoft.com/office/word/2016/wordml/cid" xmlns:w16="http://schemas.microsoft.com/office/word/2018/wordml" xmlns:w16du="http://schemas.microsoft.com/office/word/2023/wordml/word16du" xmlns:w16sdtdh="http://schemas.microsoft.com/office/word/2020/wordml/sdtdatahash" xmlns:w16sdtfl="http://schemas.microsoft.com/office/word/2024/wordml/sdtformatlock" xmlns:w16se="http://schemas.microsoft.com/office/word/2015/wordml/symex" xmlns:wpg="http://schemas.microsoft.com/office/word/2010/wordprocessingGroup" xmlns:wpi="http://schemas.microsoft.com/office/word/2010/wordprocessingInk" xmlns:wne="http://schemas.microsoft.com/office/word/2006/wordml" xmlns:wps="http://schemas.microsoft.com/office/word/2010/wordprocessingShape" mc:Ignorable="w14 w15 w16se w16cid w16 w16cex w16sdtdh w16sdtfl w16du wp14">
   <w:body>
     <w:p>
       <w:pPr>
@@ -11,12 +11,12 @@
           <w:sz w:val="56"/>
           <w:szCs w:val="56"/>
         </w:rPr>
-        <w:t xml:space="preserve">13. Grafikus változat elkészítése</w:t>
+        <w:t>11. Grafikus felület specifikációja</w:t>
       </w:r>
     </w:p>
     <w:p>
       <w:pPr>
-        <w:spacing w:after="0"/>
+        <w:jc w:val="center"/>
       </w:pPr>
     </w:p>
     <w:p>
@@ -28,17 +28,17 @@
           <w:sz w:val="44"/>
           <w:szCs w:val="44"/>
         </w:rPr>
-        <w:t xml:space="preserve">48 – GonoszOnosz</w:t>
+        <w:t>48 – GonoszOnosz</w:t>
       </w:r>
     </w:p>
     <w:p>
       <w:pPr>
-        <w:spacing w:after="0"/>
+        <w:jc w:val="center"/>
       </w:pPr>
     </w:p>
     <w:p>
       <w:pPr>
-        <w:spacing w:after="0"/>
+        <w:jc w:val="center"/>
       </w:pPr>
     </w:p>
     <w:p>
@@ -50,7 +50,7 @@
           <w:sz w:val="28"/>
           <w:szCs w:val="28"/>
         </w:rPr>
-        <w:t xml:space="preserve">Konzulens:</w:t>
+        <w:t>Konzulens:</w:t>
       </w:r>
     </w:p>
     <w:p>
@@ -60,284 +60,368 @@
       <w:r>
         <w:rPr>
           <w:b/>
+          <w:bCs/>
           <w:sz w:val="44"/>
           <w:szCs w:val="44"/>
         </w:rPr>
-        <w:t xml:space="preserve">Marcsingó Ádám</w:t>
+        <w:t>Marcsingó Ádám</w:t>
       </w:r>
     </w:p>
     <w:p>
       <w:pPr>
-        <w:spacing w:after="0"/>
+        <w:jc w:val="center"/>
       </w:pPr>
     </w:p>
     <w:p>
       <w:pPr>
         <w:jc w:val="center"/>
       </w:pPr>
+    </w:p>
+    <w:p>
+      <w:pPr>
+        <w:jc w:val="center"/>
+      </w:pPr>
+    </w:p>
+    <w:p>
+      <w:pPr>
+        <w:jc w:val="center"/>
+      </w:pPr>
+    </w:p>
+    <w:p>
+      <w:pPr>
+        <w:jc w:val="center"/>
+      </w:pPr>
+    </w:p>
+    <w:p>
+      <w:pPr>
+        <w:jc w:val="center"/>
+      </w:pPr>
+    </w:p>
+    <w:p>
+      <w:pPr>
+        <w:jc w:val="center"/>
+      </w:pPr>
+    </w:p>
+    <w:p>
+      <w:pPr>
+        <w:jc w:val="center"/>
+      </w:pPr>
+    </w:p>
+    <w:p>
+      <w:pPr>
+        <w:jc w:val="center"/>
+      </w:pPr>
+    </w:p>
+    <w:p>
+      <w:pPr>
+        <w:jc w:val="center"/>
+      </w:pPr>
+    </w:p>
+    <w:p>
+      <w:pPr>
+        <w:jc w:val="center"/>
+      </w:pPr>
+    </w:p>
+    <w:p>
+      <w:pPr>
+        <w:jc w:val="center"/>
+      </w:pPr>
+    </w:p>
+    <w:p>
+      <w:pPr>
+        <w:jc w:val="center"/>
+      </w:pPr>
+    </w:p>
+    <w:p>
+      <w:pPr>
+        <w:jc w:val="center"/>
+      </w:pPr>
+    </w:p>
+    <w:p>
+      <w:pPr>
+        <w:jc w:val="center"/>
+      </w:pPr>
+    </w:p>
+    <w:p>
+      <w:pPr>
+        <w:jc w:val="center"/>
+      </w:pPr>
+    </w:p>
+    <w:p>
+      <w:pPr>
+        <w:jc w:val="center"/>
+      </w:pPr>
+    </w:p>
+    <w:p>
+      <w:pPr>
+        <w:jc w:val="center"/>
+      </w:pPr>
+    </w:p>
+    <w:p>
       <w:r>
         <w:rPr>
           <w:sz w:val="32"/>
           <w:szCs w:val="32"/>
         </w:rPr>
-        <w:t xml:space="preserve">Csapattagok</w:t>
+        <w:t>Csapattagok</w:t>
       </w:r>
     </w:p>
+    <w:tbl>
+      <w:tblPr>
+        <w:tblW w:w="0" w:type="auto"/>
+        <w:tblLook w:val="04A0" w:firstRow="1" w:lastRow="0" w:firstColumn="1" w:lastColumn="0" w:noHBand="0" w:noVBand="1"/>
+      </w:tblPr>
+      <w:tblGrid>
+        <w:gridCol w:w="3000"/>
+        <w:gridCol w:w="1500"/>
+        <w:gridCol w:w="4500"/>
+      </w:tblGrid>
+      <w:tr>
+        <w:tc>
+          <w:tcPr>
+            <w:tcW w:w="3000" w:type="dxa"/>
+          </w:tcPr>
+          <w:p>
+            <w:r>
+              <w:rPr>
+                <w:sz w:val="28"/>
+                <w:szCs w:val="28"/>
+              </w:rPr>
+              <w:t>Kálmán Patrik</w:t>
+            </w:r>
+          </w:p>
+        </w:tc>
+        <w:tc>
+          <w:tcPr>
+            <w:tcW w:w="1500" w:type="dxa"/>
+          </w:tcPr>
+          <w:p>
+            <w:r>
+              <w:rPr>
+                <w:sz w:val="28"/>
+                <w:szCs w:val="28"/>
+              </w:rPr>
+              <w:t>XG5YQ1</w:t>
+            </w:r>
+          </w:p>
+        </w:tc>
+        <w:tc>
+          <w:tcPr>
+            <w:tcW w:w="4500" w:type="dxa"/>
+          </w:tcPr>
+          <w:p>
+            <w:r>
+              <w:rPr>
+                <w:sz w:val="28"/>
+                <w:szCs w:val="28"/>
+              </w:rPr>
+              <w:t>kalmanpatrik1214@gmail.com</w:t>
+            </w:r>
+          </w:p>
+        </w:tc>
+      </w:tr>
+      <w:tr>
+        <w:tc>
+          <w:tcPr>
+            <w:tcW w:w="3000" w:type="dxa"/>
+          </w:tcPr>
+          <w:p>
+            <w:r>
+              <w:rPr>
+                <w:sz w:val="28"/>
+                <w:szCs w:val="28"/>
+              </w:rPr>
+              <w:t>Papp Bálint</w:t>
+            </w:r>
+          </w:p>
+        </w:tc>
+        <w:tc>
+          <w:tcPr>
+            <w:tcW w:w="1500" w:type="dxa"/>
+          </w:tcPr>
+          <w:p>
+            <w:r>
+              <w:rPr>
+                <w:sz w:val="28"/>
+                <w:szCs w:val="28"/>
+              </w:rPr>
+              <w:t>HND2AH</w:t>
+            </w:r>
+          </w:p>
+        </w:tc>
+        <w:tc>
+          <w:tcPr>
+            <w:tcW w:w="4500" w:type="dxa"/>
+          </w:tcPr>
+          <w:p>
+            <w:r>
+              <w:rPr>
+                <w:sz w:val="28"/>
+                <w:szCs w:val="28"/>
+              </w:rPr>
+              <w:t>xypapbal@gmail.com</w:t>
+            </w:r>
+          </w:p>
+        </w:tc>
+      </w:tr>
+      <w:tr>
+        <w:tc>
+          <w:tcPr>
+            <w:tcW w:w="3000" w:type="dxa"/>
+          </w:tcPr>
+          <w:p>
+            <w:r>
+              <w:rPr>
+                <w:sz w:val="28"/>
+                <w:szCs w:val="28"/>
+              </w:rPr>
+              <w:t>dr. Grób László Mihály</w:t>
+            </w:r>
+          </w:p>
+        </w:tc>
+        <w:tc>
+          <w:tcPr>
+            <w:tcW w:w="1500" w:type="dxa"/>
+          </w:tcPr>
+          <w:p>
+            <w:r>
+              <w:rPr>
+                <w:sz w:val="28"/>
+                <w:szCs w:val="28"/>
+              </w:rPr>
+              <w:t>EAS7U0</w:t>
+            </w:r>
+          </w:p>
+        </w:tc>
+        <w:tc>
+          <w:tcPr>
+            <w:tcW w:w="4500" w:type="dxa"/>
+          </w:tcPr>
+          <w:p>
+            <w:r>
+              <w:rPr>
+                <w:sz w:val="28"/>
+                <w:szCs w:val="28"/>
+              </w:rPr>
+              <w:t>laszlo.m.grob@gmail.com</w:t>
+            </w:r>
+          </w:p>
+        </w:tc>
+      </w:tr>
+      <w:tr>
+        <w:tc>
+          <w:tcPr>
+            <w:tcW w:w="3000" w:type="dxa"/>
+          </w:tcPr>
+          <w:p>
+            <w:r>
+              <w:rPr>
+                <w:sz w:val="28"/>
+                <w:szCs w:val="28"/>
+              </w:rPr>
+              <w:t>Hája Gergő Zoltán</w:t>
+            </w:r>
+          </w:p>
+        </w:tc>
+        <w:tc>
+          <w:tcPr>
+            <w:tcW w:w="1500" w:type="dxa"/>
+          </w:tcPr>
+          <w:p>
+            <w:r>
+              <w:rPr>
+                <w:sz w:val="28"/>
+                <w:szCs w:val="28"/>
+              </w:rPr>
+              <w:t>FEFSRB</w:t>
+            </w:r>
+          </w:p>
+        </w:tc>
+        <w:tc>
+          <w:tcPr>
+            <w:tcW w:w="4500" w:type="dxa"/>
+          </w:tcPr>
+          <w:p>
+            <w:r>
+              <w:rPr>
+                <w:sz w:val="28"/>
+                <w:szCs w:val="28"/>
+              </w:rPr>
+              <w:t>hejagergo@gmail.com</w:t>
+            </w:r>
+          </w:p>
+        </w:tc>
+      </w:tr>
+      <w:tr>
+        <w:tc>
+          <w:tcPr>
+            <w:tcW w:w="3000" w:type="dxa"/>
+          </w:tcPr>
+          <w:p>
+            <w:r>
+              <w:rPr>
+                <w:sz w:val="28"/>
+                <w:szCs w:val="28"/>
+              </w:rPr>
+              <w:t>Dobronyi Benedek Márk</w:t>
+            </w:r>
+          </w:p>
+        </w:tc>
+        <w:tc>
+          <w:tcPr>
+            <w:tcW w:w="1500" w:type="dxa"/>
+          </w:tcPr>
+          <w:p>
+            <w:r>
+              <w:rPr>
+                <w:sz w:val="28"/>
+                <w:szCs w:val="28"/>
+              </w:rPr>
+              <w:t>IMQ1AR</w:t>
+            </w:r>
+          </w:p>
+        </w:tc>
+        <w:tc>
+          <w:tcPr>
+            <w:tcW w:w="4500" w:type="dxa"/>
+          </w:tcPr>
+          <w:p>
+            <w:r>
+              <w:rPr>
+                <w:sz w:val="28"/>
+                <w:szCs w:val="28"/>
+              </w:rPr>
+              <w:t>benedek.dobronyi@gmail.com</w:t>
+            </w:r>
+          </w:p>
+        </w:tc>
+      </w:tr>
+    </w:tbl>
+    <w:p/>
     <w:p>
       <w:pPr>
-        <w:jc w:val="center"/>
-      </w:pPr>
-      <w:r>
-        <w:rPr>
-          <w:b/>
-          <w:sz w:val="28"/>
-          <w:szCs w:val="28"/>
-        </w:rPr>
-        <w:t xml:space="preserve">Kálmán Patrik</w:t>
-      </w:r>
-    </w:p>
-    <w:p>
-      <w:pPr>
-        <w:jc w:val="center"/>
-      </w:pPr>
-      <w:r>
-        <w:rPr>
-          <w:sz w:val="22"/>
-          <w:szCs w:val="22"/>
-        </w:rPr>
-        <w:t xml:space="preserve">XG5YQ1</w:t>
-      </w:r>
-    </w:p>
-    <w:p>
-      <w:pPr>
-        <w:jc w:val="center"/>
-      </w:pPr>
-      <w:r>
-        <w:rPr>
-          <w:i/>
-          <w:sz w:val="22"/>
-          <w:szCs w:val="22"/>
-        </w:rPr>
-        <w:t xml:space="preserve">kalmanpatrik1214@gmail.com</w:t>
-      </w:r>
-    </w:p>
-    <w:p>
-      <w:pPr>
-        <w:spacing w:after="0"/>
-      </w:pPr>
-    </w:p>
-    <w:p>
-      <w:pPr>
-        <w:jc w:val="center"/>
-      </w:pPr>
-      <w:r>
-        <w:rPr>
-          <w:b/>
-          <w:sz w:val="28"/>
-          <w:szCs w:val="28"/>
-        </w:rPr>
-        <w:t xml:space="preserve">Papp Bálint</w:t>
-      </w:r>
-    </w:p>
-    <w:p>
-      <w:pPr>
-        <w:jc w:val="center"/>
-      </w:pPr>
-      <w:r>
-        <w:rPr>
-          <w:sz w:val="22"/>
-          <w:szCs w:val="22"/>
-        </w:rPr>
-        <w:t xml:space="preserve">HND2AH</w:t>
-      </w:r>
-    </w:p>
-    <w:p>
-      <w:pPr>
-        <w:jc w:val="center"/>
-      </w:pPr>
-      <w:r>
-        <w:rPr>
-          <w:i/>
-          <w:sz w:val="22"/>
-          <w:szCs w:val="22"/>
-        </w:rPr>
-        <w:t xml:space="preserve">xypapbal@gmail.com</w:t>
-      </w:r>
-    </w:p>
-    <w:p>
-      <w:pPr>
-        <w:spacing w:after="0"/>
-      </w:pPr>
-    </w:p>
-    <w:p>
-      <w:pPr>
-        <w:jc w:val="center"/>
-      </w:pPr>
-      <w:r>
-        <w:rPr>
-          <w:b/>
-          <w:sz w:val="28"/>
-          <w:szCs w:val="28"/>
-        </w:rPr>
-        <w:t xml:space="preserve">dr. Grób László Mihály</w:t>
-      </w:r>
-    </w:p>
-    <w:p>
-      <w:pPr>
-        <w:jc w:val="center"/>
-      </w:pPr>
-      <w:r>
-        <w:rPr>
-          <w:sz w:val="22"/>
-          <w:szCs w:val="22"/>
-        </w:rPr>
-        <w:t xml:space="preserve">EAS7U0</w:t>
-      </w:r>
-    </w:p>
-    <w:p>
-      <w:pPr>
-        <w:jc w:val="center"/>
-      </w:pPr>
-      <w:r>
-        <w:rPr>
-          <w:i/>
-          <w:sz w:val="22"/>
-          <w:szCs w:val="22"/>
-        </w:rPr>
-        <w:t xml:space="preserve">laszlo.m.grob@gmail.com</w:t>
-      </w:r>
-    </w:p>
-    <w:p>
-      <w:pPr>
-        <w:spacing w:after="0"/>
-      </w:pPr>
-    </w:p>
-    <w:p>
-      <w:pPr>
-        <w:jc w:val="center"/>
-      </w:pPr>
-      <w:r>
-        <w:rPr>
-          <w:b/>
-          <w:sz w:val="28"/>
-          <w:szCs w:val="28"/>
-        </w:rPr>
-        <w:t xml:space="preserve">Hája Gergő Zoltán</w:t>
-      </w:r>
-    </w:p>
-    <w:p>
-      <w:pPr>
-        <w:jc w:val="center"/>
-      </w:pPr>
-      <w:r>
-        <w:rPr>
-          <w:sz w:val="22"/>
-          <w:szCs w:val="22"/>
-        </w:rPr>
-        <w:t xml:space="preserve">FEFSRB</w:t>
-      </w:r>
-    </w:p>
-    <w:p>
-      <w:pPr>
-        <w:jc w:val="center"/>
-      </w:pPr>
-      <w:r>
-        <w:rPr>
-          <w:i/>
-          <w:sz w:val="22"/>
-          <w:szCs w:val="22"/>
-        </w:rPr>
-        <w:t xml:space="preserve">hejagergo@gmail.com</w:t>
-      </w:r>
-    </w:p>
-    <w:p>
-      <w:pPr>
-        <w:spacing w:after="0"/>
-      </w:pPr>
-    </w:p>
-    <w:p>
-      <w:pPr>
-        <w:jc w:val="center"/>
-      </w:pPr>
-      <w:r>
-        <w:rPr>
-          <w:b/>
-          <w:sz w:val="28"/>
-          <w:szCs w:val="28"/>
-        </w:rPr>
-        <w:t xml:space="preserve">Dobronyi Benedek Márk</w:t>
-      </w:r>
-    </w:p>
-    <w:p>
-      <w:pPr>
-        <w:jc w:val="center"/>
-      </w:pPr>
-      <w:r>
-        <w:rPr>
-          <w:sz w:val="22"/>
-          <w:szCs w:val="22"/>
-        </w:rPr>
-        <w:t xml:space="preserve">IMQ1AR</w:t>
-      </w:r>
-    </w:p>
-    <w:p>
-      <w:pPr>
-        <w:jc w:val="center"/>
-      </w:pPr>
-      <w:r>
-        <w:rPr>
-          <w:i/>
-          <w:sz w:val="22"/>
-          <w:szCs w:val="22"/>
-        </w:rPr>
-        <w:t xml:space="preserve">benedek.dobronyi@gmail.com</w:t>
-      </w:r>
-    </w:p>
-    <w:p>
-      <w:pPr>
-        <w:spacing w:after="0"/>
-      </w:pPr>
-    </w:p>
-    <w:p>
-      <w:pPr>
-        <w:spacing w:after="0"/>
-      </w:pPr>
-    </w:p>
-    <w:p>
-      <w:pPr>
-        <w:spacing w:after="0"/>
-      </w:pPr>
-    </w:p>
-    <w:p>
-      <w:pPr>
-        <w:spacing w:after="0"/>
-      </w:pPr>
-    </w:p>
-    <w:p>
-      <w:pPr>
-        <w:spacing w:after="0"/>
-      </w:pPr>
-    </w:p>
-    <w:p>
-      <w:pPr>
-        <w:spacing w:after="0"/>
-      </w:pPr>
-    </w:p>
-    <w:p>
-      <w:pPr>
-        <w:spacing w:after="0"/>
-      </w:pPr>
-    </w:p>
-    <w:p>
-      <w:pPr>
-        <w:jc w:val="center"/>
+        <w:jc w:val="right"/>
       </w:pPr>
       <w:r>
         <w:rPr>
           <w:sz w:val="28"/>
           <w:szCs w:val="28"/>
         </w:rPr>
-        <w:t xml:space="preserve">2026.05.21.</w:t>
+        <w:t>2026.05.</w:t>
+      </w:r>
+      <w:r>
+        <w:rPr>
+          <w:sz w:val="28"/>
+          <w:szCs w:val="28"/>
+        </w:rPr>
+        <w:t>23</w:t>
+      </w:r>
+      <w:r>
+        <w:rPr>
+          <w:sz w:val="28"/>
+          <w:szCs w:val="28"/>
+        </w:rPr>
+        <w:t>.</w:t>
       </w:r>
     </w:p>
     <w:p>
@@ -352,16 +436,10 @@
           <w:ilvl w:val="0"/>
           <w:numId w:val="0"/>
         </w:numPr>
-        <w:spacing w:before="240" w:after="120"/>
-        <w:keepNext/>
+        <w:spacing w:after="120"/>
       </w:pPr>
       <w:r>
-        <w:rPr>
-          <w:b/>
-          <w:sz w:val="32"/>
-          <w:szCs w:val="32"/>
-        </w:rPr>
-        <w:t xml:space="preserve">13. Grafikus változat elkészítése</w:t>
+        <w:t>13. Grafikus változat elkészítése</w:t>
       </w:r>
     </w:p>
     <w:p>
@@ -369,7 +447,7 @@
         <w:spacing w:after="80"/>
       </w:pPr>
       <w:r>
-        <w:t xml:space="preserve">A grafikus felület specifikációjának (11. heti dokumentum) terveit ebben az iterációban ténylegesen implementáltuk: a meglévő, parancssorra (CLI) épülő rendszerhez Swing-alapú grafikus felhasználói felületet (GUI) készítettünk, megőrizve a régi modell-réteg és a 20 automatizált CLI-teszt teljes körű kompatibilitását. A jelen dokumentum a beadásra felkészített, tömörített forrás és a kapcsolódó leírás: a fájlleltár, a fordítási és telepítési útmutató, a futtatási útmutató, a tagok közötti munkamegosztás és a heti napló.</w:t>
+        <w:t>A grafikus felület specifikációjának (11. heti dokumentum) terveit ebben az iterációban ténylegesen implementáltuk: a meglévő, parancssorra (CLI) épülő rendszerhez Swing-alapú grafikus felhasználói felületet (GUI) készítettünk, megőrizve a régi modell-réteg és a 20 automatizált CLI-teszt teljes körű kompatibilitását. A jelen dokumentum a beadásra felkészített, tömörített forrás és a kapcsolódó leírás: a fájlleltár, a fordítási és telepítési útmutató, a futtatási útmutató, a tagok közötti munkamegosztás és a heti napló.</w:t>
       </w:r>
     </w:p>
     <w:p>
@@ -377,7 +455,7 @@
         <w:spacing w:after="80"/>
       </w:pPr>
       <w:r>
-        <w:t xml:space="preserve">A grafikus változat teljes mértékben a 2. Követelmények c. dokumentum által előírt környezetben fut: a fordításhoz és a futtatáshoz pusztán a kari felhőkép „Windows 10 20H2 – JDK-Eclipse-WSU” sablonjának telepített JDK-ja (javac és java parancsok) szükséges. Külső build keretrendszert (Maven, Gradle stb.) nem használunk; az alábbi szakaszokban közölt build.bat/build.sh, illetve run.bat/run.sh segédszkriptek mind csak ezt a két parancsot hívják.</w:t>
+        <w:t>A grafikus változat teljes mértékben a 2. Követelmények c. dokumentum által előírt környezetben fut: a fordításhoz és a futtatáshoz pusztán a kari felhőkép „Windows 10 20H2 – JDK-Eclipse-WSU” sablonjának telepített JDK-ja (javac és java parancsok) szükséges. Külső build keretrendszert (Maven, Gradle stb.) nem használunk; az alábbi szakaszokban közölt build.bat/build.sh, illetve run.bat/run.sh segédszkriptek mind csak ezt a két parancsot hívják.</w:t>
       </w:r>
     </w:p>
     <w:p>
@@ -387,16 +465,10 @@
           <w:ilvl w:val="0"/>
           <w:numId w:val="0"/>
         </w:numPr>
-        <w:spacing w:before="240" w:after="120"/>
-        <w:keepNext/>
+        <w:spacing w:after="120"/>
       </w:pPr>
       <w:r>
-        <w:rPr>
-          <w:b/>
-          <w:sz w:val="32"/>
-          <w:szCs w:val="32"/>
-        </w:rPr>
-        <w:t xml:space="preserve">13.1 Fájllista</w:t>
+        <w:t>13.1 Fájllista</w:t>
       </w:r>
     </w:p>
     <w:p>
@@ -404,14 +476,12 @@
         <w:spacing w:after="80"/>
       </w:pPr>
       <w:r>
-        <w:t xml:space="preserve">Az alábbi táblázat tartalmazza a forrásfájlok teljes leltárát: relatív útvonal a grafikus/ mappához képest, a fájl mérete byte-ban, az utolsó módosítás időbélyege, valamint egy egysoros összefoglaló a fájl tartalmáról. A táblázat 56 .java fájlt és 4 segédscriptet sorol fel. A fordítás eredménye 78 db .class fájl a bin/ mappában; ezeket nem soroljuk fel külön, mert a build során automatikusan keletkeznek.</w:t>
+        <w:t>Az alábbi táblázat tartalmazza a forrásfájlok teljes leltárát: relatív útvonal a grafikus/ mappához képest, a fájl mérete byte-ban, az utolsó módosítás időbélyege, valamint egy egysoros összefoglaló a fájl tartalmáról. A táblázat 56 .java fájlt és 4 segédscriptet sorol fel. A fordítás eredménye 78 db .class fájl a bin/ mappában; ezeket nem soroljuk fel külön, mert a build során automatikusan keletkeznek.</w:t>
       </w:r>
     </w:p>
     <w:tbl>
       <w:tblPr>
-        <w:tblStyle w:val="TableGrid"/>
         <w:tblW w:w="9000" w:type="dxa"/>
-        <w:tblLayout w:type="fixed"/>
         <w:tblBorders>
           <w:top w:val="single" w:sz="4" w:space="0" w:color="000000"/>
           <w:left w:val="single" w:sz="4" w:space="0" w:color="000000"/>
@@ -420,6 +490,8 @@
           <w:insideH w:val="single" w:sz="4" w:space="0" w:color="000000"/>
           <w:insideV w:val="single" w:sz="4" w:space="0" w:color="000000"/>
         </w:tblBorders>
+        <w:tblLayout w:type="fixed"/>
+        <w:tblLook w:val="04A0" w:firstRow="1" w:lastRow="0" w:firstColumn="1" w:lastColumn="0" w:noHBand="0" w:noVBand="1"/>
       </w:tblPr>
       <w:tblGrid>
         <w:gridCol w:w="4000"/>
@@ -433,6 +505,7 @@
         </w:trPr>
         <w:tc>
           <w:tcPr>
+            <w:tcW w:w="4000" w:type="dxa"/>
             <w:shd w:val="clear" w:color="auto" w:fill="DDDDDD"/>
           </w:tcPr>
           <w:p>
@@ -440,12 +513,13 @@
               <w:rPr>
                 <w:b/>
               </w:rPr>
-              <w:t xml:space="preserve">Fájl neve</w:t>
-            </w:r>
-          </w:p>
-        </w:tc>
-        <w:tc>
-          <w:tcPr>
+              <w:t>Fájl neve</w:t>
+            </w:r>
+          </w:p>
+        </w:tc>
+        <w:tc>
+          <w:tcPr>
+            <w:tcW w:w="900" w:type="dxa"/>
             <w:shd w:val="clear" w:color="auto" w:fill="DDDDDD"/>
           </w:tcPr>
           <w:p>
@@ -453,12 +527,13 @@
               <w:rPr>
                 <w:b/>
               </w:rPr>
-              <w:t xml:space="preserve">Méret (B)</w:t>
-            </w:r>
-          </w:p>
-        </w:tc>
-        <w:tc>
-          <w:tcPr>
+              <w:t>Méret (B)</w:t>
+            </w:r>
+          </w:p>
+        </w:tc>
+        <w:tc>
+          <w:tcPr>
+            <w:tcW w:w="1500" w:type="dxa"/>
             <w:shd w:val="clear" w:color="auto" w:fill="DDDDDD"/>
           </w:tcPr>
           <w:p>
@@ -466,12 +541,13 @@
               <w:rPr>
                 <w:b/>
               </w:rPr>
-              <w:t xml:space="preserve">Keletkezés ideje</w:t>
-            </w:r>
-          </w:p>
-        </w:tc>
-        <w:tc>
-          <w:tcPr>
+              <w:t>Keletkezés ideje</w:t>
+            </w:r>
+          </w:p>
+        </w:tc>
+        <w:tc>
+          <w:tcPr>
+            <w:tcW w:w="2600" w:type="dxa"/>
             <w:shd w:val="clear" w:color="auto" w:fill="DDDDDD"/>
           </w:tcPr>
           <w:p>
@@ -479,2417 +555,3410 @@
               <w:rPr>
                 <w:b/>
               </w:rPr>
-              <w:t xml:space="preserve">Tartalom</w:t>
-            </w:r>
-          </w:p>
-        </w:tc>
-      </w:tr>
-      <w:tr>
-        <w:tc>
-          <w:p>
-            <w:r>
-              <w:t xml:space="preserve">src/cli/CommandParser.java</w:t>
-            </w:r>
-          </w:p>
-        </w:tc>
-        <w:tc>
-          <w:p>
-            <w:r>
-              <w:t xml:space="preserve">2022</w:t>
-            </w:r>
-          </w:p>
-        </w:tc>
-        <w:tc>
-          <w:p>
-            <w:r>
-              <w:t xml:space="preserve">2026-05-21 17:28</w:t>
-            </w:r>
-          </w:p>
-        </w:tc>
-        <w:tc>
-          <w:p>
-            <w:r>
-              <w:t xml:space="preserve">Beolvasasi folyam parser-e; szovegsorokbol ICommand-ot keres es vegrehajtja.</w:t>
-            </w:r>
-          </w:p>
-        </w:tc>
-      </w:tr>
-      <w:tr>
-        <w:tc>
-          <w:p>
-            <w:r>
-              <w:t xml:space="preserve">src/cli/Context.java</w:t>
-            </w:r>
-          </w:p>
-        </w:tc>
-        <w:tc>
-          <w:p>
-            <w:r>
-              <w:t xml:space="preserve">1249</w:t>
-            </w:r>
-          </w:p>
-        </w:tc>
-        <w:tc>
-          <w:p>
-            <w:r>
-              <w:t xml:space="preserve">2026-05-21 17:28</w:t>
-            </w:r>
-          </w:p>
-        </w:tc>
-        <w:tc>
-          <w:p>
-            <w:r>
-              <w:t xml:space="preserve">Globalis statikus referenciatar (ObjectManager, Determinism, GameLogic, parser).</w:t>
-            </w:r>
-          </w:p>
-        </w:tc>
-      </w:tr>
-      <w:tr>
-        <w:tc>
-          <w:p>
-            <w:r>
-              <w:t xml:space="preserve">src/cli/Determinism.java</w:t>
-            </w:r>
-          </w:p>
-        </w:tc>
-        <w:tc>
-          <w:p>
-            <w:r>
-              <w:t xml:space="preserve">3244</w:t>
-            </w:r>
-          </w:p>
-        </w:tc>
-        <w:tc>
-          <w:p>
-            <w:r>
-              <w:t xml:space="preserve">2026-05-21 17:28</w:t>
-            </w:r>
-          </w:p>
-        </w:tc>
-        <w:tc>
-          <w:p>
-            <w:r>
-              <w:t xml:space="preserve">Csuszas-eldonteseket determinisztikussa tevo segedosztaly (random on/off, force_slip).</w:t>
-            </w:r>
-          </w:p>
-        </w:tc>
-      </w:tr>
-      <w:tr>
-        <w:tc>
-          <w:p>
-            <w:r>
-              <w:t xml:space="preserve">src/cli/ICommand.java</w:t>
-            </w:r>
-          </w:p>
-        </w:tc>
-        <w:tc>
-          <w:p>
-            <w:r>
-              <w:t xml:space="preserve">525</w:t>
-            </w:r>
-          </w:p>
-        </w:tc>
-        <w:tc>
-          <w:p>
-            <w:r>
-              <w:t xml:space="preserve">2026-05-21 17:28</w:t>
-            </w:r>
-          </w:p>
-        </w:tc>
-        <w:tc>
-          <w:p>
-            <w:r>
-              <w:t xml:space="preserve">Parancs-interfesz: minden ICommand egyetlen execute(args) metodust valosit meg.</w:t>
-            </w:r>
-          </w:p>
-        </w:tc>
-      </w:tr>
-      <w:tr>
-        <w:tc>
-          <w:p>
-            <w:r>
-              <w:t xml:space="preserve">src/cli/ObjectManager.java</w:t>
-            </w:r>
-          </w:p>
-        </w:tc>
-        <w:tc>
-          <w:p>
-            <w:r>
-              <w:t xml:space="preserve">3411</w:t>
-            </w:r>
-          </w:p>
-        </w:tc>
-        <w:tc>
-          <w:p>
-            <w:r>
-              <w:t xml:space="preserve">2026-05-21 17:28</w:t>
-            </w:r>
-          </w:p>
-        </w:tc>
-        <w:tc>
-          <w:p>
-            <w:r>
-              <w:t xml:space="preserve">ID -&gt; objektum nyilvantarto LinkedHashMap-pel (sorrend-megorzo).</w:t>
-            </w:r>
-          </w:p>
-        </w:tc>
-      </w:tr>
-      <w:tr>
-        <w:tc>
-          <w:p>
-            <w:r>
-              <w:t xml:space="preserve">src/commands/AddToRoadCommand.java</w:t>
-            </w:r>
-          </w:p>
-        </w:tc>
-        <w:tc>
-          <w:p>
-            <w:r>
-              <w:t xml:space="preserve">2167</w:t>
-            </w:r>
-          </w:p>
-        </w:tc>
-        <w:tc>
-          <w:p>
-            <w:r>
-              <w:t xml:space="preserve">2026-05-21 17:28</w:t>
-            </w:r>
-          </w:p>
-        </w:tc>
-        <w:tc>
-          <w:p>
-            <w:r>
-              <w:t xml:space="preserve">add_to_road parancs implementacioja (Lane csatolasa Road-hoz).</w:t>
-            </w:r>
-          </w:p>
-        </w:tc>
-      </w:tr>
-      <w:tr>
-        <w:tc>
-          <w:p>
-            <w:r>
-              <w:t xml:space="preserve">src/commands/BuyCommand.java</w:t>
-            </w:r>
-          </w:p>
-        </w:tc>
-        <w:tc>
-          <w:p>
-            <w:r>
-              <w:t xml:space="preserve">6763</w:t>
-            </w:r>
-          </w:p>
-        </w:tc>
-        <w:tc>
-          <w:p>
-            <w:r>
-              <w:t xml:space="preserve">2026-05-21 17:28</w:t>
-            </w:r>
-          </w:p>
-        </w:tc>
-        <w:tc>
-          <w:p>
-            <w:r>
-              <w:t xml:space="preserve">buy parancs (fej- es uzemanyag-vasarlas) implementacioja.</w:t>
-            </w:r>
-          </w:p>
-        </w:tc>
-      </w:tr>
-      <w:tr>
-        <w:tc>
-          <w:p>
-            <w:r>
-              <w:t xml:space="preserve">src/commands/ConnectFieldsCommand.java</w:t>
-            </w:r>
-          </w:p>
-        </w:tc>
-        <w:tc>
-          <w:p>
-            <w:r>
-              <w:t xml:space="preserve">1638</w:t>
-            </w:r>
-          </w:p>
-        </w:tc>
-        <w:tc>
-          <w:p>
-            <w:r>
-              <w:t xml:space="preserve">2026-05-21 17:28</w:t>
-            </w:r>
-          </w:p>
-        </w:tc>
-        <w:tc>
-          <w:p>
-            <w:r>
-              <w:t xml:space="preserve">connect_fields parancs (ket Field szomszedi rogzitese).</w:t>
-            </w:r>
-          </w:p>
-        </w:tc>
-      </w:tr>
-      <w:tr>
-        <w:tc>
-          <w:p>
-            <w:r>
-              <w:t xml:space="preserve">src/commands/ConnectRoadsCommand.java</w:t>
-            </w:r>
-          </w:p>
-        </w:tc>
-        <w:tc>
-          <w:p>
-            <w:r>
-              <w:t xml:space="preserve">1506</w:t>
-            </w:r>
-          </w:p>
-        </w:tc>
-        <w:tc>
-          <w:p>
-            <w:r>
-              <w:t xml:space="preserve">2026-05-21 17:28</w:t>
-            </w:r>
-          </w:p>
-        </w:tc>
-        <w:tc>
-          <w:p>
-            <w:r>
-              <w:t xml:space="preserve">connect_roads parancs (ket Road start/end osszekotese).</w:t>
-            </w:r>
-          </w:p>
-        </w:tc>
-      </w:tr>
-      <w:tr>
-        <w:tc>
-          <w:p>
-            <w:r>
-              <w:t xml:space="preserve">src/commands/CreateCommand.java</w:t>
-            </w:r>
-          </w:p>
-        </w:tc>
-        <w:tc>
-          <w:p>
-            <w:r>
-              <w:t xml:space="preserve">3657</w:t>
-            </w:r>
-          </w:p>
-        </w:tc>
-        <w:tc>
-          <w:p>
-            <w:r>
-              <w:t xml:space="preserve">2026-05-21 17:28</w:t>
-            </w:r>
-          </w:p>
-        </w:tc>
-        <w:tc>
-          <w:p>
-            <w:r>
-              <w:t xml:space="preserve">create parancs (tipus alapjan uj objektum letrehoz es regisztral).</w:t>
-            </w:r>
-          </w:p>
-        </w:tc>
-      </w:tr>
-      <w:tr>
-        <w:tc>
-          <w:p>
-            <w:r>
-              <w:t xml:space="preserve">src/commands/EquipCommand.java</w:t>
-            </w:r>
-          </w:p>
-        </w:tc>
-        <w:tc>
-          <w:p>
-            <w:r>
-              <w:t xml:space="preserve">2748</w:t>
-            </w:r>
-          </w:p>
-        </w:tc>
-        <w:tc>
-          <w:p>
-            <w:r>
-              <w:t xml:space="preserve">2026-05-21 17:28</w:t>
-            </w:r>
-          </w:p>
-        </w:tc>
-        <w:tc>
-          <w:p>
-            <w:r>
-              <w:t xml:space="preserve">equip parancs (HomeBase-en fejcsere a hokotron).</w:t>
-            </w:r>
-          </w:p>
-        </w:tc>
-      </w:tr>
-      <w:tr>
-        <w:tc>
-          <w:p>
-            <w:r>
-              <w:t xml:space="preserve">src/commands/ExitCommand.java</w:t>
-            </w:r>
-          </w:p>
-        </w:tc>
-        <w:tc>
-          <w:p>
-            <w:r>
-              <w:t xml:space="preserve">408</w:t>
-            </w:r>
-          </w:p>
-        </w:tc>
-        <w:tc>
-          <w:p>
-            <w:r>
-              <w:t xml:space="preserve">2026-05-21 17:28</w:t>
-            </w:r>
-          </w:p>
-        </w:tc>
-        <w:tc>
-          <w:p>
-            <w:r>
-              <w:t xml:space="preserve">exit parancs (a program ertelemszeruen leallasa).</w:t>
-            </w:r>
-          </w:p>
-        </w:tc>
-      </w:tr>
-      <w:tr>
-        <w:tc>
-          <w:p>
-            <w:r>
-              <w:t xml:space="preserve">src/commands/ForceSlipCommand.java</w:t>
-            </w:r>
-          </w:p>
-        </w:tc>
-        <w:tc>
-          <w:p>
-            <w:r>
-              <w:t xml:space="preserve">1206</w:t>
-            </w:r>
-          </w:p>
-        </w:tc>
-        <w:tc>
-          <w:p>
-            <w:r>
-              <w:t xml:space="preserve">2026-05-21 17:28</w:t>
-            </w:r>
-          </w:p>
-        </w:tc>
-        <w:tc>
-          <w:p>
-            <w:r>
-              <w:t xml:space="preserve">force_slip parancs (determinisztikus csuszas eloiras).</w:t>
-            </w:r>
-          </w:p>
-        </w:tc>
-      </w:tr>
-      <w:tr>
-        <w:tc>
-          <w:p>
-            <w:r>
-              <w:t xml:space="preserve">src/commands/ListCommand.java</w:t>
-            </w:r>
-          </w:p>
-        </w:tc>
-        <w:tc>
-          <w:p>
-            <w:r>
-              <w:t xml:space="preserve">1976</w:t>
-            </w:r>
-          </w:p>
-        </w:tc>
-        <w:tc>
-          <w:p>
-            <w:r>
-              <w:t xml:space="preserve">2026-05-21 17:28</w:t>
-            </w:r>
-          </w:p>
-        </w:tc>
-        <w:tc>
-          <w:p>
-            <w:r>
-              <w:t xml:space="preserve">list parancs (adott tipusu objektumok azonositoinak felsorolasa).</w:t>
-            </w:r>
-          </w:p>
-        </w:tc>
-      </w:tr>
-      <w:tr>
-        <w:tc>
-          <w:p>
-            <w:r>
-              <w:t xml:space="preserve">src/commands/LoadCommand.java</w:t>
-            </w:r>
-          </w:p>
-        </w:tc>
-        <w:tc>
-          <w:p>
-            <w:r>
-              <w:t xml:space="preserve">1924</w:t>
-            </w:r>
-          </w:p>
-        </w:tc>
-        <w:tc>
-          <w:p>
-            <w:r>
-              <w:t xml:space="preserve">2026-05-21 17:28</w:t>
-            </w:r>
-          </w:p>
-        </w:tc>
-        <w:tc>
-          <w:p>
-            <w:r>
-              <w:t xml:space="preserve">load parancs (palya-konfig fajl betoltese).</w:t>
-            </w:r>
-          </w:p>
-        </w:tc>
-      </w:tr>
-      <w:tr>
-        <w:tc>
-          <w:p>
-            <w:r>
-              <w:t xml:space="preserve">src/commands/MoveBusCommand.java</w:t>
-            </w:r>
-          </w:p>
-        </w:tc>
-        <w:tc>
-          <w:p>
-            <w:r>
-              <w:t xml:space="preserve">1774</w:t>
-            </w:r>
-          </w:p>
-        </w:tc>
-        <w:tc>
-          <w:p>
-            <w:r>
-              <w:t xml:space="preserve">2026-05-21 17:28</w:t>
-            </w:r>
-          </w:p>
-        </w:tc>
-        <w:tc>
-          <w:p>
-            <w:r>
-              <w:t xml:space="preserve">move_bus parancs (busz mozgatasa egy szomszedos mezore).</w:t>
-            </w:r>
-          </w:p>
-        </w:tc>
-      </w:tr>
-      <w:tr>
-        <w:tc>
-          <w:p>
-            <w:r>
-              <w:t xml:space="preserve">src/commands/MovePlowCommand.java</w:t>
-            </w:r>
-          </w:p>
-        </w:tc>
-        <w:tc>
-          <w:p>
-            <w:r>
-              <w:t xml:space="preserve">1792</w:t>
-            </w:r>
-          </w:p>
-        </w:tc>
-        <w:tc>
-          <w:p>
-            <w:r>
-              <w:t xml:space="preserve">2026-05-21 17:28</w:t>
-            </w:r>
-          </w:p>
-        </w:tc>
-        <w:tc>
-          <w:p>
-            <w:r>
-              <w:t xml:space="preserve">move_plow parancs (hokotro mozgatasa egy szomszedos mezore).</w:t>
-            </w:r>
-          </w:p>
-        </w:tc>
-      </w:tr>
-      <w:tr>
-        <w:tc>
-          <w:p>
-            <w:r>
-              <w:t xml:space="preserve">src/commands/NextTurnCommand.java</w:t>
-            </w:r>
-          </w:p>
-        </w:tc>
-        <w:tc>
-          <w:p>
-            <w:r>
-              <w:t xml:space="preserve">2167</w:t>
-            </w:r>
-          </w:p>
-        </w:tc>
-        <w:tc>
-          <w:p>
-            <w:r>
-              <w:t xml:space="preserve">2026-05-21 17:28</w:t>
-            </w:r>
-          </w:p>
-        </w:tc>
-        <w:tc>
-          <w:p>
-            <w:r>
-              <w:t xml:space="preserve">next_turn parancs (ido leptetese, ho hullas, jarmuvek mozgatasa).</w:t>
-            </w:r>
-          </w:p>
-        </w:tc>
-      </w:tr>
-      <w:tr>
-        <w:tc>
-          <w:p>
-            <w:r>
-              <w:t xml:space="preserve">src/commands/RandomCommand.java</w:t>
-            </w:r>
-          </w:p>
-        </w:tc>
-        <w:tc>
-          <w:p>
-            <w:r>
-              <w:t xml:space="preserve">1105</w:t>
-            </w:r>
-          </w:p>
-        </w:tc>
-        <w:tc>
-          <w:p>
-            <w:r>
-              <w:t xml:space="preserve">2026-05-21 17:28</w:t>
-            </w:r>
-          </w:p>
-        </w:tc>
-        <w:tc>
-          <w:p>
-            <w:r>
-              <w:t xml:space="preserve">random parancs (a Determinism kapcsolasa on/off-ra).</w:t>
-            </w:r>
-          </w:p>
-        </w:tc>
-      </w:tr>
-      <w:tr>
-        <w:tc>
-          <w:p>
-            <w:r>
-              <w:t xml:space="preserve">src/commands/SaveCommand.java</w:t>
-            </w:r>
-          </w:p>
-        </w:tc>
-        <w:tc>
-          <w:p>
-            <w:r>
-              <w:t xml:space="preserve">6940</w:t>
-            </w:r>
-          </w:p>
-        </w:tc>
-        <w:tc>
-          <w:p>
-            <w:r>
-              <w:t xml:space="preserve">2026-05-21 17:28</w:t>
-            </w:r>
-          </w:p>
-        </w:tc>
-        <w:tc>
-          <w:p>
-            <w:r>
-              <w:t xml:space="preserve">save parancs (memoriakep szovegfajlba kiirasa).</w:t>
-            </w:r>
-          </w:p>
-        </w:tc>
-      </w:tr>
-      <w:tr>
-        <w:tc>
-          <w:p>
-            <w:r>
-              <w:t xml:space="preserve">src/commands/SetLaneStateCommand.java</w:t>
-            </w:r>
-          </w:p>
-        </w:tc>
-        <w:tc>
-          <w:p>
-            <w:r>
-              <w:t xml:space="preserve">1637</w:t>
-            </w:r>
-          </w:p>
-        </w:tc>
-        <w:tc>
-          <w:p>
-            <w:r>
-              <w:t xml:space="preserve">2026-05-21 17:28</w:t>
-            </w:r>
-          </w:p>
-        </w:tc>
-        <w:tc>
-          <w:p>
-            <w:r>
-              <w:t xml:space="preserve">set_lane_state parancs (Lane attribut direkt beallitas).</w:t>
-            </w:r>
-          </w:p>
-        </w:tc>
-      </w:tr>
-      <w:tr>
-        <w:tc>
-          <w:p>
-            <w:r>
-              <w:t xml:space="preserve">src/commands/SetMoneyCommand.java</w:t>
-            </w:r>
-          </w:p>
-        </w:tc>
-        <w:tc>
-          <w:p>
-            <w:r>
-              <w:t xml:space="preserve">1263</w:t>
-            </w:r>
-          </w:p>
-        </w:tc>
-        <w:tc>
-          <w:p>
-            <w:r>
-              <w:t xml:space="preserve">2026-05-21 17:28</w:t>
-            </w:r>
-          </w:p>
-        </w:tc>
-        <w:tc>
-          <w:p>
-            <w:r>
-              <w:t xml:space="preserve">set_money parancs (Player penzkeszlet direkt beallitas).</w:t>
-            </w:r>
-          </w:p>
-        </w:tc>
-      </w:tr>
-      <w:tr>
-        <w:tc>
-          <w:p>
-            <w:r>
-              <w:t xml:space="preserve">src/commands/SetRoadLengthCommand.java</w:t>
-            </w:r>
-          </w:p>
-        </w:tc>
-        <w:tc>
-          <w:p>
-            <w:r>
-              <w:t xml:space="preserve">1177</w:t>
-            </w:r>
-          </w:p>
-        </w:tc>
-        <w:tc>
-          <w:p>
-            <w:r>
-              <w:t xml:space="preserve">2026-05-21 17:28</w:t>
-            </w:r>
-          </w:p>
-        </w:tc>
-        <w:tc>
-          <w:p>
-            <w:r>
-              <w:t xml:space="preserve">set_road_length parancs (Road hossz direkt beallitas).</w:t>
-            </w:r>
-          </w:p>
-        </w:tc>
-      </w:tr>
-      <w:tr>
-        <w:tc>
-          <w:p>
-            <w:r>
-              <w:t xml:space="preserve">src/commands/SetSaltEffectCommand.java</w:t>
-            </w:r>
-          </w:p>
-        </w:tc>
-        <w:tc>
-          <w:p>
-            <w:r>
-              <w:t xml:space="preserve">1377</w:t>
-            </w:r>
-          </w:p>
-        </w:tc>
-        <w:tc>
-          <w:p>
-            <w:r>
-              <w:t xml:space="preserve">2026-05-21 17:28</w:t>
-            </w:r>
-          </w:p>
-        </w:tc>
-        <w:tc>
-          <w:p>
-            <w:r>
-              <w:t xml:space="preserve">set_salt_effect parancs (Lane sohatas direkt beallitas).</w:t>
-            </w:r>
-          </w:p>
-        </w:tc>
-      </w:tr>
-      <w:tr>
-        <w:tc>
-          <w:p>
-            <w:r>
-              <w:t xml:space="preserve">src/commands/SetScoreCommand.java</w:t>
-            </w:r>
-          </w:p>
-        </w:tc>
-        <w:tc>
-          <w:p>
-            <w:r>
-              <w:t xml:space="preserve">1111</w:t>
-            </w:r>
-          </w:p>
-        </w:tc>
-        <w:tc>
-          <w:p>
-            <w:r>
-              <w:t xml:space="preserve">2026-05-21 17:28</w:t>
-            </w:r>
-          </w:p>
-        </w:tc>
-        <w:tc>
-          <w:p>
-            <w:r>
-              <w:t xml:space="preserve">set_score parancs (Player pontszam direkt beallitas).</w:t>
-            </w:r>
-          </w:p>
-        </w:tc>
-      </w:tr>
-      <w:tr>
-        <w:tc>
-          <w:p>
-            <w:r>
-              <w:t xml:space="preserve">src/commands/SpawnCommand.java</w:t>
-            </w:r>
-          </w:p>
-        </w:tc>
-        <w:tc>
-          <w:p>
-            <w:r>
-              <w:t xml:space="preserve">5940</w:t>
-            </w:r>
-          </w:p>
-        </w:tc>
-        <w:tc>
-          <w:p>
-            <w:r>
-              <w:t xml:space="preserve">2026-05-21 17:28</w:t>
-            </w:r>
-          </w:p>
-        </w:tc>
-        <w:tc>
-          <w:p>
-            <w:r>
-              <w:t xml:space="preserve">spawn parancs (Car/Bus/SnowPlow letrehozasa es elhelyezese).</w:t>
-            </w:r>
-          </w:p>
-        </w:tc>
-      </w:tr>
-      <w:tr>
-        <w:tc>
-          <w:p>
-            <w:r>
-              <w:t xml:space="preserve">src/commands/StatCommand.java</w:t>
-            </w:r>
-          </w:p>
-        </w:tc>
-        <w:tc>
-          <w:p>
-            <w:r>
-              <w:t xml:space="preserve">6237</w:t>
-            </w:r>
-          </w:p>
-        </w:tc>
-        <w:tc>
-          <w:p>
-            <w:r>
-              <w:t xml:space="preserve">2026-05-21 17:28</w:t>
-            </w:r>
-          </w:p>
-        </w:tc>
-        <w:tc>
-          <w:p>
-            <w:r>
-              <w:t xml:space="preserve">stat parancs (adott objektum belso allapotanak kiirasa [STATE] formaban).</w:t>
-            </w:r>
-          </w:p>
-        </w:tc>
-      </w:tr>
-      <w:tr>
-        <w:tc>
-          <w:p>
-            <w:r>
-              <w:t xml:space="preserve">src/controller/ActionMode.java</w:t>
-            </w:r>
-          </w:p>
-        </w:tc>
-        <w:tc>
-          <w:p>
-            <w:r>
-              <w:t xml:space="preserve">592</w:t>
-            </w:r>
-          </w:p>
-        </w:tc>
-        <w:tc>
-          <w:p>
-            <w:r>
-              <w:t xml:space="preserve">2026-05-21 17:35</w:t>
-            </w:r>
-          </w:p>
-        </w:tc>
-        <w:tc>
-          <w:p>
-            <w:r>
-              <w:t xml:space="preserve">Akcio-mod enum (NONE, MOVE) (UJ).</w:t>
-            </w:r>
-          </w:p>
-        </w:tc>
-      </w:tr>
-      <w:tr>
-        <w:tc>
-          <w:p>
-            <w:r>
-              <w:t xml:space="preserve">src/controller/CommandBridge.java</w:t>
-            </w:r>
-          </w:p>
-        </w:tc>
-        <w:tc>
-          <w:p>
-            <w:r>
-              <w:t xml:space="preserve">4586</w:t>
-            </w:r>
-          </w:p>
-        </w:tc>
-        <w:tc>
-          <w:p>
-            <w:r>
-              <w:t xml:space="preserve">2026-05-21 17:35</w:t>
-            </w:r>
-          </w:p>
-        </w:tc>
-        <w:tc>
-          <w:p>
-            <w:r>
-              <w:t xml:space="preserve">GUI -&gt; CommandParser bridge: hivasok parancsstringgé alakitasa (UJ).</w:t>
-            </w:r>
-          </w:p>
-        </w:tc>
-      </w:tr>
-      <w:tr>
-        <w:tc>
-          <w:p>
-            <w:r>
-              <w:t xml:space="preserve">src/controller/InputController.java</w:t>
-            </w:r>
-          </w:p>
-        </w:tc>
-        <w:tc>
-          <w:p>
-            <w:r>
-              <w:t xml:space="preserve">6303</w:t>
-            </w:r>
-          </w:p>
-        </w:tc>
-        <w:tc>
-          <w:p>
-            <w:r>
-              <w:t xml:space="preserve">2026-05-21 17:42</w:t>
-            </w:r>
-          </w:p>
-        </w:tc>
-        <w:tc>
-          <w:p>
-            <w:r>
-              <w:t xml:space="preserve">Egér- es billentyu-esemenyek kezeloje (MouseListener+KeyListener) (UJ).</w:t>
-            </w:r>
-          </w:p>
-        </w:tc>
-      </w:tr>
-      <w:tr>
-        <w:tc>
-          <w:p>
-            <w:r>
-              <w:t xml:space="preserve">src/controller/ViewBinder.java</w:t>
-            </w:r>
-          </w:p>
-        </w:tc>
-        <w:tc>
-          <w:p>
-            <w:r>
-              <w:t xml:space="preserve">4384</w:t>
-            </w:r>
-          </w:p>
-        </w:tc>
-        <w:tc>
-          <w:p>
-            <w:r>
-              <w:t xml:space="preserve">2026-05-21 17:43</w:t>
-            </w:r>
-          </w:p>
-        </w:tc>
-        <w:tc>
-          <w:p>
-            <w:r>
-              <w:t xml:space="preserve">Load utan view-k osszerendelese a modellel; observer kapcsolat felvetel (UJ).</w:t>
-            </w:r>
-          </w:p>
-        </w:tc>
-      </w:tr>
-      <w:tr>
-        <w:tc>
-          <w:p>
-            <w:r>
-              <w:t xml:space="preserve">src/io/OutputFormatter.java</w:t>
-            </w:r>
-          </w:p>
-        </w:tc>
-        <w:tc>
-          <w:p>
-            <w:r>
-              <w:t xml:space="preserve">2465</w:t>
-            </w:r>
-          </w:p>
-        </w:tc>
-        <w:tc>
-          <w:p>
-            <w:r>
-              <w:t xml:space="preserve">2026-05-21 17:28</w:t>
-            </w:r>
-          </w:p>
-        </w:tc>
-        <w:tc>
-          <w:p>
-            <w:r>
-              <w:t xml:space="preserve">Egyseges kimenet-formazas [SUCCESS]/[ERROR]/[EVENT]/[STATE]/[LIST] elotagokkal.</w:t>
-            </w:r>
-          </w:p>
-        </w:tc>
-      </w:tr>
-      <w:tr>
-        <w:tc>
-          <w:p>
-            <w:r>
-              <w:t xml:space="preserve">src/main/MainApp.java</w:t>
-            </w:r>
-          </w:p>
-        </w:tc>
-        <w:tc>
-          <w:p>
-            <w:r>
-              <w:t xml:space="preserve">5667</w:t>
-            </w:r>
-          </w:p>
-        </w:tc>
-        <w:tc>
-          <w:p>
-            <w:r>
-              <w:t xml:space="preserve">2026-05-21 17:44</w:t>
-            </w:r>
-          </w:p>
-        </w:tc>
-        <w:tc>
-          <w:p>
-            <w:r>
-              <w:t xml:space="preserve">Grafikus alkalmazas belepesi pontja (Swing event dispatch thread inditasa).</w:t>
-            </w:r>
-          </w:p>
-        </w:tc>
-      </w:tr>
-      <w:tr>
-        <w:tc>
-          <w:p>
-            <w:r>
-              <w:t xml:space="preserve">src/main/ProtoApp.java</w:t>
-            </w:r>
-          </w:p>
-        </w:tc>
-        <w:tc>
-          <w:p>
-            <w:r>
-              <w:t xml:space="preserve">3676</w:t>
-            </w:r>
-          </w:p>
-        </w:tc>
-        <w:tc>
-          <w:p>
-            <w:r>
-              <w:t xml:space="preserve">2026-05-21 17:28</w:t>
-            </w:r>
-          </w:p>
-        </w:tc>
-        <w:tc>
-          <w:p>
-            <w:r>
-              <w:t xml:space="preserve">Console-mod belepesi pontja (Standard Input parancs-feldolgozas, CLI-tesztek).</w:t>
-            </w:r>
-          </w:p>
-        </w:tc>
-      </w:tr>
-      <w:tr>
-        <w:tc>
-          <w:p>
-            <w:r>
-              <w:t xml:space="preserve">src/model/Building.java</w:t>
-            </w:r>
-          </w:p>
-        </w:tc>
-        <w:tc>
-          <w:p>
-            <w:r>
-              <w:t xml:space="preserve">1402</w:t>
-            </w:r>
-          </w:p>
-        </w:tc>
-        <w:tc>
-          <w:p>
-            <w:r>
-              <w:t xml:space="preserve">2026-05-21 17:33</w:t>
-            </w:r>
-          </w:p>
-        </w:tc>
-        <w:tc>
-          <w:p>
-            <w:r>
-              <w:t xml:space="preserve">Epulet absztrakt ososztaly (Field implementacio, Observable mellek-os).</w:t>
-            </w:r>
-          </w:p>
-        </w:tc>
-      </w:tr>
-      <w:tr>
-        <w:tc>
-          <w:p>
-            <w:r>
-              <w:t xml:space="preserve">src/model/Bus.java</w:t>
-            </w:r>
-          </w:p>
-        </w:tc>
-        <w:tc>
-          <w:p>
-            <w:r>
-              <w:t xml:space="preserve">3809</w:t>
-            </w:r>
-          </w:p>
-        </w:tc>
-        <w:tc>
-          <w:p>
-            <w:r>
-              <w:t xml:space="preserve">2026-05-21 17:31</w:t>
-            </w:r>
-          </w:p>
-        </w:tc>
-        <w:tc>
-          <w:p>
-            <w:r>
-              <w:t xml:space="preserve">Busz jarmu (move/slip/collide-tal, notifyObservers-szel).</w:t>
-            </w:r>
-          </w:p>
-        </w:tc>
-      </w:tr>
-      <w:tr>
-        <w:tc>
-          <w:p>
-            <w:r>
-              <w:t xml:space="preserve">src/model/BusDriver.java</w:t>
-            </w:r>
-          </w:p>
-        </w:tc>
-        <w:tc>
-          <w:p>
-            <w:r>
-              <w:t xml:space="preserve">1064</w:t>
-            </w:r>
-          </w:p>
-        </w:tc>
-        <w:tc>
-          <w:p>
-            <w:r>
-              <w:t xml:space="preserve">2026-05-21 17:28</w:t>
-            </w:r>
-          </w:p>
-        </w:tc>
-        <w:tc>
-          <w:p>
-            <w:r>
-              <w:t xml:space="preserve">Buszvezeto jatekos (completedRounds szamlalassal).</w:t>
-            </w:r>
-          </w:p>
-        </w:tc>
-      </w:tr>
-      <w:tr>
-        <w:tc>
-          <w:p>
-            <w:r>
-              <w:t xml:space="preserve">src/model/Car.java</w:t>
-            </w:r>
-          </w:p>
-        </w:tc>
-        <w:tc>
-          <w:p>
-            <w:r>
-              <w:t xml:space="preserve">5497</w:t>
-            </w:r>
-          </w:p>
-        </w:tc>
-        <w:tc>
-          <w:p>
-            <w:r>
-              <w:t xml:space="preserve">2026-05-21 17:31</w:t>
-            </w:r>
-          </w:p>
-        </w:tc>
-        <w:tc>
-          <w:p>
-            <w:r>
-              <w:t xml:space="preserve">Varoslakok automatizalt autoja (path-finding, slip, collide).</w:t>
-            </w:r>
-          </w:p>
-        </w:tc>
-      </w:tr>
-      <w:tr>
-        <w:tc>
-          <w:p>
-            <w:r>
-              <w:t xml:space="preserve">src/model/Cleaner.java</w:t>
-            </w:r>
-          </w:p>
-        </w:tc>
-        <w:tc>
-          <w:p>
-            <w:r>
-              <w:t xml:space="preserve">1890</w:t>
-            </w:r>
-          </w:p>
-        </w:tc>
-        <w:tc>
-          <w:p>
-            <w:r>
-              <w:t xml:space="preserve">2026-05-21 17:32</w:t>
-            </w:r>
-          </w:p>
-        </w:tc>
-        <w:tc>
-          <w:p>
-            <w:r>
-              <w:t xml:space="preserve">Hokotrot iranyito jatekos (addMoney, controlledPlows).</w:t>
-            </w:r>
-          </w:p>
-        </w:tc>
-      </w:tr>
-      <w:tr>
-        <w:tc>
-          <w:p>
-            <w:r>
-              <w:t xml:space="preserve">src/model/CleanerHead.java</w:t>
-            </w:r>
-          </w:p>
-        </w:tc>
-        <w:tc>
-          <w:p>
-            <w:r>
-              <w:t xml:space="preserve">1081</w:t>
-            </w:r>
-          </w:p>
-        </w:tc>
-        <w:tc>
-          <w:p>
-            <w:r>
-              <w:t xml:space="preserve">2026-05-21 17:28</w:t>
-            </w:r>
-          </w:p>
-        </w:tc>
-        <w:tc>
-          <w:p>
-            <w:r>
-              <w:t xml:space="preserve">Hokotrora szerelheto fejek absztrakt ososztalya.</w:t>
-            </w:r>
-          </w:p>
-        </w:tc>
-      </w:tr>
-      <w:tr>
-        <w:tc>
-          <w:p>
-            <w:r>
-              <w:t xml:space="preserve">src/model/DragonHead.java</w:t>
-            </w:r>
-          </w:p>
-        </w:tc>
-        <w:tc>
-          <w:p>
-            <w:r>
-              <w:t xml:space="preserve">1401</w:t>
-            </w:r>
-          </w:p>
-        </w:tc>
-        <w:tc>
-          <w:p>
-            <w:r>
-              <w:t xml:space="preserve">2026-05-21 17:28</w:t>
-            </w:r>
-          </w:p>
-        </w:tc>
-        <w:tc>
-          <w:p>
-            <w:r>
-              <w:t xml:space="preserve">Dragon (jegolvaszto biokerozin-fej) implementacioja.</w:t>
-            </w:r>
-          </w:p>
-        </w:tc>
-      </w:tr>
-      <w:tr>
-        <w:tc>
-          <w:p>
-            <w:r>
-              <w:t xml:space="preserve">src/model/Field.java</w:t>
-            </w:r>
-          </w:p>
-        </w:tc>
-        <w:tc>
-          <w:p>
-            <w:r>
-              <w:t xml:space="preserve">987</w:t>
-            </w:r>
-          </w:p>
-        </w:tc>
-        <w:tc>
-          <w:p>
-            <w:r>
-              <w:t xml:space="preserve">2026-05-21 17:28</w:t>
-            </w:r>
-          </w:p>
-        </w:tc>
-        <w:tc>
-          <w:p>
-            <w:r>
-              <w:t xml:space="preserve">Pilyaelem-interfesz (accept/remove/getNeighbors).</w:t>
-            </w:r>
-          </w:p>
-        </w:tc>
-      </w:tr>
-      <w:tr>
-        <w:tc>
-          <w:p>
-            <w:r>
-              <w:t xml:space="preserve">src/model/GameLogic.java</w:t>
-            </w:r>
-          </w:p>
-        </w:tc>
-        <w:tc>
-          <w:p>
-            <w:r>
-              <w:t xml:space="preserve">3579</w:t>
-            </w:r>
-          </w:p>
-        </w:tc>
-        <w:tc>
-          <w:p>
-            <w:r>
-              <w:t xml:space="preserve">2026-05-21 17:32</w:t>
-            </w:r>
-          </w:p>
-        </w:tc>
-        <w:tc>
-          <w:p>
-            <w:r>
-              <w:t xml:space="preserve">Jatekmenet vezerlo (advanceTurn, endGame, players, vehicles).</w:t>
-            </w:r>
-          </w:p>
-        </w:tc>
-      </w:tr>
-      <w:tr>
-        <w:tc>
-          <w:p>
-            <w:r>
-              <w:t xml:space="preserve">src/model/GeneralBuilding.java</w:t>
-            </w:r>
-          </w:p>
-        </w:tc>
-        <w:tc>
-          <w:p>
-            <w:r>
-              <w:t xml:space="preserve">469</w:t>
-            </w:r>
-          </w:p>
-        </w:tc>
-        <w:tc>
-          <w:p>
-            <w:r>
-              <w:t xml:space="preserve">2026-05-21 17:28</w:t>
-            </w:r>
-          </w:p>
-        </w:tc>
-        <w:tc>
-          <w:p>
-            <w:r>
-              <w:t xml:space="preserve">Altalanos (semleges) epulet.</w:t>
-            </w:r>
-          </w:p>
-        </w:tc>
-      </w:tr>
-      <w:tr>
-        <w:tc>
-          <w:p>
-            <w:r>
-              <w:t xml:space="preserve">src/model/GravelHead.java</w:t>
-            </w:r>
-          </w:p>
-        </w:tc>
-        <w:tc>
-          <w:p>
-            <w:r>
-              <w:t xml:space="preserve">1592</w:t>
-            </w:r>
-          </w:p>
-        </w:tc>
-        <w:tc>
-          <w:p>
-            <w:r>
-              <w:t xml:space="preserve">2026-05-21 17:28</w:t>
-            </w:r>
-          </w:p>
-        </w:tc>
-        <w:tc>
-          <w:p>
-            <w:r>
-              <w:t xml:space="preserve">Zuzalek-szoro fej implementacioja.</w:t>
-            </w:r>
-          </w:p>
-        </w:tc>
-      </w:tr>
-      <w:tr>
-        <w:tc>
-          <w:p>
-            <w:r>
-              <w:t xml:space="preserve">src/model/HomeBase.java</w:t>
-            </w:r>
-          </w:p>
-        </w:tc>
-        <w:tc>
-          <w:p>
-            <w:r>
-              <w:t xml:space="preserve">3467</w:t>
-            </w:r>
-          </w:p>
-        </w:tc>
-        <w:tc>
-          <w:p>
-            <w:r>
-              <w:t xml:space="preserve">2026-05-21 17:33</w:t>
-            </w:r>
-          </w:p>
-        </w:tc>
-        <w:tc>
-          <w:p>
-            <w:r>
-              <w:t xml:space="preserve">Hokotro-telephely (IntegratedMarket-tel, dock-mechanizmussal).</w:t>
-            </w:r>
-          </w:p>
-        </w:tc>
-      </w:tr>
-      <w:tr>
-        <w:tc>
-          <w:p>
-            <w:r>
-              <w:t xml:space="preserve">src/model/IcebreakerHead.java</w:t>
-            </w:r>
-          </w:p>
-        </w:tc>
-        <w:tc>
-          <w:p>
-            <w:r>
-              <w:t xml:space="preserve">850</w:t>
-            </w:r>
-          </w:p>
-        </w:tc>
-        <w:tc>
-          <w:p>
-            <w:r>
-              <w:t xml:space="preserve">2026-05-21 17:28</w:t>
-            </w:r>
-          </w:p>
-        </w:tc>
-        <w:tc>
-          <w:p>
-            <w:r>
-              <w:t xml:space="preserve">Jegtoro fej (jegpancel feltorese).</w:t>
-            </w:r>
-          </w:p>
-        </w:tc>
-      </w:tr>
-      <w:tr>
-        <w:tc>
-          <w:p>
-            <w:r>
-              <w:t xml:space="preserve">src/model/IntegratedMarket.java</w:t>
-            </w:r>
-          </w:p>
-        </w:tc>
-        <w:tc>
-          <w:p>
-            <w:r>
-              <w:t xml:space="preserve">1515</w:t>
-            </w:r>
-          </w:p>
-        </w:tc>
-        <w:tc>
-          <w:p>
-            <w:r>
-              <w:t xml:space="preserve">2026-05-21 17:34</w:t>
-            </w:r>
-          </w:p>
-        </w:tc>
-        <w:tc>
-          <w:p>
-            <w:r>
-              <w:t xml:space="preserve">HomeBase-en levo bolt (IPurchasable termekekkel, vasarlas-tranzakcio).</w:t>
-            </w:r>
-          </w:p>
-        </w:tc>
-      </w:tr>
-      <w:tr>
-        <w:tc>
-          <w:p>
-            <w:r>
-              <w:t xml:space="preserve">src/model/IObserver.java</w:t>
-            </w:r>
-          </w:p>
-        </w:tc>
-        <w:tc>
-          <w:p>
-            <w:r>
-              <w:t xml:space="preserve">856</w:t>
-            </w:r>
-          </w:p>
-        </w:tc>
-        <w:tc>
-          <w:p>
-            <w:r>
-              <w:t xml:space="preserve">2026-05-21 17:28</w:t>
-            </w:r>
-          </w:p>
-        </w:tc>
-        <w:tc>
-          <w:p>
-            <w:r>
-              <w:t xml:space="preserve">Observer interfesz az allapotvaltozas-figyeleshez (UJ).</w:t>
-            </w:r>
-          </w:p>
-        </w:tc>
-      </w:tr>
-      <w:tr>
-        <w:tc>
-          <w:p>
-            <w:r>
-              <w:t xml:space="preserve">src/model/IPurchasable.java</w:t>
-            </w:r>
-          </w:p>
-        </w:tc>
-        <w:tc>
-          <w:p>
-            <w:r>
-              <w:t xml:space="preserve">721</w:t>
-            </w:r>
-          </w:p>
-        </w:tc>
-        <w:tc>
-          <w:p>
-            <w:r>
-              <w:t xml:space="preserve">2026-05-21 17:28</w:t>
-            </w:r>
-          </w:p>
-        </w:tc>
-        <w:tc>
-          <w:p>
-            <w:r>
-              <w:t xml:space="preserve">Megvasarolhato objektumok interfesze (price, name).</w:t>
-            </w:r>
-          </w:p>
-        </w:tc>
-      </w:tr>
-      <w:tr>
-        <w:tc>
-          <w:p>
-            <w:r>
-              <w:t xml:space="preserve">src/model/Lane.java</w:t>
-            </w:r>
-          </w:p>
-        </w:tc>
-        <w:tc>
-          <w:p>
-            <w:r>
-              <w:t xml:space="preserve">7339</w:t>
-            </w:r>
-          </w:p>
-        </w:tc>
-        <w:tc>
-          <w:p>
-            <w:r>
-              <w:t xml:space="preserve">2026-05-21 17:30</w:t>
-            </w:r>
-          </w:p>
-        </w:tc>
-        <w:tc>
-          <w:p>
-            <w:r>
-              <w:t xml:space="preserve">Forgalmi sav (snow/ice/gravel/saltEffect/blocked allapotokkal, vehicles).</w:t>
-            </w:r>
-          </w:p>
-        </w:tc>
-      </w:tr>
-      <w:tr>
-        <w:tc>
-          <w:p>
-            <w:r>
-              <w:t xml:space="preserve">src/model/Map.java</w:t>
-            </w:r>
-          </w:p>
-        </w:tc>
-        <w:tc>
-          <w:p>
-            <w:r>
-              <w:t xml:space="preserve">3005</w:t>
-            </w:r>
-          </w:p>
-        </w:tc>
-        <w:tc>
-          <w:p>
-            <w:r>
-              <w:t xml:space="preserve">2026-05-21 17:28</w:t>
-            </w:r>
-          </w:p>
-        </w:tc>
-        <w:tc>
-          <w:p>
-            <w:r>
-              <w:t xml:space="preserve">Uthalozat-graf (BFS findShortestPath, koronkenti snow()).</w:t>
-            </w:r>
-          </w:p>
-        </w:tc>
-      </w:tr>
-      <w:tr>
-        <w:tc>
-          <w:p>
-            <w:r>
-              <w:t xml:space="preserve">src/model/Observable.java</w:t>
-            </w:r>
-          </w:p>
-        </w:tc>
-        <w:tc>
-          <w:p>
-            <w:r>
-              <w:t xml:space="preserve">1944</w:t>
-            </w:r>
-          </w:p>
-        </w:tc>
-        <w:tc>
-          <w:p>
-            <w:r>
-              <w:t xml:space="preserve">2026-05-21 17:29</w:t>
-            </w:r>
-          </w:p>
-        </w:tc>
-        <w:tc>
-          <w:p>
-            <w:r>
-              <w:t xml:space="preserve">Observable absztrakt ososztaly addObserver/removeObserver/notifyObservers-szel (UJ).</w:t>
-            </w:r>
-          </w:p>
-        </w:tc>
-      </w:tr>
-      <w:tr>
-        <w:tc>
-          <w:p>
-            <w:r>
-              <w:t xml:space="preserve">src/model/Player.java</w:t>
-            </w:r>
-          </w:p>
-        </w:tc>
-        <w:tc>
-          <w:p>
-            <w:r>
-              <w:t xml:space="preserve">1555</w:t>
-            </w:r>
-          </w:p>
-        </w:tc>
-        <w:tc>
-          <w:p>
-            <w:r>
-              <w:t xml:space="preserve">2026-05-21 17:32</w:t>
-            </w:r>
-          </w:p>
-        </w:tc>
-        <w:tc>
-          <w:p>
-            <w:r>
-              <w:t xml:space="preserve">Jatekos absztrakt ososztaly (name, money, score, addMoney, addScore).</w:t>
-            </w:r>
-          </w:p>
-        </w:tc>
-      </w:tr>
-      <w:tr>
-        <w:tc>
-          <w:p>
-            <w:r>
-              <w:t xml:space="preserve">src/model/Road.java</w:t>
-            </w:r>
-          </w:p>
-        </w:tc>
-        <w:tc>
-          <w:p>
-            <w:r>
-              <w:t xml:space="preserve">3039</w:t>
-            </w:r>
-          </w:p>
-        </w:tc>
-        <w:tc>
-          <w:p>
-            <w:r>
-              <w:t xml:space="preserve">2026-05-21 17:28</w:t>
-            </w:r>
-          </w:p>
-        </w:tc>
-        <w:tc>
-          <w:p>
-            <w:r>
-              <w:t xml:space="preserve">Ut konteneri csomopont (forwardLanes, backwardLanes, buildings).</w:t>
-            </w:r>
-          </w:p>
-        </w:tc>
-      </w:tr>
-      <w:tr>
-        <w:tc>
-          <w:p>
-            <w:r>
-              <w:t xml:space="preserve">src/model/SaltHead.java</w:t>
-            </w:r>
-          </w:p>
-        </w:tc>
-        <w:tc>
-          <w:p>
-            <w:r>
-              <w:t xml:space="preserve">1600</w:t>
-            </w:r>
-          </w:p>
-        </w:tc>
-        <w:tc>
-          <w:p>
-            <w:r>
-              <w:t xml:space="preserve">2026-05-21 17:28</w:t>
-            </w:r>
-          </w:p>
-        </w:tc>
-        <w:tc>
-          <w:p>
-            <w:r>
-              <w:t xml:space="preserve">Sohinto fej (sohatas a savon).</w:t>
-            </w:r>
-          </w:p>
-        </w:tc>
-      </w:tr>
-      <w:tr>
-        <w:tc>
-          <w:p>
-            <w:r>
-              <w:t xml:space="preserve">src/model/SnowPlow.java</w:t>
-            </w:r>
-          </w:p>
-        </w:tc>
-        <w:tc>
-          <w:p>
-            <w:r>
-              <w:t xml:space="preserve">3193</w:t>
-            </w:r>
-          </w:p>
-        </w:tc>
-        <w:tc>
-          <w:p>
-            <w:r>
-              <w:t xml:space="preserve">2026-05-21 17:31</w:t>
-            </w:r>
-          </w:p>
-        </w:tc>
-        <w:tc>
-          <w:p>
-            <w:r>
-              <w:t xml:space="preserve">Hokotro jarmu (attachments, activeHead, move + cleanCurrentLane).</w:t>
-            </w:r>
-          </w:p>
-        </w:tc>
-      </w:tr>
-      <w:tr>
-        <w:tc>
-          <w:p>
-            <w:r>
-              <w:t xml:space="preserve">src/model/SweepHead.java</w:t>
-            </w:r>
-          </w:p>
-        </w:tc>
-        <w:tc>
-          <w:p>
-            <w:r>
-              <w:t xml:space="preserve">1384</w:t>
-            </w:r>
-          </w:p>
-        </w:tc>
-        <w:tc>
-          <w:p>
-            <w:r>
-              <w:t xml:space="preserve">2026-05-21 17:28</w:t>
-            </w:r>
-          </w:p>
-        </w:tc>
-        <w:tc>
-          <w:p>
-            <w:r>
-              <w:t xml:space="preserve">Sopro fej (alap-tisztito).</w:t>
-            </w:r>
-          </w:p>
-        </w:tc>
-      </w:tr>
-      <w:tr>
-        <w:tc>
-          <w:p>
-            <w:r>
-              <w:t xml:space="preserve">src/model/Terminal.java</w:t>
-            </w:r>
-          </w:p>
-        </w:tc>
-        <w:tc>
-          <w:p>
-            <w:r>
-              <w:t xml:space="preserve">1555</w:t>
-            </w:r>
-          </w:p>
-        </w:tc>
-        <w:tc>
-          <w:p>
-            <w:r>
-              <w:t xml:space="preserve">2026-05-21 17:28</w:t>
-            </w:r>
-          </w:p>
-        </w:tc>
-        <w:tc>
-          <w:p>
-            <w:r>
-              <w:t xml:space="preserve">Buszvegallomas (Building, registerArrival a buszra).</w:t>
-            </w:r>
-          </w:p>
-        </w:tc>
-      </w:tr>
-      <w:tr>
-        <w:tc>
-          <w:p>
-            <w:r>
-              <w:t xml:space="preserve">src/model/ThrowerHead.java</w:t>
-            </w:r>
-          </w:p>
-        </w:tc>
-        <w:tc>
-          <w:p>
-            <w:r>
-              <w:t xml:space="preserve">1066</w:t>
-            </w:r>
-          </w:p>
-        </w:tc>
-        <w:tc>
-          <w:p>
-            <w:r>
-              <w:t xml:space="preserve">2026-05-21 17:28</w:t>
-            </w:r>
-          </w:p>
-        </w:tc>
-        <w:tc>
-          <w:p>
-            <w:r>
-              <w:t xml:space="preserve">Hokido fej (kupacba dobas).</w:t>
-            </w:r>
-          </w:p>
-        </w:tc>
-      </w:tr>
-      <w:tr>
-        <w:tc>
-          <w:p>
-            <w:r>
-              <w:t xml:space="preserve">src/model/Vehicle.java</w:t>
-            </w:r>
-          </w:p>
-        </w:tc>
-        <w:tc>
-          <w:p>
-            <w:r>
-              <w:t xml:space="preserve">1639</w:t>
-            </w:r>
-          </w:p>
-        </w:tc>
-        <w:tc>
-          <w:p>
-            <w:r>
-              <w:t xml:space="preserve">2026-05-21 17:30</w:t>
-            </w:r>
-          </w:p>
-        </w:tc>
-        <w:tc>
-          <w:p>
-            <w:r>
-              <w:t xml:space="preserve">Jarmu absztrakt ososztaly (currentField, nextField, move, slip, collide).</w:t>
-            </w:r>
-          </w:p>
-        </w:tc>
-      </w:tr>
-      <w:tr>
-        <w:tc>
-          <w:p>
-            <w:r>
-              <w:t xml:space="preserve">src/view/ActionPanel.java</w:t>
-            </w:r>
-          </w:p>
-        </w:tc>
-        <w:tc>
-          <w:p>
-            <w:r>
-              <w:t xml:space="preserve">6020</w:t>
-            </w:r>
-          </w:p>
-        </w:tc>
-        <w:tc>
-          <w:p>
-            <w:r>
-              <w:t xml:space="preserve">2026-05-21 17:41</w:t>
-            </w:r>
-          </w:p>
-        </w:tc>
-        <w:tc>
-          <w:p>
-            <w:r>
-              <w:t xml:space="preserve">Also akcio-toolbar (Move/Buy/Equip/Next/Save/Stat) (UJ).</w:t>
-            </w:r>
-          </w:p>
-        </w:tc>
-      </w:tr>
-      <w:tr>
-        <w:tc>
-          <w:p>
-            <w:r>
-              <w:t xml:space="preserve">src/view/BuildingView.java</w:t>
-            </w:r>
-          </w:p>
-        </w:tc>
-        <w:tc>
-          <w:p>
-            <w:r>
-              <w:t xml:space="preserve">2841</w:t>
-            </w:r>
-          </w:p>
-        </w:tc>
-        <w:tc>
-          <w:p>
-            <w:r>
-              <w:t xml:space="preserve">2026-05-21 17:38</w:t>
-            </w:r>
-          </w:p>
-        </w:tc>
-        <w:tc>
-          <w:p>
-            <w:r>
-              <w:t xml:space="preserve">Altalanos epulet/HomeBase/Terminal megjelenitese (UJ).</w:t>
-            </w:r>
-          </w:p>
-        </w:tc>
-      </w:tr>
-      <w:tr>
-        <w:tc>
-          <w:p>
-            <w:r>
-              <w:t xml:space="preserve">src/view/BusView.java</w:t>
-            </w:r>
-          </w:p>
-        </w:tc>
-        <w:tc>
-          <w:p>
-            <w:r>
-              <w:t xml:space="preserve">1903</w:t>
-            </w:r>
-          </w:p>
-        </w:tc>
-        <w:tc>
-          <w:p>
-            <w:r>
-              <w:t xml:space="preserve">2026-05-21 17:38</w:t>
-            </w:r>
-          </w:p>
-        </w:tc>
-        <w:tc>
-          <w:p>
-            <w:r>
-              <w:t xml:space="preserve">Busz megjelenitese (sarga teglalap, B betuvel) (UJ).</w:t>
-            </w:r>
-          </w:p>
-        </w:tc>
-      </w:tr>
-      <w:tr>
-        <w:tc>
-          <w:p>
-            <w:r>
-              <w:t xml:space="preserve">src/view/CarView.java</w:t>
-            </w:r>
-          </w:p>
-        </w:tc>
-        <w:tc>
-          <w:p>
-            <w:r>
-              <w:t xml:space="preserve">1432</w:t>
-            </w:r>
-          </w:p>
-        </w:tc>
-        <w:tc>
-          <w:p>
-            <w:r>
-              <w:t xml:space="preserve">2026-05-21 17:38</w:t>
-            </w:r>
-          </w:p>
-        </w:tc>
-        <w:tc>
-          <w:p>
-            <w:r>
-              <w:t xml:space="preserve">Auto megjelenitese (kek negyzet, C betuvel) (UJ).</w:t>
-            </w:r>
-          </w:p>
-        </w:tc>
-      </w:tr>
-      <w:tr>
-        <w:tc>
-          <w:p>
-            <w:r>
-              <w:t xml:space="preserve">src/view/EndGameDialog.java</w:t>
-            </w:r>
-          </w:p>
-        </w:tc>
-        <w:tc>
-          <w:p>
-            <w:r>
-              <w:t xml:space="preserve">2603</w:t>
-            </w:r>
-          </w:p>
-        </w:tc>
-        <w:tc>
-          <w:p>
-            <w:r>
-              <w:t xml:space="preserve">2026-05-21 17:42</w:t>
-            </w:r>
-          </w:p>
-        </w:tc>
-        <w:tc>
-          <w:p>
-            <w:r>
-              <w:t xml:space="preserve">Jatek-vegen megjeleno eredmenytabla dialog (UJ).</w:t>
-            </w:r>
-          </w:p>
-        </w:tc>
-      </w:tr>
-      <w:tr>
-        <w:tc>
-          <w:p>
-            <w:r>
-              <w:t xml:space="preserve">src/view/FieldView.java</w:t>
-            </w:r>
-          </w:p>
-        </w:tc>
-        <w:tc>
-          <w:p>
-            <w:r>
-              <w:t xml:space="preserve">2741</w:t>
-            </w:r>
-          </w:p>
-        </w:tc>
-        <w:tc>
-          <w:p>
-            <w:r>
-              <w:t xml:space="preserve">2026-05-21 17:37</w:t>
-            </w:r>
-          </w:p>
-        </w:tc>
-        <w:tc>
-          <w:p>
-            <w:r>
-              <w:t xml:space="preserve">Mezo-nezetek absztrakt ososztalya (IObserver) (UJ).</w:t>
-            </w:r>
-          </w:p>
-        </w:tc>
-      </w:tr>
-      <w:tr>
-        <w:tc>
-          <w:p>
-            <w:r>
-              <w:t xml:space="preserve">src/view/GamePanel.java</w:t>
-            </w:r>
-          </w:p>
-        </w:tc>
-        <w:tc>
-          <w:p>
-            <w:r>
-              <w:t xml:space="preserve">7481</w:t>
-            </w:r>
-          </w:p>
-        </w:tc>
-        <w:tc>
-          <w:p>
-            <w:r>
-              <w:t xml:space="preserve">2026-05-21 17:39</w:t>
-            </w:r>
-          </w:p>
-        </w:tc>
-        <w:tc>
-          <w:p>
-            <w:r>
-              <w:t xml:space="preserve">Pilya rajzfelulete (paintComponent + selection overlay) (UJ).</w:t>
-            </w:r>
-          </w:p>
-        </w:tc>
-      </w:tr>
-      <w:tr>
-        <w:tc>
-          <w:p>
-            <w:r>
-              <w:t xml:space="preserve">src/view/GameRenderer.java</w:t>
-            </w:r>
-          </w:p>
-        </w:tc>
-        <w:tc>
-          <w:p>
-            <w:r>
-              <w:t xml:space="preserve">2544</w:t>
-            </w:r>
-          </w:p>
-        </w:tc>
-        <w:tc>
-          <w:p>
-            <w:r>
-              <w:t xml:space="preserve">2026-05-21 17:36</w:t>
-            </w:r>
-          </w:p>
-        </w:tc>
-        <w:tc>
-          <w:p>
-            <w:r>
-              <w:t xml:space="preserve">Renderer: regisztralt view-ket sorrendben rajzolja (UJ).</w:t>
-            </w:r>
-          </w:p>
-        </w:tc>
-      </w:tr>
-      <w:tr>
-        <w:tc>
-          <w:p>
-            <w:r>
-              <w:t xml:space="preserve">src/view/HUDPanel.java</w:t>
-            </w:r>
-          </w:p>
-        </w:tc>
-        <w:tc>
-          <w:p>
-            <w:r>
-              <w:t xml:space="preserve">5270</w:t>
-            </w:r>
-          </w:p>
-        </w:tc>
-        <w:tc>
-          <w:p>
-            <w:r>
-              <w:t xml:space="preserve">2026-05-21 17:40</w:t>
-            </w:r>
-          </w:p>
-        </w:tc>
-        <w:tc>
-          <w:p>
-            <w:r>
-              <w:t xml:space="preserve">Jobb oldali status-panel (kor/penz/pont/fej/tank) (UJ).</w:t>
-            </w:r>
-          </w:p>
-        </w:tc>
-      </w:tr>
-      <w:tr>
-        <w:tc>
-          <w:p>
-            <w:r>
-              <w:t xml:space="preserve">src/view/LaneView.java</w:t>
-            </w:r>
-          </w:p>
-        </w:tc>
-        <w:tc>
-          <w:p>
-            <w:r>
-              <w:t xml:space="preserve">3462</w:t>
-            </w:r>
-          </w:p>
-        </w:tc>
-        <w:tc>
-          <w:p>
-            <w:r>
-              <w:t xml:space="preserve">2026-05-21 17:37</w:t>
-            </w:r>
-          </w:p>
-        </w:tc>
-        <w:tc>
-          <w:p>
-            <w:r>
-              <w:t xml:space="preserve">Sav megjelenitese (ho/jeg/zuzalek/so overlay-ekkel) (UJ).</w:t>
-            </w:r>
-          </w:p>
-        </w:tc>
-      </w:tr>
-      <w:tr>
-        <w:tc>
-          <w:p>
-            <w:r>
-              <w:t xml:space="preserve">src/view/MainWindow.java</w:t>
-            </w:r>
-          </w:p>
-        </w:tc>
-        <w:tc>
-          <w:p>
-            <w:r>
-              <w:t xml:space="preserve">10237</w:t>
-            </w:r>
-          </w:p>
-        </w:tc>
-        <w:tc>
-          <w:p>
-            <w:r>
-              <w:t xml:space="preserve">2026-05-21 17:44</w:t>
-            </w:r>
-          </w:p>
-        </w:tc>
-        <w:tc>
-          <w:p>
-            <w:r>
-              <w:t xml:space="preserve">Foablak (JFrame), menusor, layout (UJ).</w:t>
-            </w:r>
-          </w:p>
-        </w:tc>
-      </w:tr>
-      <w:tr>
-        <w:tc>
-          <w:p>
-            <w:r>
-              <w:t xml:space="preserve">src/view/MapLayout.java</w:t>
-            </w:r>
-          </w:p>
-        </w:tc>
-        <w:tc>
-          <w:p>
-            <w:r>
-              <w:t xml:space="preserve">4517</w:t>
-            </w:r>
-          </w:p>
-        </w:tc>
-        <w:tc>
-          <w:p>
-            <w:r>
-              <w:t xml:space="preserve">2026-05-21 17:36</w:t>
-            </w:r>
-          </w:p>
-        </w:tc>
-        <w:tc>
-          <w:p>
-            <w:r>
-              <w:t xml:space="preserve">Mezo-kepernyo-koordinata szotara (autoLayout) (UJ).</w:t>
-            </w:r>
-          </w:p>
-        </w:tc>
-      </w:tr>
-      <w:tr>
-        <w:tc>
-          <w:p>
-            <w:r>
-              <w:t xml:space="preserve">src/view/MarketDialog.java</w:t>
-            </w:r>
-          </w:p>
-        </w:tc>
-        <w:tc>
-          <w:p>
-            <w:r>
-              <w:t xml:space="preserve">7530</w:t>
-            </w:r>
-          </w:p>
-        </w:tc>
-        <w:tc>
-          <w:p>
-            <w:r>
-              <w:t xml:space="preserve">2026-05-21 17:42</w:t>
-            </w:r>
-          </w:p>
-        </w:tc>
-        <w:tc>
-          <w:p>
-            <w:r>
-              <w:t xml:space="preserve">HomeBase-en valo vasarlas modal dialog (UJ).</w:t>
-            </w:r>
-          </w:p>
-        </w:tc>
-      </w:tr>
-      <w:tr>
-        <w:tc>
-          <w:p>
-            <w:r>
-              <w:t xml:space="preserve">src/view/SnowPlowView.java</w:t>
-            </w:r>
-          </w:p>
-        </w:tc>
-        <w:tc>
-          <w:p>
-            <w:r>
-              <w:t xml:space="preserve">2473</w:t>
-            </w:r>
-          </w:p>
-        </w:tc>
-        <w:tc>
-          <w:p>
-            <w:r>
-              <w:t xml:space="preserve">2026-05-21 17:39</w:t>
-            </w:r>
-          </w:p>
-        </w:tc>
-        <w:tc>
-          <w:p>
-            <w:r>
-              <w:t xml:space="preserve">Hokotro megjelenitese (piros tank, aktiv fej kod) (UJ).</w:t>
-            </w:r>
-          </w:p>
-        </w:tc>
-      </w:tr>
-      <w:tr>
-        <w:tc>
-          <w:p>
-            <w:r>
-              <w:t xml:space="preserve">src/view/VehicleView.java</w:t>
-            </w:r>
-          </w:p>
-        </w:tc>
-        <w:tc>
-          <w:p>
-            <w:r>
-              <w:t xml:space="preserve">3327</w:t>
-            </w:r>
-          </w:p>
-        </w:tc>
-        <w:tc>
-          <w:p>
-            <w:r>
-              <w:t xml:space="preserve">2026-05-21 17:38</w:t>
-            </w:r>
-          </w:p>
-        </w:tc>
-        <w:tc>
-          <w:p>
-            <w:r>
-              <w:t xml:space="preserve">Jarmu-nezetek absztrakt ososztalya (IObserver) (UJ).</w:t>
-            </w:r>
-          </w:p>
-        </w:tc>
-      </w:tr>
-      <w:tr>
-        <w:tc>
-          <w:p>
-            <w:r>
-              <w:t xml:space="preserve">build.bat</w:t>
-            </w:r>
-          </w:p>
-        </w:tc>
-        <w:tc>
-          <w:p>
-            <w:r>
-              <w:t xml:space="preserve">670</w:t>
-            </w:r>
-          </w:p>
-        </w:tc>
-        <w:tc>
-          <w:p>
-            <w:r>
-              <w:t xml:space="preserve">2026-05-21 17:46</w:t>
-            </w:r>
-          </w:p>
-        </w:tc>
-        <w:tc>
-          <w:p>
-            <w:r>
-              <w:t xml:space="preserve">Windows build script (javac -d bin -encoding UTF-8 @sources.txt).</w:t>
-            </w:r>
-          </w:p>
-        </w:tc>
-      </w:tr>
-      <w:tr>
-        <w:tc>
-          <w:p>
-            <w:r>
-              <w:t xml:space="preserve">build.sh</w:t>
-            </w:r>
-          </w:p>
-        </w:tc>
-        <w:tc>
-          <w:p>
-            <w:r>
-              <w:t xml:space="preserve">558</w:t>
-            </w:r>
-          </w:p>
-        </w:tc>
-        <w:tc>
-          <w:p>
-            <w:r>
-              <w:t xml:space="preserve">2026-05-21 17:46</w:t>
-            </w:r>
-          </w:p>
-        </w:tc>
-        <w:tc>
-          <w:p>
-            <w:r>
-              <w:t xml:space="preserve">Linux/Mac build script (find + javac).</w:t>
-            </w:r>
-          </w:p>
-        </w:tc>
-      </w:tr>
-      <w:tr>
-        <w:tc>
-          <w:p>
-            <w:r>
-              <w:t xml:space="preserve">run.bat</w:t>
-            </w:r>
-          </w:p>
-        </w:tc>
-        <w:tc>
-          <w:p>
-            <w:r>
-              <w:t xml:space="preserve">181</w:t>
-            </w:r>
-          </w:p>
-        </w:tc>
-        <w:tc>
-          <w:p>
-            <w:r>
-              <w:t xml:space="preserve">2026-05-21 17:46</w:t>
-            </w:r>
-          </w:p>
-        </w:tc>
-        <w:tc>
-          <w:p>
-            <w:r>
-              <w:t xml:space="preserve">Windows futtato script (java -cp bin main.MainApp [config]).</w:t>
-            </w:r>
-          </w:p>
-        </w:tc>
-      </w:tr>
-      <w:tr>
-        <w:tc>
-          <w:p>
-            <w:r>
-              <w:t xml:space="preserve">run.sh</w:t>
-            </w:r>
-          </w:p>
-        </w:tc>
-        <w:tc>
-          <w:p>
-            <w:r>
-              <w:t xml:space="preserve">179</w:t>
-            </w:r>
-          </w:p>
-        </w:tc>
-        <w:tc>
-          <w:p>
-            <w:r>
-              <w:t xml:space="preserve">2026-05-21 17:46</w:t>
-            </w:r>
-          </w:p>
-        </w:tc>
-        <w:tc>
-          <w:p>
-            <w:r>
-              <w:t xml:space="preserve">Linux/Mac futtato script.</w:t>
+              <w:t>Tartalom</w:t>
+            </w:r>
+          </w:p>
+        </w:tc>
+      </w:tr>
+      <w:tr>
+        <w:tc>
+          <w:tcPr>
+            <w:tcW w:w="4000" w:type="dxa"/>
+          </w:tcPr>
+          <w:p>
+            <w:r>
+              <w:t>src/cli/CommandParser.java</w:t>
+            </w:r>
+          </w:p>
+        </w:tc>
+        <w:tc>
+          <w:tcPr>
+            <w:tcW w:w="900" w:type="dxa"/>
+          </w:tcPr>
+          <w:p>
+            <w:r>
+              <w:t>2022</w:t>
+            </w:r>
+          </w:p>
+        </w:tc>
+        <w:tc>
+          <w:tcPr>
+            <w:tcW w:w="1500" w:type="dxa"/>
+          </w:tcPr>
+          <w:p>
+            <w:r>
+              <w:t>2026-05-21 17:28</w:t>
+            </w:r>
+          </w:p>
+        </w:tc>
+        <w:tc>
+          <w:tcPr>
+            <w:tcW w:w="2600" w:type="dxa"/>
+          </w:tcPr>
+          <w:p>
+            <w:r>
+              <w:t>Beolvasasi folyam parser-e; szovegsorokbol ICommand-ot keres es vegrehajtja.</w:t>
+            </w:r>
+          </w:p>
+        </w:tc>
+      </w:tr>
+      <w:tr>
+        <w:tc>
+          <w:tcPr>
+            <w:tcW w:w="4000" w:type="dxa"/>
+          </w:tcPr>
+          <w:p>
+            <w:r>
+              <w:t>src/cli/Context.java</w:t>
+            </w:r>
+          </w:p>
+        </w:tc>
+        <w:tc>
+          <w:tcPr>
+            <w:tcW w:w="900" w:type="dxa"/>
+          </w:tcPr>
+          <w:p>
+            <w:r>
+              <w:t>1249</w:t>
+            </w:r>
+          </w:p>
+        </w:tc>
+        <w:tc>
+          <w:tcPr>
+            <w:tcW w:w="1500" w:type="dxa"/>
+          </w:tcPr>
+          <w:p>
+            <w:r>
+              <w:t>2026-05-21 17:28</w:t>
+            </w:r>
+          </w:p>
+        </w:tc>
+        <w:tc>
+          <w:tcPr>
+            <w:tcW w:w="2600" w:type="dxa"/>
+          </w:tcPr>
+          <w:p>
+            <w:r>
+              <w:t>Globalis statikus referenciatar (ObjectManager, Determinism, GameLogic, parser).</w:t>
+            </w:r>
+          </w:p>
+        </w:tc>
+      </w:tr>
+      <w:tr>
+        <w:tc>
+          <w:tcPr>
+            <w:tcW w:w="4000" w:type="dxa"/>
+          </w:tcPr>
+          <w:p>
+            <w:r>
+              <w:t>src/cli/Determinism.java</w:t>
+            </w:r>
+          </w:p>
+        </w:tc>
+        <w:tc>
+          <w:tcPr>
+            <w:tcW w:w="900" w:type="dxa"/>
+          </w:tcPr>
+          <w:p>
+            <w:r>
+              <w:t>3244</w:t>
+            </w:r>
+          </w:p>
+        </w:tc>
+        <w:tc>
+          <w:tcPr>
+            <w:tcW w:w="1500" w:type="dxa"/>
+          </w:tcPr>
+          <w:p>
+            <w:r>
+              <w:t>2026-05-21 17:28</w:t>
+            </w:r>
+          </w:p>
+        </w:tc>
+        <w:tc>
+          <w:tcPr>
+            <w:tcW w:w="2600" w:type="dxa"/>
+          </w:tcPr>
+          <w:p>
+            <w:r>
+              <w:t>Csuszas-eldonteseket determinisztikussa tevo segedosztaly (random on/off, force_slip).</w:t>
+            </w:r>
+          </w:p>
+        </w:tc>
+      </w:tr>
+      <w:tr>
+        <w:tc>
+          <w:tcPr>
+            <w:tcW w:w="4000" w:type="dxa"/>
+          </w:tcPr>
+          <w:p>
+            <w:r>
+              <w:t>src/cli/ICommand.java</w:t>
+            </w:r>
+          </w:p>
+        </w:tc>
+        <w:tc>
+          <w:tcPr>
+            <w:tcW w:w="900" w:type="dxa"/>
+          </w:tcPr>
+          <w:p>
+            <w:r>
+              <w:t>525</w:t>
+            </w:r>
+          </w:p>
+        </w:tc>
+        <w:tc>
+          <w:tcPr>
+            <w:tcW w:w="1500" w:type="dxa"/>
+          </w:tcPr>
+          <w:p>
+            <w:r>
+              <w:t>2026-05-21 17:28</w:t>
+            </w:r>
+          </w:p>
+        </w:tc>
+        <w:tc>
+          <w:tcPr>
+            <w:tcW w:w="2600" w:type="dxa"/>
+          </w:tcPr>
+          <w:p>
+            <w:r>
+              <w:t>Parancs-interfesz: minden ICommand egyetlen execute(args) metodust valosit meg.</w:t>
+            </w:r>
+          </w:p>
+        </w:tc>
+      </w:tr>
+      <w:tr>
+        <w:tc>
+          <w:tcPr>
+            <w:tcW w:w="4000" w:type="dxa"/>
+          </w:tcPr>
+          <w:p>
+            <w:r>
+              <w:t>src/cli/ObjectManager.java</w:t>
+            </w:r>
+          </w:p>
+        </w:tc>
+        <w:tc>
+          <w:tcPr>
+            <w:tcW w:w="900" w:type="dxa"/>
+          </w:tcPr>
+          <w:p>
+            <w:r>
+              <w:t>3411</w:t>
+            </w:r>
+          </w:p>
+        </w:tc>
+        <w:tc>
+          <w:tcPr>
+            <w:tcW w:w="1500" w:type="dxa"/>
+          </w:tcPr>
+          <w:p>
+            <w:r>
+              <w:t>2026-05-21 17:28</w:t>
+            </w:r>
+          </w:p>
+        </w:tc>
+        <w:tc>
+          <w:tcPr>
+            <w:tcW w:w="2600" w:type="dxa"/>
+          </w:tcPr>
+          <w:p>
+            <w:r>
+              <w:t>ID -&gt; objektum nyilvantarto LinkedHashMap-pel (sorrend-megorzo).</w:t>
+            </w:r>
+          </w:p>
+        </w:tc>
+      </w:tr>
+      <w:tr>
+        <w:tc>
+          <w:tcPr>
+            <w:tcW w:w="4000" w:type="dxa"/>
+          </w:tcPr>
+          <w:p>
+            <w:r>
+              <w:t>src/commands/AddToRoadCommand.java</w:t>
+            </w:r>
+          </w:p>
+        </w:tc>
+        <w:tc>
+          <w:tcPr>
+            <w:tcW w:w="900" w:type="dxa"/>
+          </w:tcPr>
+          <w:p>
+            <w:r>
+              <w:t>2167</w:t>
+            </w:r>
+          </w:p>
+        </w:tc>
+        <w:tc>
+          <w:tcPr>
+            <w:tcW w:w="1500" w:type="dxa"/>
+          </w:tcPr>
+          <w:p>
+            <w:r>
+              <w:t>2026-05-21 17:28</w:t>
+            </w:r>
+          </w:p>
+        </w:tc>
+        <w:tc>
+          <w:tcPr>
+            <w:tcW w:w="2600" w:type="dxa"/>
+          </w:tcPr>
+          <w:p>
+            <w:r>
+              <w:t>add_to_road parancs implementacioja (Lane csatolasa Road-hoz).</w:t>
+            </w:r>
+          </w:p>
+        </w:tc>
+      </w:tr>
+      <w:tr>
+        <w:tc>
+          <w:tcPr>
+            <w:tcW w:w="4000" w:type="dxa"/>
+          </w:tcPr>
+          <w:p>
+            <w:r>
+              <w:lastRenderedPageBreak/>
+              <w:t>src/commands/BuyCommand.java</w:t>
+            </w:r>
+          </w:p>
+        </w:tc>
+        <w:tc>
+          <w:tcPr>
+            <w:tcW w:w="900" w:type="dxa"/>
+          </w:tcPr>
+          <w:p>
+            <w:r>
+              <w:t>6763</w:t>
+            </w:r>
+          </w:p>
+        </w:tc>
+        <w:tc>
+          <w:tcPr>
+            <w:tcW w:w="1500" w:type="dxa"/>
+          </w:tcPr>
+          <w:p>
+            <w:r>
+              <w:t>2026-05-21 17:28</w:t>
+            </w:r>
+          </w:p>
+        </w:tc>
+        <w:tc>
+          <w:tcPr>
+            <w:tcW w:w="2600" w:type="dxa"/>
+          </w:tcPr>
+          <w:p>
+            <w:r>
+              <w:t>buy parancs (fej- es uzemanyag-vasarlas) implementacioja.</w:t>
+            </w:r>
+          </w:p>
+        </w:tc>
+      </w:tr>
+      <w:tr>
+        <w:tc>
+          <w:tcPr>
+            <w:tcW w:w="4000" w:type="dxa"/>
+          </w:tcPr>
+          <w:p>
+            <w:r>
+              <w:t>src/commands/ConnectFieldsCommand.java</w:t>
+            </w:r>
+          </w:p>
+        </w:tc>
+        <w:tc>
+          <w:tcPr>
+            <w:tcW w:w="900" w:type="dxa"/>
+          </w:tcPr>
+          <w:p>
+            <w:r>
+              <w:t>1638</w:t>
+            </w:r>
+          </w:p>
+        </w:tc>
+        <w:tc>
+          <w:tcPr>
+            <w:tcW w:w="1500" w:type="dxa"/>
+          </w:tcPr>
+          <w:p>
+            <w:r>
+              <w:t>2026-05-21 17:28</w:t>
+            </w:r>
+          </w:p>
+        </w:tc>
+        <w:tc>
+          <w:tcPr>
+            <w:tcW w:w="2600" w:type="dxa"/>
+          </w:tcPr>
+          <w:p>
+            <w:r>
+              <w:t>connect_fields parancs (ket Field szomszedi rogzitese).</w:t>
+            </w:r>
+          </w:p>
+        </w:tc>
+      </w:tr>
+      <w:tr>
+        <w:tc>
+          <w:tcPr>
+            <w:tcW w:w="4000" w:type="dxa"/>
+          </w:tcPr>
+          <w:p>
+            <w:r>
+              <w:t>src/commands/ConnectRoadsCommand.java</w:t>
+            </w:r>
+          </w:p>
+        </w:tc>
+        <w:tc>
+          <w:tcPr>
+            <w:tcW w:w="900" w:type="dxa"/>
+          </w:tcPr>
+          <w:p>
+            <w:r>
+              <w:t>1506</w:t>
+            </w:r>
+          </w:p>
+        </w:tc>
+        <w:tc>
+          <w:tcPr>
+            <w:tcW w:w="1500" w:type="dxa"/>
+          </w:tcPr>
+          <w:p>
+            <w:r>
+              <w:t>2026-05-21 17:28</w:t>
+            </w:r>
+          </w:p>
+        </w:tc>
+        <w:tc>
+          <w:tcPr>
+            <w:tcW w:w="2600" w:type="dxa"/>
+          </w:tcPr>
+          <w:p>
+            <w:r>
+              <w:t>connect_roads parancs (ket Road start/end osszekotese).</w:t>
+            </w:r>
+          </w:p>
+        </w:tc>
+      </w:tr>
+      <w:tr>
+        <w:tc>
+          <w:tcPr>
+            <w:tcW w:w="4000" w:type="dxa"/>
+          </w:tcPr>
+          <w:p>
+            <w:r>
+              <w:t>src/commands/CreateCommand.java</w:t>
+            </w:r>
+          </w:p>
+        </w:tc>
+        <w:tc>
+          <w:tcPr>
+            <w:tcW w:w="900" w:type="dxa"/>
+          </w:tcPr>
+          <w:p>
+            <w:r>
+              <w:t>3657</w:t>
+            </w:r>
+          </w:p>
+        </w:tc>
+        <w:tc>
+          <w:tcPr>
+            <w:tcW w:w="1500" w:type="dxa"/>
+          </w:tcPr>
+          <w:p>
+            <w:r>
+              <w:t>2026-05-21 17:28</w:t>
+            </w:r>
+          </w:p>
+        </w:tc>
+        <w:tc>
+          <w:tcPr>
+            <w:tcW w:w="2600" w:type="dxa"/>
+          </w:tcPr>
+          <w:p>
+            <w:r>
+              <w:t>create parancs (tipus alapjan uj objektum letrehoz es regisztral).</w:t>
+            </w:r>
+          </w:p>
+        </w:tc>
+      </w:tr>
+      <w:tr>
+        <w:tc>
+          <w:tcPr>
+            <w:tcW w:w="4000" w:type="dxa"/>
+          </w:tcPr>
+          <w:p>
+            <w:r>
+              <w:t>src/commands/EquipCommand.java</w:t>
+            </w:r>
+          </w:p>
+        </w:tc>
+        <w:tc>
+          <w:tcPr>
+            <w:tcW w:w="900" w:type="dxa"/>
+          </w:tcPr>
+          <w:p>
+            <w:r>
+              <w:t>2748</w:t>
+            </w:r>
+          </w:p>
+        </w:tc>
+        <w:tc>
+          <w:tcPr>
+            <w:tcW w:w="1500" w:type="dxa"/>
+          </w:tcPr>
+          <w:p>
+            <w:r>
+              <w:t>2026-05-21 17:28</w:t>
+            </w:r>
+          </w:p>
+        </w:tc>
+        <w:tc>
+          <w:tcPr>
+            <w:tcW w:w="2600" w:type="dxa"/>
+          </w:tcPr>
+          <w:p>
+            <w:r>
+              <w:t>equip parancs (HomeBase-en fejcsere a hokotron).</w:t>
+            </w:r>
+          </w:p>
+        </w:tc>
+      </w:tr>
+      <w:tr>
+        <w:tc>
+          <w:tcPr>
+            <w:tcW w:w="4000" w:type="dxa"/>
+          </w:tcPr>
+          <w:p>
+            <w:r>
+              <w:t>src/commands/ExitCommand.java</w:t>
+            </w:r>
+          </w:p>
+        </w:tc>
+        <w:tc>
+          <w:tcPr>
+            <w:tcW w:w="900" w:type="dxa"/>
+          </w:tcPr>
+          <w:p>
+            <w:r>
+              <w:t>408</w:t>
+            </w:r>
+          </w:p>
+        </w:tc>
+        <w:tc>
+          <w:tcPr>
+            <w:tcW w:w="1500" w:type="dxa"/>
+          </w:tcPr>
+          <w:p>
+            <w:r>
+              <w:t>2026-05-21 17:28</w:t>
+            </w:r>
+          </w:p>
+        </w:tc>
+        <w:tc>
+          <w:tcPr>
+            <w:tcW w:w="2600" w:type="dxa"/>
+          </w:tcPr>
+          <w:p>
+            <w:r>
+              <w:t>exit parancs (a program ertelemszeruen leallasa).</w:t>
+            </w:r>
+          </w:p>
+        </w:tc>
+      </w:tr>
+      <w:tr>
+        <w:tc>
+          <w:tcPr>
+            <w:tcW w:w="4000" w:type="dxa"/>
+          </w:tcPr>
+          <w:p>
+            <w:r>
+              <w:t>src/commands/ForceSlipCommand.java</w:t>
+            </w:r>
+          </w:p>
+        </w:tc>
+        <w:tc>
+          <w:tcPr>
+            <w:tcW w:w="900" w:type="dxa"/>
+          </w:tcPr>
+          <w:p>
+            <w:r>
+              <w:t>1206</w:t>
+            </w:r>
+          </w:p>
+        </w:tc>
+        <w:tc>
+          <w:tcPr>
+            <w:tcW w:w="1500" w:type="dxa"/>
+          </w:tcPr>
+          <w:p>
+            <w:r>
+              <w:t>2026-05-21 17:28</w:t>
+            </w:r>
+          </w:p>
+        </w:tc>
+        <w:tc>
+          <w:tcPr>
+            <w:tcW w:w="2600" w:type="dxa"/>
+          </w:tcPr>
+          <w:p>
+            <w:r>
+              <w:t>force_slip parancs (determinisztikus csuszas eloiras).</w:t>
+            </w:r>
+          </w:p>
+        </w:tc>
+      </w:tr>
+      <w:tr>
+        <w:tc>
+          <w:tcPr>
+            <w:tcW w:w="4000" w:type="dxa"/>
+          </w:tcPr>
+          <w:p>
+            <w:r>
+              <w:t>src/commands/ListCommand.java</w:t>
+            </w:r>
+          </w:p>
+        </w:tc>
+        <w:tc>
+          <w:tcPr>
+            <w:tcW w:w="900" w:type="dxa"/>
+          </w:tcPr>
+          <w:p>
+            <w:r>
+              <w:t>1976</w:t>
+            </w:r>
+          </w:p>
+        </w:tc>
+        <w:tc>
+          <w:tcPr>
+            <w:tcW w:w="1500" w:type="dxa"/>
+          </w:tcPr>
+          <w:p>
+            <w:r>
+              <w:t>2026-05-21 17:28</w:t>
+            </w:r>
+          </w:p>
+        </w:tc>
+        <w:tc>
+          <w:tcPr>
+            <w:tcW w:w="2600" w:type="dxa"/>
+          </w:tcPr>
+          <w:p>
+            <w:r>
+              <w:t>list parancs (adott tipusu objektumok azonositoinak felsorolasa).</w:t>
+            </w:r>
+          </w:p>
+        </w:tc>
+      </w:tr>
+      <w:tr>
+        <w:tc>
+          <w:tcPr>
+            <w:tcW w:w="4000" w:type="dxa"/>
+          </w:tcPr>
+          <w:p>
+            <w:r>
+              <w:t>src/commands/LoadCommand.java</w:t>
+            </w:r>
+          </w:p>
+        </w:tc>
+        <w:tc>
+          <w:tcPr>
+            <w:tcW w:w="900" w:type="dxa"/>
+          </w:tcPr>
+          <w:p>
+            <w:r>
+              <w:t>1924</w:t>
+            </w:r>
+          </w:p>
+        </w:tc>
+        <w:tc>
+          <w:tcPr>
+            <w:tcW w:w="1500" w:type="dxa"/>
+          </w:tcPr>
+          <w:p>
+            <w:r>
+              <w:t>2026-05-21 17:28</w:t>
+            </w:r>
+          </w:p>
+        </w:tc>
+        <w:tc>
+          <w:tcPr>
+            <w:tcW w:w="2600" w:type="dxa"/>
+          </w:tcPr>
+          <w:p>
+            <w:r>
+              <w:t>load parancs (palya-konfig fajl betoltese).</w:t>
+            </w:r>
+          </w:p>
+        </w:tc>
+      </w:tr>
+      <w:tr>
+        <w:tc>
+          <w:tcPr>
+            <w:tcW w:w="4000" w:type="dxa"/>
+          </w:tcPr>
+          <w:p>
+            <w:r>
+              <w:t>src/commands/MoveBusCommand.java</w:t>
+            </w:r>
+          </w:p>
+        </w:tc>
+        <w:tc>
+          <w:tcPr>
+            <w:tcW w:w="900" w:type="dxa"/>
+          </w:tcPr>
+          <w:p>
+            <w:r>
+              <w:t>1774</w:t>
+            </w:r>
+          </w:p>
+        </w:tc>
+        <w:tc>
+          <w:tcPr>
+            <w:tcW w:w="1500" w:type="dxa"/>
+          </w:tcPr>
+          <w:p>
+            <w:r>
+              <w:t>2026-05-21 17:28</w:t>
+            </w:r>
+          </w:p>
+        </w:tc>
+        <w:tc>
+          <w:tcPr>
+            <w:tcW w:w="2600" w:type="dxa"/>
+          </w:tcPr>
+          <w:p>
+            <w:r>
+              <w:t>move_bus parancs (busz mozgatasa egy szomszedos mezore).</w:t>
+            </w:r>
+          </w:p>
+        </w:tc>
+      </w:tr>
+      <w:tr>
+        <w:tc>
+          <w:tcPr>
+            <w:tcW w:w="4000" w:type="dxa"/>
+          </w:tcPr>
+          <w:p>
+            <w:r>
+              <w:t>src/commands/MovePlowCommand.java</w:t>
+            </w:r>
+          </w:p>
+        </w:tc>
+        <w:tc>
+          <w:tcPr>
+            <w:tcW w:w="900" w:type="dxa"/>
+          </w:tcPr>
+          <w:p>
+            <w:r>
+              <w:t>1792</w:t>
+            </w:r>
+          </w:p>
+        </w:tc>
+        <w:tc>
+          <w:tcPr>
+            <w:tcW w:w="1500" w:type="dxa"/>
+          </w:tcPr>
+          <w:p>
+            <w:r>
+              <w:t>2026-05-21 17:28</w:t>
+            </w:r>
+          </w:p>
+        </w:tc>
+        <w:tc>
+          <w:tcPr>
+            <w:tcW w:w="2600" w:type="dxa"/>
+          </w:tcPr>
+          <w:p>
+            <w:r>
+              <w:t>move_plow parancs (hokotro mozgatasa egy szomszedos mezore).</w:t>
+            </w:r>
+          </w:p>
+        </w:tc>
+      </w:tr>
+      <w:tr>
+        <w:tc>
+          <w:tcPr>
+            <w:tcW w:w="4000" w:type="dxa"/>
+          </w:tcPr>
+          <w:p>
+            <w:r>
+              <w:t>src/commands/NextTurnCommand.java</w:t>
+            </w:r>
+          </w:p>
+        </w:tc>
+        <w:tc>
+          <w:tcPr>
+            <w:tcW w:w="900" w:type="dxa"/>
+          </w:tcPr>
+          <w:p>
+            <w:r>
+              <w:t>2167</w:t>
+            </w:r>
+          </w:p>
+        </w:tc>
+        <w:tc>
+          <w:tcPr>
+            <w:tcW w:w="1500" w:type="dxa"/>
+          </w:tcPr>
+          <w:p>
+            <w:r>
+              <w:t>2026-05-21 17:28</w:t>
+            </w:r>
+          </w:p>
+        </w:tc>
+        <w:tc>
+          <w:tcPr>
+            <w:tcW w:w="2600" w:type="dxa"/>
+          </w:tcPr>
+          <w:p>
+            <w:r>
+              <w:t>next_turn parancs (ido leptetese, ho hullas, jarmuvek mozgatasa).</w:t>
+            </w:r>
+          </w:p>
+        </w:tc>
+      </w:tr>
+      <w:tr>
+        <w:tc>
+          <w:tcPr>
+            <w:tcW w:w="4000" w:type="dxa"/>
+          </w:tcPr>
+          <w:p>
+            <w:r>
+              <w:t>src/commands/RandomCommand.java</w:t>
+            </w:r>
+          </w:p>
+        </w:tc>
+        <w:tc>
+          <w:tcPr>
+            <w:tcW w:w="900" w:type="dxa"/>
+          </w:tcPr>
+          <w:p>
+            <w:r>
+              <w:t>1105</w:t>
+            </w:r>
+          </w:p>
+        </w:tc>
+        <w:tc>
+          <w:tcPr>
+            <w:tcW w:w="1500" w:type="dxa"/>
+          </w:tcPr>
+          <w:p>
+            <w:r>
+              <w:t>2026-05-21 17:28</w:t>
+            </w:r>
+          </w:p>
+        </w:tc>
+        <w:tc>
+          <w:tcPr>
+            <w:tcW w:w="2600" w:type="dxa"/>
+          </w:tcPr>
+          <w:p>
+            <w:r>
+              <w:t>random parancs (a Determinism kapcsolasa on/off-ra).</w:t>
+            </w:r>
+          </w:p>
+        </w:tc>
+      </w:tr>
+      <w:tr>
+        <w:tc>
+          <w:tcPr>
+            <w:tcW w:w="4000" w:type="dxa"/>
+          </w:tcPr>
+          <w:p>
+            <w:r>
+              <w:t>src/commands/SaveCommand.java</w:t>
+            </w:r>
+          </w:p>
+        </w:tc>
+        <w:tc>
+          <w:tcPr>
+            <w:tcW w:w="900" w:type="dxa"/>
+          </w:tcPr>
+          <w:p>
+            <w:r>
+              <w:t>6940</w:t>
+            </w:r>
+          </w:p>
+        </w:tc>
+        <w:tc>
+          <w:tcPr>
+            <w:tcW w:w="1500" w:type="dxa"/>
+          </w:tcPr>
+          <w:p>
+            <w:r>
+              <w:t>2026-05-21 17:28</w:t>
+            </w:r>
+          </w:p>
+        </w:tc>
+        <w:tc>
+          <w:tcPr>
+            <w:tcW w:w="2600" w:type="dxa"/>
+          </w:tcPr>
+          <w:p>
+            <w:r>
+              <w:t>save parancs (memoriakep szovegfajlba kiirasa).</w:t>
+            </w:r>
+          </w:p>
+        </w:tc>
+      </w:tr>
+      <w:tr>
+        <w:tc>
+          <w:tcPr>
+            <w:tcW w:w="4000" w:type="dxa"/>
+          </w:tcPr>
+          <w:p>
+            <w:r>
+              <w:t>src/commands/SetLaneStateCommand.java</w:t>
+            </w:r>
+          </w:p>
+        </w:tc>
+        <w:tc>
+          <w:tcPr>
+            <w:tcW w:w="900" w:type="dxa"/>
+          </w:tcPr>
+          <w:p>
+            <w:r>
+              <w:t>1637</w:t>
+            </w:r>
+          </w:p>
+        </w:tc>
+        <w:tc>
+          <w:tcPr>
+            <w:tcW w:w="1500" w:type="dxa"/>
+          </w:tcPr>
+          <w:p>
+            <w:r>
+              <w:t>2026-05-21 17:28</w:t>
+            </w:r>
+          </w:p>
+        </w:tc>
+        <w:tc>
+          <w:tcPr>
+            <w:tcW w:w="2600" w:type="dxa"/>
+          </w:tcPr>
+          <w:p>
+            <w:r>
+              <w:t>set_lane_state parancs (Lane attribut direkt beallitas).</w:t>
+            </w:r>
+          </w:p>
+        </w:tc>
+      </w:tr>
+      <w:tr>
+        <w:tc>
+          <w:tcPr>
+            <w:tcW w:w="4000" w:type="dxa"/>
+          </w:tcPr>
+          <w:p>
+            <w:r>
+              <w:t>src/commands/SetMoneyCommand.java</w:t>
+            </w:r>
+          </w:p>
+        </w:tc>
+        <w:tc>
+          <w:tcPr>
+            <w:tcW w:w="900" w:type="dxa"/>
+          </w:tcPr>
+          <w:p>
+            <w:r>
+              <w:t>1263</w:t>
+            </w:r>
+          </w:p>
+        </w:tc>
+        <w:tc>
+          <w:tcPr>
+            <w:tcW w:w="1500" w:type="dxa"/>
+          </w:tcPr>
+          <w:p>
+            <w:r>
+              <w:t>2026-05-21 17:28</w:t>
+            </w:r>
+          </w:p>
+        </w:tc>
+        <w:tc>
+          <w:tcPr>
+            <w:tcW w:w="2600" w:type="dxa"/>
+          </w:tcPr>
+          <w:p>
+            <w:r>
+              <w:t>set_money parancs (Player penzkeszlet direkt beallitas).</w:t>
+            </w:r>
+          </w:p>
+        </w:tc>
+      </w:tr>
+      <w:tr>
+        <w:tc>
+          <w:tcPr>
+            <w:tcW w:w="4000" w:type="dxa"/>
+          </w:tcPr>
+          <w:p>
+            <w:r>
+              <w:t>src/commands/SetRoadLengthComma</w:t>
+            </w:r>
+            <w:r>
+              <w:lastRenderedPageBreak/>
+              <w:t>nd.java</w:t>
+            </w:r>
+          </w:p>
+        </w:tc>
+        <w:tc>
+          <w:tcPr>
+            <w:tcW w:w="900" w:type="dxa"/>
+          </w:tcPr>
+          <w:p>
+            <w:r>
+              <w:lastRenderedPageBreak/>
+              <w:t>1177</w:t>
+            </w:r>
+          </w:p>
+        </w:tc>
+        <w:tc>
+          <w:tcPr>
+            <w:tcW w:w="1500" w:type="dxa"/>
+          </w:tcPr>
+          <w:p>
+            <w:r>
+              <w:t xml:space="preserve">2026-05-21 </w:t>
+            </w:r>
+            <w:r>
+              <w:lastRenderedPageBreak/>
+              <w:t>17:28</w:t>
+            </w:r>
+          </w:p>
+        </w:tc>
+        <w:tc>
+          <w:tcPr>
+            <w:tcW w:w="2600" w:type="dxa"/>
+          </w:tcPr>
+          <w:p>
+            <w:r>
+              <w:lastRenderedPageBreak/>
+              <w:t xml:space="preserve">set_road_length parancs </w:t>
+            </w:r>
+            <w:r>
+              <w:lastRenderedPageBreak/>
+              <w:t>(Road hossz direkt beallitas).</w:t>
+            </w:r>
+          </w:p>
+        </w:tc>
+      </w:tr>
+      <w:tr>
+        <w:tc>
+          <w:tcPr>
+            <w:tcW w:w="4000" w:type="dxa"/>
+          </w:tcPr>
+          <w:p>
+            <w:r>
+              <w:lastRenderedPageBreak/>
+              <w:t>src/commands/SetSaltEffectCommand.java</w:t>
+            </w:r>
+          </w:p>
+        </w:tc>
+        <w:tc>
+          <w:tcPr>
+            <w:tcW w:w="900" w:type="dxa"/>
+          </w:tcPr>
+          <w:p>
+            <w:r>
+              <w:t>1377</w:t>
+            </w:r>
+          </w:p>
+        </w:tc>
+        <w:tc>
+          <w:tcPr>
+            <w:tcW w:w="1500" w:type="dxa"/>
+          </w:tcPr>
+          <w:p>
+            <w:r>
+              <w:t>2026-05-21 17:28</w:t>
+            </w:r>
+          </w:p>
+        </w:tc>
+        <w:tc>
+          <w:tcPr>
+            <w:tcW w:w="2600" w:type="dxa"/>
+          </w:tcPr>
+          <w:p>
+            <w:r>
+              <w:t>set_salt_effect parancs (Lane sohatas direkt beallitas).</w:t>
+            </w:r>
+          </w:p>
+        </w:tc>
+      </w:tr>
+      <w:tr>
+        <w:tc>
+          <w:tcPr>
+            <w:tcW w:w="4000" w:type="dxa"/>
+          </w:tcPr>
+          <w:p>
+            <w:r>
+              <w:t>src/commands/SetScoreCommand.java</w:t>
+            </w:r>
+          </w:p>
+        </w:tc>
+        <w:tc>
+          <w:tcPr>
+            <w:tcW w:w="900" w:type="dxa"/>
+          </w:tcPr>
+          <w:p>
+            <w:r>
+              <w:t>1111</w:t>
+            </w:r>
+          </w:p>
+        </w:tc>
+        <w:tc>
+          <w:tcPr>
+            <w:tcW w:w="1500" w:type="dxa"/>
+          </w:tcPr>
+          <w:p>
+            <w:r>
+              <w:t>2026-05-21 17:28</w:t>
+            </w:r>
+          </w:p>
+        </w:tc>
+        <w:tc>
+          <w:tcPr>
+            <w:tcW w:w="2600" w:type="dxa"/>
+          </w:tcPr>
+          <w:p>
+            <w:r>
+              <w:t>set_score parancs (Player pontszam direkt beallitas).</w:t>
+            </w:r>
+          </w:p>
+        </w:tc>
+      </w:tr>
+      <w:tr>
+        <w:tc>
+          <w:tcPr>
+            <w:tcW w:w="4000" w:type="dxa"/>
+          </w:tcPr>
+          <w:p>
+            <w:r>
+              <w:t>src/commands/SpawnCommand.java</w:t>
+            </w:r>
+          </w:p>
+        </w:tc>
+        <w:tc>
+          <w:tcPr>
+            <w:tcW w:w="900" w:type="dxa"/>
+          </w:tcPr>
+          <w:p>
+            <w:r>
+              <w:t>5940</w:t>
+            </w:r>
+          </w:p>
+        </w:tc>
+        <w:tc>
+          <w:tcPr>
+            <w:tcW w:w="1500" w:type="dxa"/>
+          </w:tcPr>
+          <w:p>
+            <w:r>
+              <w:t>2026-05-21 17:28</w:t>
+            </w:r>
+          </w:p>
+        </w:tc>
+        <w:tc>
+          <w:tcPr>
+            <w:tcW w:w="2600" w:type="dxa"/>
+          </w:tcPr>
+          <w:p>
+            <w:r>
+              <w:t>spawn parancs (Car/Bus/SnowPlow letrehozasa es elhelyezese).</w:t>
+            </w:r>
+          </w:p>
+        </w:tc>
+      </w:tr>
+      <w:tr>
+        <w:tc>
+          <w:tcPr>
+            <w:tcW w:w="4000" w:type="dxa"/>
+          </w:tcPr>
+          <w:p>
+            <w:r>
+              <w:t>src/commands/StatCommand.java</w:t>
+            </w:r>
+          </w:p>
+        </w:tc>
+        <w:tc>
+          <w:tcPr>
+            <w:tcW w:w="900" w:type="dxa"/>
+          </w:tcPr>
+          <w:p>
+            <w:r>
+              <w:t>6237</w:t>
+            </w:r>
+          </w:p>
+        </w:tc>
+        <w:tc>
+          <w:tcPr>
+            <w:tcW w:w="1500" w:type="dxa"/>
+          </w:tcPr>
+          <w:p>
+            <w:r>
+              <w:t>2026-05-21 17:28</w:t>
+            </w:r>
+          </w:p>
+        </w:tc>
+        <w:tc>
+          <w:tcPr>
+            <w:tcW w:w="2600" w:type="dxa"/>
+          </w:tcPr>
+          <w:p>
+            <w:r>
+              <w:t>stat parancs (adott objektum belso allapotanak kiirasa [STATE] formaban).</w:t>
+            </w:r>
+          </w:p>
+        </w:tc>
+      </w:tr>
+      <w:tr>
+        <w:tc>
+          <w:tcPr>
+            <w:tcW w:w="4000" w:type="dxa"/>
+          </w:tcPr>
+          <w:p>
+            <w:r>
+              <w:t>src/controller/ActionMode.java</w:t>
+            </w:r>
+          </w:p>
+        </w:tc>
+        <w:tc>
+          <w:tcPr>
+            <w:tcW w:w="900" w:type="dxa"/>
+          </w:tcPr>
+          <w:p>
+            <w:r>
+              <w:t>592</w:t>
+            </w:r>
+          </w:p>
+        </w:tc>
+        <w:tc>
+          <w:tcPr>
+            <w:tcW w:w="1500" w:type="dxa"/>
+          </w:tcPr>
+          <w:p>
+            <w:r>
+              <w:t>2026-05-21 17:35</w:t>
+            </w:r>
+          </w:p>
+        </w:tc>
+        <w:tc>
+          <w:tcPr>
+            <w:tcW w:w="2600" w:type="dxa"/>
+          </w:tcPr>
+          <w:p>
+            <w:r>
+              <w:t>Akcio-mod enum (NONE, MOVE) (UJ).</w:t>
+            </w:r>
+          </w:p>
+        </w:tc>
+      </w:tr>
+      <w:tr>
+        <w:tc>
+          <w:tcPr>
+            <w:tcW w:w="4000" w:type="dxa"/>
+          </w:tcPr>
+          <w:p>
+            <w:r>
+              <w:t>src/controller/CommandBridge.java</w:t>
+            </w:r>
+          </w:p>
+        </w:tc>
+        <w:tc>
+          <w:tcPr>
+            <w:tcW w:w="900" w:type="dxa"/>
+          </w:tcPr>
+          <w:p>
+            <w:r>
+              <w:t>4586</w:t>
+            </w:r>
+          </w:p>
+        </w:tc>
+        <w:tc>
+          <w:tcPr>
+            <w:tcW w:w="1500" w:type="dxa"/>
+          </w:tcPr>
+          <w:p>
+            <w:r>
+              <w:t>2026-05-21 17:35</w:t>
+            </w:r>
+          </w:p>
+        </w:tc>
+        <w:tc>
+          <w:tcPr>
+            <w:tcW w:w="2600" w:type="dxa"/>
+          </w:tcPr>
+          <w:p>
+            <w:r>
+              <w:t>GUI -&gt; CommandParser bridge: hivasok parancsstringgé alakitasa (UJ).</w:t>
+            </w:r>
+          </w:p>
+        </w:tc>
+      </w:tr>
+      <w:tr>
+        <w:tc>
+          <w:tcPr>
+            <w:tcW w:w="4000" w:type="dxa"/>
+          </w:tcPr>
+          <w:p>
+            <w:r>
+              <w:t>src/controller/InputController.java</w:t>
+            </w:r>
+          </w:p>
+        </w:tc>
+        <w:tc>
+          <w:tcPr>
+            <w:tcW w:w="900" w:type="dxa"/>
+          </w:tcPr>
+          <w:p>
+            <w:r>
+              <w:t>6303</w:t>
+            </w:r>
+          </w:p>
+        </w:tc>
+        <w:tc>
+          <w:tcPr>
+            <w:tcW w:w="1500" w:type="dxa"/>
+          </w:tcPr>
+          <w:p>
+            <w:r>
+              <w:t>2026-05-21 17:42</w:t>
+            </w:r>
+          </w:p>
+        </w:tc>
+        <w:tc>
+          <w:tcPr>
+            <w:tcW w:w="2600" w:type="dxa"/>
+          </w:tcPr>
+          <w:p>
+            <w:r>
+              <w:t>Egér- es billentyu-esemenyek kezeloje (MouseListener+KeyListener) (UJ).</w:t>
+            </w:r>
+          </w:p>
+        </w:tc>
+      </w:tr>
+      <w:tr>
+        <w:tc>
+          <w:tcPr>
+            <w:tcW w:w="4000" w:type="dxa"/>
+          </w:tcPr>
+          <w:p>
+            <w:r>
+              <w:t>src/controller/ViewBinder.java</w:t>
+            </w:r>
+          </w:p>
+        </w:tc>
+        <w:tc>
+          <w:tcPr>
+            <w:tcW w:w="900" w:type="dxa"/>
+          </w:tcPr>
+          <w:p>
+            <w:r>
+              <w:t>4384</w:t>
+            </w:r>
+          </w:p>
+        </w:tc>
+        <w:tc>
+          <w:tcPr>
+            <w:tcW w:w="1500" w:type="dxa"/>
+          </w:tcPr>
+          <w:p>
+            <w:r>
+              <w:t>2026-05-21 17:43</w:t>
+            </w:r>
+          </w:p>
+        </w:tc>
+        <w:tc>
+          <w:tcPr>
+            <w:tcW w:w="2600" w:type="dxa"/>
+          </w:tcPr>
+          <w:p>
+            <w:r>
+              <w:t>Load utan view-k osszerendelese a modellel; observer kapcsolat felvetel (UJ).</w:t>
+            </w:r>
+          </w:p>
+        </w:tc>
+      </w:tr>
+      <w:tr>
+        <w:tc>
+          <w:tcPr>
+            <w:tcW w:w="4000" w:type="dxa"/>
+          </w:tcPr>
+          <w:p>
+            <w:r>
+              <w:t>src/io/OutputFormatter.java</w:t>
+            </w:r>
+          </w:p>
+        </w:tc>
+        <w:tc>
+          <w:tcPr>
+            <w:tcW w:w="900" w:type="dxa"/>
+          </w:tcPr>
+          <w:p>
+            <w:r>
+              <w:t>2465</w:t>
+            </w:r>
+          </w:p>
+        </w:tc>
+        <w:tc>
+          <w:tcPr>
+            <w:tcW w:w="1500" w:type="dxa"/>
+          </w:tcPr>
+          <w:p>
+            <w:r>
+              <w:t>2026-05-21 17:28</w:t>
+            </w:r>
+          </w:p>
+        </w:tc>
+        <w:tc>
+          <w:tcPr>
+            <w:tcW w:w="2600" w:type="dxa"/>
+          </w:tcPr>
+          <w:p>
+            <w:r>
+              <w:t>Egyseges kimenet-formazas [SUCCESS]/[ERROR]/[EVENT]/[STATE]/[LIST] elotagokkal.</w:t>
+            </w:r>
+          </w:p>
+        </w:tc>
+      </w:tr>
+      <w:tr>
+        <w:tc>
+          <w:tcPr>
+            <w:tcW w:w="4000" w:type="dxa"/>
+          </w:tcPr>
+          <w:p>
+            <w:r>
+              <w:t>src/main/MainApp.java</w:t>
+            </w:r>
+          </w:p>
+        </w:tc>
+        <w:tc>
+          <w:tcPr>
+            <w:tcW w:w="900" w:type="dxa"/>
+          </w:tcPr>
+          <w:p>
+            <w:r>
+              <w:t>5667</w:t>
+            </w:r>
+          </w:p>
+        </w:tc>
+        <w:tc>
+          <w:tcPr>
+            <w:tcW w:w="1500" w:type="dxa"/>
+          </w:tcPr>
+          <w:p>
+            <w:r>
+              <w:t>2026-05-21 17:44</w:t>
+            </w:r>
+          </w:p>
+        </w:tc>
+        <w:tc>
+          <w:tcPr>
+            <w:tcW w:w="2600" w:type="dxa"/>
+          </w:tcPr>
+          <w:p>
+            <w:r>
+              <w:t>Grafikus alkalmazas belepesi pontja (Swing event dispatch thread inditasa).</w:t>
+            </w:r>
+          </w:p>
+        </w:tc>
+      </w:tr>
+      <w:tr>
+        <w:tc>
+          <w:tcPr>
+            <w:tcW w:w="4000" w:type="dxa"/>
+          </w:tcPr>
+          <w:p>
+            <w:r>
+              <w:t>src/main/ProtoApp.java</w:t>
+            </w:r>
+          </w:p>
+        </w:tc>
+        <w:tc>
+          <w:tcPr>
+            <w:tcW w:w="900" w:type="dxa"/>
+          </w:tcPr>
+          <w:p>
+            <w:r>
+              <w:t>3676</w:t>
+            </w:r>
+          </w:p>
+        </w:tc>
+        <w:tc>
+          <w:tcPr>
+            <w:tcW w:w="1500" w:type="dxa"/>
+          </w:tcPr>
+          <w:p>
+            <w:r>
+              <w:t>2026-05-21 17:28</w:t>
+            </w:r>
+          </w:p>
+        </w:tc>
+        <w:tc>
+          <w:tcPr>
+            <w:tcW w:w="2600" w:type="dxa"/>
+          </w:tcPr>
+          <w:p>
+            <w:r>
+              <w:t>Console-mod belepesi pontja (Standard Input parancs-feldolgozas, CLI-tesztek).</w:t>
+            </w:r>
+          </w:p>
+        </w:tc>
+      </w:tr>
+      <w:tr>
+        <w:tc>
+          <w:tcPr>
+            <w:tcW w:w="4000" w:type="dxa"/>
+          </w:tcPr>
+          <w:p>
+            <w:r>
+              <w:t>src/model/Building.java</w:t>
+            </w:r>
+          </w:p>
+        </w:tc>
+        <w:tc>
+          <w:tcPr>
+            <w:tcW w:w="900" w:type="dxa"/>
+          </w:tcPr>
+          <w:p>
+            <w:r>
+              <w:t>1402</w:t>
+            </w:r>
+          </w:p>
+        </w:tc>
+        <w:tc>
+          <w:tcPr>
+            <w:tcW w:w="1500" w:type="dxa"/>
+          </w:tcPr>
+          <w:p>
+            <w:r>
+              <w:t>2026-05-21 17:33</w:t>
+            </w:r>
+          </w:p>
+        </w:tc>
+        <w:tc>
+          <w:tcPr>
+            <w:tcW w:w="2600" w:type="dxa"/>
+          </w:tcPr>
+          <w:p>
+            <w:r>
+              <w:t>Epulet absztrakt ososztaly (Field implementacio, Observable mellek-os).</w:t>
+            </w:r>
+          </w:p>
+        </w:tc>
+      </w:tr>
+      <w:tr>
+        <w:tc>
+          <w:tcPr>
+            <w:tcW w:w="4000" w:type="dxa"/>
+          </w:tcPr>
+          <w:p>
+            <w:r>
+              <w:t>src/model/Bus.java</w:t>
+            </w:r>
+          </w:p>
+        </w:tc>
+        <w:tc>
+          <w:tcPr>
+            <w:tcW w:w="900" w:type="dxa"/>
+          </w:tcPr>
+          <w:p>
+            <w:r>
+              <w:t>3809</w:t>
+            </w:r>
+          </w:p>
+        </w:tc>
+        <w:tc>
+          <w:tcPr>
+            <w:tcW w:w="1500" w:type="dxa"/>
+          </w:tcPr>
+          <w:p>
+            <w:r>
+              <w:t xml:space="preserve">2026-05-21 </w:t>
+            </w:r>
+            <w:r>
+              <w:lastRenderedPageBreak/>
+              <w:t>17:31</w:t>
+            </w:r>
+          </w:p>
+        </w:tc>
+        <w:tc>
+          <w:tcPr>
+            <w:tcW w:w="2600" w:type="dxa"/>
+          </w:tcPr>
+          <w:p>
+            <w:r>
+              <w:lastRenderedPageBreak/>
+              <w:t xml:space="preserve">Busz jarmu </w:t>
+            </w:r>
+            <w:r>
+              <w:lastRenderedPageBreak/>
+              <w:t>(move/slip/collide-tal, notifyObservers-szel).</w:t>
+            </w:r>
+          </w:p>
+        </w:tc>
+      </w:tr>
+      <w:tr>
+        <w:tc>
+          <w:tcPr>
+            <w:tcW w:w="4000" w:type="dxa"/>
+          </w:tcPr>
+          <w:p>
+            <w:r>
+              <w:lastRenderedPageBreak/>
+              <w:t>src/model/BusDriver.java</w:t>
+            </w:r>
+          </w:p>
+        </w:tc>
+        <w:tc>
+          <w:tcPr>
+            <w:tcW w:w="900" w:type="dxa"/>
+          </w:tcPr>
+          <w:p>
+            <w:r>
+              <w:t>1064</w:t>
+            </w:r>
+          </w:p>
+        </w:tc>
+        <w:tc>
+          <w:tcPr>
+            <w:tcW w:w="1500" w:type="dxa"/>
+          </w:tcPr>
+          <w:p>
+            <w:r>
+              <w:t>2026-05-21 17:28</w:t>
+            </w:r>
+          </w:p>
+        </w:tc>
+        <w:tc>
+          <w:tcPr>
+            <w:tcW w:w="2600" w:type="dxa"/>
+          </w:tcPr>
+          <w:p>
+            <w:r>
+              <w:t>Buszvezeto jatekos (completedRounds szamlalassal).</w:t>
+            </w:r>
+          </w:p>
+        </w:tc>
+      </w:tr>
+      <w:tr>
+        <w:tc>
+          <w:tcPr>
+            <w:tcW w:w="4000" w:type="dxa"/>
+          </w:tcPr>
+          <w:p>
+            <w:r>
+              <w:t>src/model/Car.java</w:t>
+            </w:r>
+          </w:p>
+        </w:tc>
+        <w:tc>
+          <w:tcPr>
+            <w:tcW w:w="900" w:type="dxa"/>
+          </w:tcPr>
+          <w:p>
+            <w:r>
+              <w:t>5497</w:t>
+            </w:r>
+          </w:p>
+        </w:tc>
+        <w:tc>
+          <w:tcPr>
+            <w:tcW w:w="1500" w:type="dxa"/>
+          </w:tcPr>
+          <w:p>
+            <w:r>
+              <w:t>2026-05-21 17:31</w:t>
+            </w:r>
+          </w:p>
+        </w:tc>
+        <w:tc>
+          <w:tcPr>
+            <w:tcW w:w="2600" w:type="dxa"/>
+          </w:tcPr>
+          <w:p>
+            <w:r>
+              <w:t>Varoslakok automatizalt autoja (path-finding, slip, collide).</w:t>
+            </w:r>
+          </w:p>
+        </w:tc>
+      </w:tr>
+      <w:tr>
+        <w:tc>
+          <w:tcPr>
+            <w:tcW w:w="4000" w:type="dxa"/>
+          </w:tcPr>
+          <w:p>
+            <w:r>
+              <w:t>src/model/Cleaner.java</w:t>
+            </w:r>
+          </w:p>
+        </w:tc>
+        <w:tc>
+          <w:tcPr>
+            <w:tcW w:w="900" w:type="dxa"/>
+          </w:tcPr>
+          <w:p>
+            <w:r>
+              <w:t>1890</w:t>
+            </w:r>
+          </w:p>
+        </w:tc>
+        <w:tc>
+          <w:tcPr>
+            <w:tcW w:w="1500" w:type="dxa"/>
+          </w:tcPr>
+          <w:p>
+            <w:r>
+              <w:t>2026-05-21 17:32</w:t>
+            </w:r>
+          </w:p>
+        </w:tc>
+        <w:tc>
+          <w:tcPr>
+            <w:tcW w:w="2600" w:type="dxa"/>
+          </w:tcPr>
+          <w:p>
+            <w:r>
+              <w:t>Hokotrot iranyito jatekos (addMoney, controlledPlows).</w:t>
+            </w:r>
+          </w:p>
+        </w:tc>
+      </w:tr>
+      <w:tr>
+        <w:tc>
+          <w:tcPr>
+            <w:tcW w:w="4000" w:type="dxa"/>
+          </w:tcPr>
+          <w:p>
+            <w:r>
+              <w:t>src/model/CleanerHead.java</w:t>
+            </w:r>
+          </w:p>
+        </w:tc>
+        <w:tc>
+          <w:tcPr>
+            <w:tcW w:w="900" w:type="dxa"/>
+          </w:tcPr>
+          <w:p>
+            <w:r>
+              <w:t>1081</w:t>
+            </w:r>
+          </w:p>
+        </w:tc>
+        <w:tc>
+          <w:tcPr>
+            <w:tcW w:w="1500" w:type="dxa"/>
+          </w:tcPr>
+          <w:p>
+            <w:r>
+              <w:t>2026-05-21 17:28</w:t>
+            </w:r>
+          </w:p>
+        </w:tc>
+        <w:tc>
+          <w:tcPr>
+            <w:tcW w:w="2600" w:type="dxa"/>
+          </w:tcPr>
+          <w:p>
+            <w:r>
+              <w:t>Hokotrora szerelheto fejek absztrakt ososztalya.</w:t>
+            </w:r>
+          </w:p>
+        </w:tc>
+      </w:tr>
+      <w:tr>
+        <w:tc>
+          <w:tcPr>
+            <w:tcW w:w="4000" w:type="dxa"/>
+          </w:tcPr>
+          <w:p>
+            <w:r>
+              <w:t>src/model/DragonHead.java</w:t>
+            </w:r>
+          </w:p>
+        </w:tc>
+        <w:tc>
+          <w:tcPr>
+            <w:tcW w:w="900" w:type="dxa"/>
+          </w:tcPr>
+          <w:p>
+            <w:r>
+              <w:t>1401</w:t>
+            </w:r>
+          </w:p>
+        </w:tc>
+        <w:tc>
+          <w:tcPr>
+            <w:tcW w:w="1500" w:type="dxa"/>
+          </w:tcPr>
+          <w:p>
+            <w:r>
+              <w:t>2026-05-21 17:28</w:t>
+            </w:r>
+          </w:p>
+        </w:tc>
+        <w:tc>
+          <w:tcPr>
+            <w:tcW w:w="2600" w:type="dxa"/>
+          </w:tcPr>
+          <w:p>
+            <w:r>
+              <w:t>Dragon (jegolvaszto biokerozin-fej) implementacioja.</w:t>
+            </w:r>
+          </w:p>
+        </w:tc>
+      </w:tr>
+      <w:tr>
+        <w:tc>
+          <w:tcPr>
+            <w:tcW w:w="4000" w:type="dxa"/>
+          </w:tcPr>
+          <w:p>
+            <w:r>
+              <w:t>src/model/Field.java</w:t>
+            </w:r>
+          </w:p>
+        </w:tc>
+        <w:tc>
+          <w:tcPr>
+            <w:tcW w:w="900" w:type="dxa"/>
+          </w:tcPr>
+          <w:p>
+            <w:r>
+              <w:t>987</w:t>
+            </w:r>
+          </w:p>
+        </w:tc>
+        <w:tc>
+          <w:tcPr>
+            <w:tcW w:w="1500" w:type="dxa"/>
+          </w:tcPr>
+          <w:p>
+            <w:r>
+              <w:t>2026-05-21 17:28</w:t>
+            </w:r>
+          </w:p>
+        </w:tc>
+        <w:tc>
+          <w:tcPr>
+            <w:tcW w:w="2600" w:type="dxa"/>
+          </w:tcPr>
+          <w:p>
+            <w:r>
+              <w:t>Pilyaelem-interfesz (accept/remove/getNeighbors).</w:t>
+            </w:r>
+          </w:p>
+        </w:tc>
+      </w:tr>
+      <w:tr>
+        <w:tc>
+          <w:tcPr>
+            <w:tcW w:w="4000" w:type="dxa"/>
+          </w:tcPr>
+          <w:p>
+            <w:r>
+              <w:t>src/model/GameLogic.java</w:t>
+            </w:r>
+          </w:p>
+        </w:tc>
+        <w:tc>
+          <w:tcPr>
+            <w:tcW w:w="900" w:type="dxa"/>
+          </w:tcPr>
+          <w:p>
+            <w:r>
+              <w:t>3579</w:t>
+            </w:r>
+          </w:p>
+        </w:tc>
+        <w:tc>
+          <w:tcPr>
+            <w:tcW w:w="1500" w:type="dxa"/>
+          </w:tcPr>
+          <w:p>
+            <w:r>
+              <w:t>2026-05-21 17:32</w:t>
+            </w:r>
+          </w:p>
+        </w:tc>
+        <w:tc>
+          <w:tcPr>
+            <w:tcW w:w="2600" w:type="dxa"/>
+          </w:tcPr>
+          <w:p>
+            <w:r>
+              <w:t>Jatekmenet vezerlo (advanceTurn, endGame, players, vehicles).</w:t>
+            </w:r>
+          </w:p>
+        </w:tc>
+      </w:tr>
+      <w:tr>
+        <w:tc>
+          <w:tcPr>
+            <w:tcW w:w="4000" w:type="dxa"/>
+          </w:tcPr>
+          <w:p>
+            <w:r>
+              <w:t>src/model/GeneralBuilding.java</w:t>
+            </w:r>
+          </w:p>
+        </w:tc>
+        <w:tc>
+          <w:tcPr>
+            <w:tcW w:w="900" w:type="dxa"/>
+          </w:tcPr>
+          <w:p>
+            <w:r>
+              <w:t>469</w:t>
+            </w:r>
+          </w:p>
+        </w:tc>
+        <w:tc>
+          <w:tcPr>
+            <w:tcW w:w="1500" w:type="dxa"/>
+          </w:tcPr>
+          <w:p>
+            <w:r>
+              <w:t>2026-05-21 17:28</w:t>
+            </w:r>
+          </w:p>
+        </w:tc>
+        <w:tc>
+          <w:tcPr>
+            <w:tcW w:w="2600" w:type="dxa"/>
+          </w:tcPr>
+          <w:p>
+            <w:r>
+              <w:t>Altalanos (semleges) epulet.</w:t>
+            </w:r>
+          </w:p>
+        </w:tc>
+      </w:tr>
+      <w:tr>
+        <w:tc>
+          <w:tcPr>
+            <w:tcW w:w="4000" w:type="dxa"/>
+          </w:tcPr>
+          <w:p>
+            <w:r>
+              <w:t>src/model/GravelHead.java</w:t>
+            </w:r>
+          </w:p>
+        </w:tc>
+        <w:tc>
+          <w:tcPr>
+            <w:tcW w:w="900" w:type="dxa"/>
+          </w:tcPr>
+          <w:p>
+            <w:r>
+              <w:t>1592</w:t>
+            </w:r>
+          </w:p>
+        </w:tc>
+        <w:tc>
+          <w:tcPr>
+            <w:tcW w:w="1500" w:type="dxa"/>
+          </w:tcPr>
+          <w:p>
+            <w:r>
+              <w:t>2026-05-21 17:28</w:t>
+            </w:r>
+          </w:p>
+        </w:tc>
+        <w:tc>
+          <w:tcPr>
+            <w:tcW w:w="2600" w:type="dxa"/>
+          </w:tcPr>
+          <w:p>
+            <w:r>
+              <w:t>Zuzalek-szoro fej implementacioja.</w:t>
+            </w:r>
+          </w:p>
+        </w:tc>
+      </w:tr>
+      <w:tr>
+        <w:tc>
+          <w:tcPr>
+            <w:tcW w:w="4000" w:type="dxa"/>
+          </w:tcPr>
+          <w:p>
+            <w:r>
+              <w:t>src/model/HomeBase.java</w:t>
+            </w:r>
+          </w:p>
+        </w:tc>
+        <w:tc>
+          <w:tcPr>
+            <w:tcW w:w="900" w:type="dxa"/>
+          </w:tcPr>
+          <w:p>
+            <w:r>
+              <w:t>3467</w:t>
+            </w:r>
+          </w:p>
+        </w:tc>
+        <w:tc>
+          <w:tcPr>
+            <w:tcW w:w="1500" w:type="dxa"/>
+          </w:tcPr>
+          <w:p>
+            <w:r>
+              <w:t>2026-05-21 17:33</w:t>
+            </w:r>
+          </w:p>
+        </w:tc>
+        <w:tc>
+          <w:tcPr>
+            <w:tcW w:w="2600" w:type="dxa"/>
+          </w:tcPr>
+          <w:p>
+            <w:r>
+              <w:t>Hokotro-telephely (IntegratedMarket-tel, dock-mechanizmussal).</w:t>
+            </w:r>
+          </w:p>
+        </w:tc>
+      </w:tr>
+      <w:tr>
+        <w:tc>
+          <w:tcPr>
+            <w:tcW w:w="4000" w:type="dxa"/>
+          </w:tcPr>
+          <w:p>
+            <w:r>
+              <w:t>src/model/IcebreakerHead.java</w:t>
+            </w:r>
+          </w:p>
+        </w:tc>
+        <w:tc>
+          <w:tcPr>
+            <w:tcW w:w="900" w:type="dxa"/>
+          </w:tcPr>
+          <w:p>
+            <w:r>
+              <w:t>850</w:t>
+            </w:r>
+          </w:p>
+        </w:tc>
+        <w:tc>
+          <w:tcPr>
+            <w:tcW w:w="1500" w:type="dxa"/>
+          </w:tcPr>
+          <w:p>
+            <w:r>
+              <w:t>2026-05-21 17:28</w:t>
+            </w:r>
+          </w:p>
+        </w:tc>
+        <w:tc>
+          <w:tcPr>
+            <w:tcW w:w="2600" w:type="dxa"/>
+          </w:tcPr>
+          <w:p>
+            <w:r>
+              <w:t>Jegtoro fej (jegpancel feltorese).</w:t>
+            </w:r>
+          </w:p>
+        </w:tc>
+      </w:tr>
+      <w:tr>
+        <w:tc>
+          <w:tcPr>
+            <w:tcW w:w="4000" w:type="dxa"/>
+          </w:tcPr>
+          <w:p>
+            <w:r>
+              <w:t>src/model/IntegratedMarket.java</w:t>
+            </w:r>
+          </w:p>
+        </w:tc>
+        <w:tc>
+          <w:tcPr>
+            <w:tcW w:w="900" w:type="dxa"/>
+          </w:tcPr>
+          <w:p>
+            <w:r>
+              <w:t>1515</w:t>
+            </w:r>
+          </w:p>
+        </w:tc>
+        <w:tc>
+          <w:tcPr>
+            <w:tcW w:w="1500" w:type="dxa"/>
+          </w:tcPr>
+          <w:p>
+            <w:r>
+              <w:t>2026-05-21 17:34</w:t>
+            </w:r>
+          </w:p>
+        </w:tc>
+        <w:tc>
+          <w:tcPr>
+            <w:tcW w:w="2600" w:type="dxa"/>
+          </w:tcPr>
+          <w:p>
+            <w:r>
+              <w:t>HomeBase-en levo bolt (IPurchasable termekekkel, vasarlas-tranzakcio).</w:t>
+            </w:r>
+          </w:p>
+        </w:tc>
+      </w:tr>
+      <w:tr>
+        <w:tc>
+          <w:tcPr>
+            <w:tcW w:w="4000" w:type="dxa"/>
+          </w:tcPr>
+          <w:p>
+            <w:r>
+              <w:t>src/model/IObserver.java</w:t>
+            </w:r>
+          </w:p>
+        </w:tc>
+        <w:tc>
+          <w:tcPr>
+            <w:tcW w:w="900" w:type="dxa"/>
+          </w:tcPr>
+          <w:p>
+            <w:r>
+              <w:t>856</w:t>
+            </w:r>
+          </w:p>
+        </w:tc>
+        <w:tc>
+          <w:tcPr>
+            <w:tcW w:w="1500" w:type="dxa"/>
+          </w:tcPr>
+          <w:p>
+            <w:r>
+              <w:t>2026-05-21 17:28</w:t>
+            </w:r>
+          </w:p>
+        </w:tc>
+        <w:tc>
+          <w:tcPr>
+            <w:tcW w:w="2600" w:type="dxa"/>
+          </w:tcPr>
+          <w:p>
+            <w:r>
+              <w:t>Observer interfesz az allapotvaltozas-figyeleshez (UJ).</w:t>
+            </w:r>
+          </w:p>
+        </w:tc>
+      </w:tr>
+      <w:tr>
+        <w:tc>
+          <w:tcPr>
+            <w:tcW w:w="4000" w:type="dxa"/>
+          </w:tcPr>
+          <w:p>
+            <w:r>
+              <w:t>src/model/IPurchasable.java</w:t>
+            </w:r>
+          </w:p>
+        </w:tc>
+        <w:tc>
+          <w:tcPr>
+            <w:tcW w:w="900" w:type="dxa"/>
+          </w:tcPr>
+          <w:p>
+            <w:r>
+              <w:t>721</w:t>
+            </w:r>
+          </w:p>
+        </w:tc>
+        <w:tc>
+          <w:tcPr>
+            <w:tcW w:w="1500" w:type="dxa"/>
+          </w:tcPr>
+          <w:p>
+            <w:r>
+              <w:t>2026-05-21 17:28</w:t>
+            </w:r>
+          </w:p>
+        </w:tc>
+        <w:tc>
+          <w:tcPr>
+            <w:tcW w:w="2600" w:type="dxa"/>
+          </w:tcPr>
+          <w:p>
+            <w:r>
+              <w:t>Megvasarolhato objektumok interfesze (price, name).</w:t>
+            </w:r>
+          </w:p>
+        </w:tc>
+      </w:tr>
+      <w:tr>
+        <w:tc>
+          <w:tcPr>
+            <w:tcW w:w="4000" w:type="dxa"/>
+          </w:tcPr>
+          <w:p>
+            <w:r>
+              <w:t>src/model/Lane.java</w:t>
+            </w:r>
+          </w:p>
+        </w:tc>
+        <w:tc>
+          <w:tcPr>
+            <w:tcW w:w="900" w:type="dxa"/>
+          </w:tcPr>
+          <w:p>
+            <w:r>
+              <w:t>7339</w:t>
+            </w:r>
+          </w:p>
+        </w:tc>
+        <w:tc>
+          <w:tcPr>
+            <w:tcW w:w="1500" w:type="dxa"/>
+          </w:tcPr>
+          <w:p>
+            <w:r>
+              <w:t>2026-05-21 17:30</w:t>
+            </w:r>
+          </w:p>
+        </w:tc>
+        <w:tc>
+          <w:tcPr>
+            <w:tcW w:w="2600" w:type="dxa"/>
+          </w:tcPr>
+          <w:p>
+            <w:r>
+              <w:t>Forgalmi sav (snow/ice/gravel/saltEffect/blocked allapotokkal, vehicles).</w:t>
+            </w:r>
+          </w:p>
+        </w:tc>
+      </w:tr>
+      <w:tr>
+        <w:tc>
+          <w:tcPr>
+            <w:tcW w:w="4000" w:type="dxa"/>
+          </w:tcPr>
+          <w:p>
+            <w:r>
+              <w:t>src/model/Map.java</w:t>
+            </w:r>
+          </w:p>
+        </w:tc>
+        <w:tc>
+          <w:tcPr>
+            <w:tcW w:w="900" w:type="dxa"/>
+          </w:tcPr>
+          <w:p>
+            <w:r>
+              <w:t>3005</w:t>
+            </w:r>
+          </w:p>
+        </w:tc>
+        <w:tc>
+          <w:tcPr>
+            <w:tcW w:w="1500" w:type="dxa"/>
+          </w:tcPr>
+          <w:p>
+            <w:r>
+              <w:t xml:space="preserve">2026-05-21 </w:t>
+            </w:r>
+            <w:r>
+              <w:lastRenderedPageBreak/>
+              <w:t>17:28</w:t>
+            </w:r>
+          </w:p>
+        </w:tc>
+        <w:tc>
+          <w:tcPr>
+            <w:tcW w:w="2600" w:type="dxa"/>
+          </w:tcPr>
+          <w:p>
+            <w:r>
+              <w:lastRenderedPageBreak/>
+              <w:t xml:space="preserve">Uthalozat-graf (BFS </w:t>
+            </w:r>
+            <w:r>
+              <w:lastRenderedPageBreak/>
+              <w:t>findShortestPath, koronkenti snow()).</w:t>
+            </w:r>
+          </w:p>
+        </w:tc>
+      </w:tr>
+      <w:tr>
+        <w:tc>
+          <w:tcPr>
+            <w:tcW w:w="4000" w:type="dxa"/>
+          </w:tcPr>
+          <w:p>
+            <w:r>
+              <w:lastRenderedPageBreak/>
+              <w:t>src/model/Observable.java</w:t>
+            </w:r>
+          </w:p>
+        </w:tc>
+        <w:tc>
+          <w:tcPr>
+            <w:tcW w:w="900" w:type="dxa"/>
+          </w:tcPr>
+          <w:p>
+            <w:r>
+              <w:t>1944</w:t>
+            </w:r>
+          </w:p>
+        </w:tc>
+        <w:tc>
+          <w:tcPr>
+            <w:tcW w:w="1500" w:type="dxa"/>
+          </w:tcPr>
+          <w:p>
+            <w:r>
+              <w:t>2026-05-21 17:29</w:t>
+            </w:r>
+          </w:p>
+        </w:tc>
+        <w:tc>
+          <w:tcPr>
+            <w:tcW w:w="2600" w:type="dxa"/>
+          </w:tcPr>
+          <w:p>
+            <w:r>
+              <w:t>Observable absztrakt ososztaly addObserver/removeObserver/notifyObservers-szel (UJ).</w:t>
+            </w:r>
+          </w:p>
+        </w:tc>
+      </w:tr>
+      <w:tr>
+        <w:tc>
+          <w:tcPr>
+            <w:tcW w:w="4000" w:type="dxa"/>
+          </w:tcPr>
+          <w:p>
+            <w:r>
+              <w:t>src/model/Player.java</w:t>
+            </w:r>
+          </w:p>
+        </w:tc>
+        <w:tc>
+          <w:tcPr>
+            <w:tcW w:w="900" w:type="dxa"/>
+          </w:tcPr>
+          <w:p>
+            <w:r>
+              <w:t>1555</w:t>
+            </w:r>
+          </w:p>
+        </w:tc>
+        <w:tc>
+          <w:tcPr>
+            <w:tcW w:w="1500" w:type="dxa"/>
+          </w:tcPr>
+          <w:p>
+            <w:r>
+              <w:t>2026-05-21 17:32</w:t>
+            </w:r>
+          </w:p>
+        </w:tc>
+        <w:tc>
+          <w:tcPr>
+            <w:tcW w:w="2600" w:type="dxa"/>
+          </w:tcPr>
+          <w:p>
+            <w:r>
+              <w:t>Jatekos absztrakt ososztaly (name, money, score, addMoney, addScore).</w:t>
+            </w:r>
+          </w:p>
+        </w:tc>
+      </w:tr>
+      <w:tr>
+        <w:tc>
+          <w:tcPr>
+            <w:tcW w:w="4000" w:type="dxa"/>
+          </w:tcPr>
+          <w:p>
+            <w:r>
+              <w:t>src/model/Road.java</w:t>
+            </w:r>
+          </w:p>
+        </w:tc>
+        <w:tc>
+          <w:tcPr>
+            <w:tcW w:w="900" w:type="dxa"/>
+          </w:tcPr>
+          <w:p>
+            <w:r>
+              <w:t>3039</w:t>
+            </w:r>
+          </w:p>
+        </w:tc>
+        <w:tc>
+          <w:tcPr>
+            <w:tcW w:w="1500" w:type="dxa"/>
+          </w:tcPr>
+          <w:p>
+            <w:r>
+              <w:t>2026-05-21 17:28</w:t>
+            </w:r>
+          </w:p>
+        </w:tc>
+        <w:tc>
+          <w:tcPr>
+            <w:tcW w:w="2600" w:type="dxa"/>
+          </w:tcPr>
+          <w:p>
+            <w:r>
+              <w:t>Ut konteneri csomopont (forwardLanes, backwardLanes, buildings).</w:t>
+            </w:r>
+          </w:p>
+        </w:tc>
+      </w:tr>
+      <w:tr>
+        <w:tc>
+          <w:tcPr>
+            <w:tcW w:w="4000" w:type="dxa"/>
+          </w:tcPr>
+          <w:p>
+            <w:r>
+              <w:t>src/model/SaltHead.java</w:t>
+            </w:r>
+          </w:p>
+        </w:tc>
+        <w:tc>
+          <w:tcPr>
+            <w:tcW w:w="900" w:type="dxa"/>
+          </w:tcPr>
+          <w:p>
+            <w:r>
+              <w:t>1600</w:t>
+            </w:r>
+          </w:p>
+        </w:tc>
+        <w:tc>
+          <w:tcPr>
+            <w:tcW w:w="1500" w:type="dxa"/>
+          </w:tcPr>
+          <w:p>
+            <w:r>
+              <w:t>2026-05-21 17:28</w:t>
+            </w:r>
+          </w:p>
+        </w:tc>
+        <w:tc>
+          <w:tcPr>
+            <w:tcW w:w="2600" w:type="dxa"/>
+          </w:tcPr>
+          <w:p>
+            <w:r>
+              <w:t>Sohinto fej (sohatas a savon).</w:t>
+            </w:r>
+          </w:p>
+        </w:tc>
+      </w:tr>
+      <w:tr>
+        <w:tc>
+          <w:tcPr>
+            <w:tcW w:w="4000" w:type="dxa"/>
+          </w:tcPr>
+          <w:p>
+            <w:r>
+              <w:t>src/model/SnowPlow.java</w:t>
+            </w:r>
+          </w:p>
+        </w:tc>
+        <w:tc>
+          <w:tcPr>
+            <w:tcW w:w="900" w:type="dxa"/>
+          </w:tcPr>
+          <w:p>
+            <w:r>
+              <w:t>3193</w:t>
+            </w:r>
+          </w:p>
+        </w:tc>
+        <w:tc>
+          <w:tcPr>
+            <w:tcW w:w="1500" w:type="dxa"/>
+          </w:tcPr>
+          <w:p>
+            <w:r>
+              <w:t>2026-05-21 17:31</w:t>
+            </w:r>
+          </w:p>
+        </w:tc>
+        <w:tc>
+          <w:tcPr>
+            <w:tcW w:w="2600" w:type="dxa"/>
+          </w:tcPr>
+          <w:p>
+            <w:r>
+              <w:t>Hokotro jarmu (attachments, activeHead, move + cleanCurrentLane).</w:t>
+            </w:r>
+          </w:p>
+        </w:tc>
+      </w:tr>
+      <w:tr>
+        <w:tc>
+          <w:tcPr>
+            <w:tcW w:w="4000" w:type="dxa"/>
+          </w:tcPr>
+          <w:p>
+            <w:r>
+              <w:t>src/model/SweepHead.java</w:t>
+            </w:r>
+          </w:p>
+        </w:tc>
+        <w:tc>
+          <w:tcPr>
+            <w:tcW w:w="900" w:type="dxa"/>
+          </w:tcPr>
+          <w:p>
+            <w:r>
+              <w:t>1384</w:t>
+            </w:r>
+          </w:p>
+        </w:tc>
+        <w:tc>
+          <w:tcPr>
+            <w:tcW w:w="1500" w:type="dxa"/>
+          </w:tcPr>
+          <w:p>
+            <w:r>
+              <w:t>2026-05-21 17:28</w:t>
+            </w:r>
+          </w:p>
+        </w:tc>
+        <w:tc>
+          <w:tcPr>
+            <w:tcW w:w="2600" w:type="dxa"/>
+          </w:tcPr>
+          <w:p>
+            <w:r>
+              <w:t>Sopro fej (alap-tisztito).</w:t>
+            </w:r>
+          </w:p>
+        </w:tc>
+      </w:tr>
+      <w:tr>
+        <w:tc>
+          <w:tcPr>
+            <w:tcW w:w="4000" w:type="dxa"/>
+          </w:tcPr>
+          <w:p>
+            <w:r>
+              <w:t>src/model/Terminal.java</w:t>
+            </w:r>
+          </w:p>
+        </w:tc>
+        <w:tc>
+          <w:tcPr>
+            <w:tcW w:w="900" w:type="dxa"/>
+          </w:tcPr>
+          <w:p>
+            <w:r>
+              <w:t>1555</w:t>
+            </w:r>
+          </w:p>
+        </w:tc>
+        <w:tc>
+          <w:tcPr>
+            <w:tcW w:w="1500" w:type="dxa"/>
+          </w:tcPr>
+          <w:p>
+            <w:r>
+              <w:t>2026-05-21 17:28</w:t>
+            </w:r>
+          </w:p>
+        </w:tc>
+        <w:tc>
+          <w:tcPr>
+            <w:tcW w:w="2600" w:type="dxa"/>
+          </w:tcPr>
+          <w:p>
+            <w:r>
+              <w:t>Buszvegallomas (Building, registerArrival a buszra).</w:t>
+            </w:r>
+          </w:p>
+        </w:tc>
+      </w:tr>
+      <w:tr>
+        <w:tc>
+          <w:tcPr>
+            <w:tcW w:w="4000" w:type="dxa"/>
+          </w:tcPr>
+          <w:p>
+            <w:r>
+              <w:t>src/model/ThrowerHead.java</w:t>
+            </w:r>
+          </w:p>
+        </w:tc>
+        <w:tc>
+          <w:tcPr>
+            <w:tcW w:w="900" w:type="dxa"/>
+          </w:tcPr>
+          <w:p>
+            <w:r>
+              <w:t>1066</w:t>
+            </w:r>
+          </w:p>
+        </w:tc>
+        <w:tc>
+          <w:tcPr>
+            <w:tcW w:w="1500" w:type="dxa"/>
+          </w:tcPr>
+          <w:p>
+            <w:r>
+              <w:t>2026-05-21 17:28</w:t>
+            </w:r>
+          </w:p>
+        </w:tc>
+        <w:tc>
+          <w:tcPr>
+            <w:tcW w:w="2600" w:type="dxa"/>
+          </w:tcPr>
+          <w:p>
+            <w:r>
+              <w:t>Hokido fej (kupacba dobas).</w:t>
+            </w:r>
+          </w:p>
+        </w:tc>
+      </w:tr>
+      <w:tr>
+        <w:tc>
+          <w:tcPr>
+            <w:tcW w:w="4000" w:type="dxa"/>
+          </w:tcPr>
+          <w:p>
+            <w:r>
+              <w:t>src/model/Vehicle.java</w:t>
+            </w:r>
+          </w:p>
+        </w:tc>
+        <w:tc>
+          <w:tcPr>
+            <w:tcW w:w="900" w:type="dxa"/>
+          </w:tcPr>
+          <w:p>
+            <w:r>
+              <w:t>1639</w:t>
+            </w:r>
+          </w:p>
+        </w:tc>
+        <w:tc>
+          <w:tcPr>
+            <w:tcW w:w="1500" w:type="dxa"/>
+          </w:tcPr>
+          <w:p>
+            <w:r>
+              <w:t>2026-05-21 17:30</w:t>
+            </w:r>
+          </w:p>
+        </w:tc>
+        <w:tc>
+          <w:tcPr>
+            <w:tcW w:w="2600" w:type="dxa"/>
+          </w:tcPr>
+          <w:p>
+            <w:r>
+              <w:t>Jarmu absztrakt ososztaly (currentField, nextField, move, slip, collide).</w:t>
+            </w:r>
+          </w:p>
+        </w:tc>
+      </w:tr>
+      <w:tr>
+        <w:tc>
+          <w:tcPr>
+            <w:tcW w:w="4000" w:type="dxa"/>
+          </w:tcPr>
+          <w:p>
+            <w:r>
+              <w:t>src/view/ActionPanel.java</w:t>
+            </w:r>
+          </w:p>
+        </w:tc>
+        <w:tc>
+          <w:tcPr>
+            <w:tcW w:w="900" w:type="dxa"/>
+          </w:tcPr>
+          <w:p>
+            <w:r>
+              <w:t>6020</w:t>
+            </w:r>
+          </w:p>
+        </w:tc>
+        <w:tc>
+          <w:tcPr>
+            <w:tcW w:w="1500" w:type="dxa"/>
+          </w:tcPr>
+          <w:p>
+            <w:r>
+              <w:t>2026-05-21 17:41</w:t>
+            </w:r>
+          </w:p>
+        </w:tc>
+        <w:tc>
+          <w:tcPr>
+            <w:tcW w:w="2600" w:type="dxa"/>
+          </w:tcPr>
+          <w:p>
+            <w:r>
+              <w:t>Also akcio-toolbar (Move/Buy/Equip/Next/Save/Stat) (UJ).</w:t>
+            </w:r>
+          </w:p>
+        </w:tc>
+      </w:tr>
+      <w:tr>
+        <w:tc>
+          <w:tcPr>
+            <w:tcW w:w="4000" w:type="dxa"/>
+          </w:tcPr>
+          <w:p>
+            <w:r>
+              <w:t>src/view/BuildingView.java</w:t>
+            </w:r>
+          </w:p>
+        </w:tc>
+        <w:tc>
+          <w:tcPr>
+            <w:tcW w:w="900" w:type="dxa"/>
+          </w:tcPr>
+          <w:p>
+            <w:r>
+              <w:t>2841</w:t>
+            </w:r>
+          </w:p>
+        </w:tc>
+        <w:tc>
+          <w:tcPr>
+            <w:tcW w:w="1500" w:type="dxa"/>
+          </w:tcPr>
+          <w:p>
+            <w:r>
+              <w:t>2026-05-21 17:38</w:t>
+            </w:r>
+          </w:p>
+        </w:tc>
+        <w:tc>
+          <w:tcPr>
+            <w:tcW w:w="2600" w:type="dxa"/>
+          </w:tcPr>
+          <w:p>
+            <w:r>
+              <w:t>Altalanos epulet/HomeBase/Terminal megjelenitese (UJ).</w:t>
+            </w:r>
+          </w:p>
+        </w:tc>
+      </w:tr>
+      <w:tr>
+        <w:tc>
+          <w:tcPr>
+            <w:tcW w:w="4000" w:type="dxa"/>
+          </w:tcPr>
+          <w:p>
+            <w:r>
+              <w:t>src/view/BusView.java</w:t>
+            </w:r>
+          </w:p>
+        </w:tc>
+        <w:tc>
+          <w:tcPr>
+            <w:tcW w:w="900" w:type="dxa"/>
+          </w:tcPr>
+          <w:p>
+            <w:r>
+              <w:t>1903</w:t>
+            </w:r>
+          </w:p>
+        </w:tc>
+        <w:tc>
+          <w:tcPr>
+            <w:tcW w:w="1500" w:type="dxa"/>
+          </w:tcPr>
+          <w:p>
+            <w:r>
+              <w:t>2026-05-21 17:38</w:t>
+            </w:r>
+          </w:p>
+        </w:tc>
+        <w:tc>
+          <w:tcPr>
+            <w:tcW w:w="2600" w:type="dxa"/>
+          </w:tcPr>
+          <w:p>
+            <w:r>
+              <w:t>Busz megjelenitese (sarga teglalap, B betuvel) (UJ).</w:t>
+            </w:r>
+          </w:p>
+        </w:tc>
+      </w:tr>
+      <w:tr>
+        <w:tc>
+          <w:tcPr>
+            <w:tcW w:w="4000" w:type="dxa"/>
+          </w:tcPr>
+          <w:p>
+            <w:r>
+              <w:t>src/view/CarView.java</w:t>
+            </w:r>
+          </w:p>
+        </w:tc>
+        <w:tc>
+          <w:tcPr>
+            <w:tcW w:w="900" w:type="dxa"/>
+          </w:tcPr>
+          <w:p>
+            <w:r>
+              <w:t>1432</w:t>
+            </w:r>
+          </w:p>
+        </w:tc>
+        <w:tc>
+          <w:tcPr>
+            <w:tcW w:w="1500" w:type="dxa"/>
+          </w:tcPr>
+          <w:p>
+            <w:r>
+              <w:t>2026-05-21 17:38</w:t>
+            </w:r>
+          </w:p>
+        </w:tc>
+        <w:tc>
+          <w:tcPr>
+            <w:tcW w:w="2600" w:type="dxa"/>
+          </w:tcPr>
+          <w:p>
+            <w:r>
+              <w:t>Auto megjelenitese (kek negyzet, C betuvel) (UJ).</w:t>
+            </w:r>
+          </w:p>
+        </w:tc>
+      </w:tr>
+      <w:tr>
+        <w:tc>
+          <w:tcPr>
+            <w:tcW w:w="4000" w:type="dxa"/>
+          </w:tcPr>
+          <w:p>
+            <w:r>
+              <w:t>src/view/EndGameDialog.java</w:t>
+            </w:r>
+          </w:p>
+        </w:tc>
+        <w:tc>
+          <w:tcPr>
+            <w:tcW w:w="900" w:type="dxa"/>
+          </w:tcPr>
+          <w:p>
+            <w:r>
+              <w:t>2603</w:t>
+            </w:r>
+          </w:p>
+        </w:tc>
+        <w:tc>
+          <w:tcPr>
+            <w:tcW w:w="1500" w:type="dxa"/>
+          </w:tcPr>
+          <w:p>
+            <w:r>
+              <w:t>2026-05-21 17:42</w:t>
+            </w:r>
+          </w:p>
+        </w:tc>
+        <w:tc>
+          <w:tcPr>
+            <w:tcW w:w="2600" w:type="dxa"/>
+          </w:tcPr>
+          <w:p>
+            <w:r>
+              <w:t>Jatek-vegen megjeleno eredmenytabla dialog (UJ).</w:t>
+            </w:r>
+          </w:p>
+        </w:tc>
+      </w:tr>
+      <w:tr>
+        <w:tc>
+          <w:tcPr>
+            <w:tcW w:w="4000" w:type="dxa"/>
+          </w:tcPr>
+          <w:p>
+            <w:r>
+              <w:lastRenderedPageBreak/>
+              <w:t>src/view/FieldView.java</w:t>
+            </w:r>
+          </w:p>
+        </w:tc>
+        <w:tc>
+          <w:tcPr>
+            <w:tcW w:w="900" w:type="dxa"/>
+          </w:tcPr>
+          <w:p>
+            <w:r>
+              <w:t>2741</w:t>
+            </w:r>
+          </w:p>
+        </w:tc>
+        <w:tc>
+          <w:tcPr>
+            <w:tcW w:w="1500" w:type="dxa"/>
+          </w:tcPr>
+          <w:p>
+            <w:r>
+              <w:t>2026-05-21 17:37</w:t>
+            </w:r>
+          </w:p>
+        </w:tc>
+        <w:tc>
+          <w:tcPr>
+            <w:tcW w:w="2600" w:type="dxa"/>
+          </w:tcPr>
+          <w:p>
+            <w:r>
+              <w:t>Mezo-nezetek absztrakt ososztalya (IObserver) (UJ).</w:t>
+            </w:r>
+          </w:p>
+        </w:tc>
+      </w:tr>
+      <w:tr>
+        <w:tc>
+          <w:tcPr>
+            <w:tcW w:w="4000" w:type="dxa"/>
+          </w:tcPr>
+          <w:p>
+            <w:r>
+              <w:t>src/view/GamePanel.java</w:t>
+            </w:r>
+          </w:p>
+        </w:tc>
+        <w:tc>
+          <w:tcPr>
+            <w:tcW w:w="900" w:type="dxa"/>
+          </w:tcPr>
+          <w:p>
+            <w:r>
+              <w:t>7481</w:t>
+            </w:r>
+          </w:p>
+        </w:tc>
+        <w:tc>
+          <w:tcPr>
+            <w:tcW w:w="1500" w:type="dxa"/>
+          </w:tcPr>
+          <w:p>
+            <w:r>
+              <w:t>2026-05-21 17:39</w:t>
+            </w:r>
+          </w:p>
+        </w:tc>
+        <w:tc>
+          <w:tcPr>
+            <w:tcW w:w="2600" w:type="dxa"/>
+          </w:tcPr>
+          <w:p>
+            <w:r>
+              <w:t>Pilya rajzfelulete (paintComponent + selection overlay) (UJ).</w:t>
+            </w:r>
+          </w:p>
+        </w:tc>
+      </w:tr>
+      <w:tr>
+        <w:tc>
+          <w:tcPr>
+            <w:tcW w:w="4000" w:type="dxa"/>
+          </w:tcPr>
+          <w:p>
+            <w:r>
+              <w:t>src/view/GameRenderer.java</w:t>
+            </w:r>
+          </w:p>
+        </w:tc>
+        <w:tc>
+          <w:tcPr>
+            <w:tcW w:w="900" w:type="dxa"/>
+          </w:tcPr>
+          <w:p>
+            <w:r>
+              <w:t>2544</w:t>
+            </w:r>
+          </w:p>
+        </w:tc>
+        <w:tc>
+          <w:tcPr>
+            <w:tcW w:w="1500" w:type="dxa"/>
+          </w:tcPr>
+          <w:p>
+            <w:r>
+              <w:t>2026-05-21 17:36</w:t>
+            </w:r>
+          </w:p>
+        </w:tc>
+        <w:tc>
+          <w:tcPr>
+            <w:tcW w:w="2600" w:type="dxa"/>
+          </w:tcPr>
+          <w:p>
+            <w:r>
+              <w:t>Renderer: regisztralt view-ket sorrendben rajzolja (UJ).</w:t>
+            </w:r>
+          </w:p>
+        </w:tc>
+      </w:tr>
+      <w:tr>
+        <w:tc>
+          <w:tcPr>
+            <w:tcW w:w="4000" w:type="dxa"/>
+          </w:tcPr>
+          <w:p>
+            <w:r>
+              <w:t>src/view/HUDPanel.java</w:t>
+            </w:r>
+          </w:p>
+        </w:tc>
+        <w:tc>
+          <w:tcPr>
+            <w:tcW w:w="900" w:type="dxa"/>
+          </w:tcPr>
+          <w:p>
+            <w:r>
+              <w:t>5270</w:t>
+            </w:r>
+          </w:p>
+        </w:tc>
+        <w:tc>
+          <w:tcPr>
+            <w:tcW w:w="1500" w:type="dxa"/>
+          </w:tcPr>
+          <w:p>
+            <w:r>
+              <w:t>2026-05-21 17:40</w:t>
+            </w:r>
+          </w:p>
+        </w:tc>
+        <w:tc>
+          <w:tcPr>
+            <w:tcW w:w="2600" w:type="dxa"/>
+          </w:tcPr>
+          <w:p>
+            <w:r>
+              <w:t>Jobb oldali status-panel (kor/penz/pont/fej/tank) (UJ).</w:t>
+            </w:r>
+          </w:p>
+        </w:tc>
+      </w:tr>
+      <w:tr>
+        <w:tc>
+          <w:tcPr>
+            <w:tcW w:w="4000" w:type="dxa"/>
+          </w:tcPr>
+          <w:p>
+            <w:r>
+              <w:t>src/view/LaneView.java</w:t>
+            </w:r>
+          </w:p>
+        </w:tc>
+        <w:tc>
+          <w:tcPr>
+            <w:tcW w:w="900" w:type="dxa"/>
+          </w:tcPr>
+          <w:p>
+            <w:r>
+              <w:t>3462</w:t>
+            </w:r>
+          </w:p>
+        </w:tc>
+        <w:tc>
+          <w:tcPr>
+            <w:tcW w:w="1500" w:type="dxa"/>
+          </w:tcPr>
+          <w:p>
+            <w:r>
+              <w:t>2026-05-21 17:37</w:t>
+            </w:r>
+          </w:p>
+        </w:tc>
+        <w:tc>
+          <w:tcPr>
+            <w:tcW w:w="2600" w:type="dxa"/>
+          </w:tcPr>
+          <w:p>
+            <w:r>
+              <w:t>Sav megjelenitese (ho/jeg/zuzalek/so overlay-ekkel) (UJ).</w:t>
+            </w:r>
+          </w:p>
+        </w:tc>
+      </w:tr>
+      <w:tr>
+        <w:tc>
+          <w:tcPr>
+            <w:tcW w:w="4000" w:type="dxa"/>
+          </w:tcPr>
+          <w:p>
+            <w:r>
+              <w:t>src/view/MainWindow.java</w:t>
+            </w:r>
+          </w:p>
+        </w:tc>
+        <w:tc>
+          <w:tcPr>
+            <w:tcW w:w="900" w:type="dxa"/>
+          </w:tcPr>
+          <w:p>
+            <w:r>
+              <w:t>10237</w:t>
+            </w:r>
+          </w:p>
+        </w:tc>
+        <w:tc>
+          <w:tcPr>
+            <w:tcW w:w="1500" w:type="dxa"/>
+          </w:tcPr>
+          <w:p>
+            <w:r>
+              <w:t>2026-05-21 17:44</w:t>
+            </w:r>
+          </w:p>
+        </w:tc>
+        <w:tc>
+          <w:tcPr>
+            <w:tcW w:w="2600" w:type="dxa"/>
+          </w:tcPr>
+          <w:p>
+            <w:r>
+              <w:t>Foablak (JFrame), menusor, layout (UJ).</w:t>
+            </w:r>
+          </w:p>
+        </w:tc>
+      </w:tr>
+      <w:tr>
+        <w:tc>
+          <w:tcPr>
+            <w:tcW w:w="4000" w:type="dxa"/>
+          </w:tcPr>
+          <w:p>
+            <w:r>
+              <w:t>src/view/MapLayout.java</w:t>
+            </w:r>
+          </w:p>
+        </w:tc>
+        <w:tc>
+          <w:tcPr>
+            <w:tcW w:w="900" w:type="dxa"/>
+          </w:tcPr>
+          <w:p>
+            <w:r>
+              <w:t>4517</w:t>
+            </w:r>
+          </w:p>
+        </w:tc>
+        <w:tc>
+          <w:tcPr>
+            <w:tcW w:w="1500" w:type="dxa"/>
+          </w:tcPr>
+          <w:p>
+            <w:r>
+              <w:t>2026-05-21 17:36</w:t>
+            </w:r>
+          </w:p>
+        </w:tc>
+        <w:tc>
+          <w:tcPr>
+            <w:tcW w:w="2600" w:type="dxa"/>
+          </w:tcPr>
+          <w:p>
+            <w:r>
+              <w:t>Mezo-kepernyo-koordinata szotara (autoLayout) (UJ).</w:t>
+            </w:r>
+          </w:p>
+        </w:tc>
+      </w:tr>
+      <w:tr>
+        <w:tc>
+          <w:tcPr>
+            <w:tcW w:w="4000" w:type="dxa"/>
+          </w:tcPr>
+          <w:p>
+            <w:r>
+              <w:t>src/view/MarketDialog.java</w:t>
+            </w:r>
+          </w:p>
+        </w:tc>
+        <w:tc>
+          <w:tcPr>
+            <w:tcW w:w="900" w:type="dxa"/>
+          </w:tcPr>
+          <w:p>
+            <w:r>
+              <w:t>7530</w:t>
+            </w:r>
+          </w:p>
+        </w:tc>
+        <w:tc>
+          <w:tcPr>
+            <w:tcW w:w="1500" w:type="dxa"/>
+          </w:tcPr>
+          <w:p>
+            <w:r>
+              <w:t>2026-05-21 17:42</w:t>
+            </w:r>
+          </w:p>
+        </w:tc>
+        <w:tc>
+          <w:tcPr>
+            <w:tcW w:w="2600" w:type="dxa"/>
+          </w:tcPr>
+          <w:p>
+            <w:r>
+              <w:t>HomeBase-en valo vasarlas modal dialog (UJ).</w:t>
+            </w:r>
+          </w:p>
+        </w:tc>
+      </w:tr>
+      <w:tr>
+        <w:tc>
+          <w:tcPr>
+            <w:tcW w:w="4000" w:type="dxa"/>
+          </w:tcPr>
+          <w:p>
+            <w:r>
+              <w:t>src/view/SnowPlowView.java</w:t>
+            </w:r>
+          </w:p>
+        </w:tc>
+        <w:tc>
+          <w:tcPr>
+            <w:tcW w:w="900" w:type="dxa"/>
+          </w:tcPr>
+          <w:p>
+            <w:r>
+              <w:t>2473</w:t>
+            </w:r>
+          </w:p>
+        </w:tc>
+        <w:tc>
+          <w:tcPr>
+            <w:tcW w:w="1500" w:type="dxa"/>
+          </w:tcPr>
+          <w:p>
+            <w:r>
+              <w:t>2026-05-21 17:39</w:t>
+            </w:r>
+          </w:p>
+        </w:tc>
+        <w:tc>
+          <w:tcPr>
+            <w:tcW w:w="2600" w:type="dxa"/>
+          </w:tcPr>
+          <w:p>
+            <w:r>
+              <w:t>Hokotro megjelenitese (piros tank, aktiv fej kod) (UJ).</w:t>
+            </w:r>
+          </w:p>
+        </w:tc>
+      </w:tr>
+      <w:tr>
+        <w:tc>
+          <w:tcPr>
+            <w:tcW w:w="4000" w:type="dxa"/>
+          </w:tcPr>
+          <w:p>
+            <w:r>
+              <w:t>src/view/VehicleView.java</w:t>
+            </w:r>
+          </w:p>
+        </w:tc>
+        <w:tc>
+          <w:tcPr>
+            <w:tcW w:w="900" w:type="dxa"/>
+          </w:tcPr>
+          <w:p>
+            <w:r>
+              <w:t>3327</w:t>
+            </w:r>
+          </w:p>
+        </w:tc>
+        <w:tc>
+          <w:tcPr>
+            <w:tcW w:w="1500" w:type="dxa"/>
+          </w:tcPr>
+          <w:p>
+            <w:r>
+              <w:t>2026-05-21 17:38</w:t>
+            </w:r>
+          </w:p>
+        </w:tc>
+        <w:tc>
+          <w:tcPr>
+            <w:tcW w:w="2600" w:type="dxa"/>
+          </w:tcPr>
+          <w:p>
+            <w:r>
+              <w:t>Jarmu-nezetek absztrakt ososztalya (IObserver) (UJ).</w:t>
+            </w:r>
+          </w:p>
+        </w:tc>
+      </w:tr>
+      <w:tr>
+        <w:tc>
+          <w:tcPr>
+            <w:tcW w:w="4000" w:type="dxa"/>
+          </w:tcPr>
+          <w:p>
+            <w:r>
+              <w:t>build.bat</w:t>
+            </w:r>
+          </w:p>
+        </w:tc>
+        <w:tc>
+          <w:tcPr>
+            <w:tcW w:w="900" w:type="dxa"/>
+          </w:tcPr>
+          <w:p>
+            <w:r>
+              <w:t>670</w:t>
+            </w:r>
+          </w:p>
+        </w:tc>
+        <w:tc>
+          <w:tcPr>
+            <w:tcW w:w="1500" w:type="dxa"/>
+          </w:tcPr>
+          <w:p>
+            <w:r>
+              <w:t>2026-05-21 17:46</w:t>
+            </w:r>
+          </w:p>
+        </w:tc>
+        <w:tc>
+          <w:tcPr>
+            <w:tcW w:w="2600" w:type="dxa"/>
+          </w:tcPr>
+          <w:p>
+            <w:r>
+              <w:t>Windows build script (javac -d bin -encoding UTF-8 @sources.txt).</w:t>
+            </w:r>
+          </w:p>
+        </w:tc>
+      </w:tr>
+      <w:tr>
+        <w:tc>
+          <w:tcPr>
+            <w:tcW w:w="4000" w:type="dxa"/>
+          </w:tcPr>
+          <w:p>
+            <w:r>
+              <w:t>build.sh</w:t>
+            </w:r>
+          </w:p>
+        </w:tc>
+        <w:tc>
+          <w:tcPr>
+            <w:tcW w:w="900" w:type="dxa"/>
+          </w:tcPr>
+          <w:p>
+            <w:r>
+              <w:t>558</w:t>
+            </w:r>
+          </w:p>
+        </w:tc>
+        <w:tc>
+          <w:tcPr>
+            <w:tcW w:w="1500" w:type="dxa"/>
+          </w:tcPr>
+          <w:p>
+            <w:r>
+              <w:t>2026-05-21 17:46</w:t>
+            </w:r>
+          </w:p>
+        </w:tc>
+        <w:tc>
+          <w:tcPr>
+            <w:tcW w:w="2600" w:type="dxa"/>
+          </w:tcPr>
+          <w:p>
+            <w:r>
+              <w:t>Linux/Mac build script (find + javac).</w:t>
+            </w:r>
+          </w:p>
+        </w:tc>
+      </w:tr>
+      <w:tr>
+        <w:tc>
+          <w:tcPr>
+            <w:tcW w:w="4000" w:type="dxa"/>
+          </w:tcPr>
+          <w:p>
+            <w:r>
+              <w:t>run.bat</w:t>
+            </w:r>
+          </w:p>
+        </w:tc>
+        <w:tc>
+          <w:tcPr>
+            <w:tcW w:w="900" w:type="dxa"/>
+          </w:tcPr>
+          <w:p>
+            <w:r>
+              <w:t>181</w:t>
+            </w:r>
+          </w:p>
+        </w:tc>
+        <w:tc>
+          <w:tcPr>
+            <w:tcW w:w="1500" w:type="dxa"/>
+          </w:tcPr>
+          <w:p>
+            <w:r>
+              <w:t>2026-05-21 17:46</w:t>
+            </w:r>
+          </w:p>
+        </w:tc>
+        <w:tc>
+          <w:tcPr>
+            <w:tcW w:w="2600" w:type="dxa"/>
+          </w:tcPr>
+          <w:p>
+            <w:r>
+              <w:t>Windows futtato script (java -cp bin main.MainApp [config]).</w:t>
+            </w:r>
+          </w:p>
+        </w:tc>
+      </w:tr>
+      <w:tr>
+        <w:tc>
+          <w:tcPr>
+            <w:tcW w:w="4000" w:type="dxa"/>
+          </w:tcPr>
+          <w:p>
+            <w:r>
+              <w:t>run.sh</w:t>
+            </w:r>
+          </w:p>
+        </w:tc>
+        <w:tc>
+          <w:tcPr>
+            <w:tcW w:w="900" w:type="dxa"/>
+          </w:tcPr>
+          <w:p>
+            <w:r>
+              <w:t>179</w:t>
+            </w:r>
+          </w:p>
+        </w:tc>
+        <w:tc>
+          <w:tcPr>
+            <w:tcW w:w="1500" w:type="dxa"/>
+          </w:tcPr>
+          <w:p>
+            <w:r>
+              <w:t>2026-05-21 17:46</w:t>
+            </w:r>
+          </w:p>
+        </w:tc>
+        <w:tc>
+          <w:tcPr>
+            <w:tcW w:w="2600" w:type="dxa"/>
+          </w:tcPr>
+          <w:p>
+            <w:r>
+              <w:t>Linux/Mac futtato script.</w:t>
             </w:r>
           </w:p>
         </w:tc>
       </w:tr>
     </w:tbl>
-    <w:p>
-      <w:pPr>
-        <w:spacing w:after="0"/>
-      </w:pPr>
-    </w:p>
+    <w:p/>
     <w:p>
       <w:pPr>
         <w:pStyle w:val="Heading1"/>
@@ -2897,16 +3966,10 @@
           <w:ilvl w:val="0"/>
           <w:numId w:val="0"/>
         </w:numPr>
-        <w:spacing w:before="240" w:after="120"/>
-        <w:keepNext/>
+        <w:spacing w:after="120"/>
       </w:pPr>
       <w:r>
-        <w:rPr>
-          <w:b/>
-          <w:sz w:val="32"/>
-          <w:szCs w:val="32"/>
-        </w:rPr>
-        <w:t xml:space="preserve">13.2 Fordítás és telepítés</w:t>
+        <w:t>13.2 Fordítás és telepítés</w:t>
       </w:r>
     </w:p>
     <w:p>
@@ -2914,33 +3977,26 @@
         <w:spacing w:after="80"/>
       </w:pPr>
       <w:r>
-        <w:t xml:space="preserve">A fordításhoz semmilyen külső build keretrendszer nincs használva; mindössze a JDK javac parancsa szükséges. A munkát egy egyszerű operating-system specifikus szkript végzi, ami az alábbi két lépésből áll:</w:t>
+        <w:t>A fordításhoz semmilyen külső build keretrendszer nincs használva; mindössze a JDK javac parancsa szükséges. A munkát egy egyszerű operating-system specifikus szkript végzi, ami az alábbi két lépésből áll:</w:t>
       </w:r>
     </w:p>
     <w:p>
       <w:pPr>
-        <w:numPr>
-          <w:ilvl w:val="0"/>
-          <w:numId w:val="0"/>
-        </w:numPr>
+        <w:spacing w:after="40"/>
         <w:ind w:left="360"/>
-        <w:spacing w:after="40"/>
       </w:pPr>
       <w:r>
-        <w:t xml:space="preserve">• Az src/ mappa alatt összegyűjti az összes .java fájlt egy ideiglenes szöveges fájlba.</w:t>
+        <w:t>• Az src/ mappa alatt összegyűjti az összes .java fájlt egy ideiglenes szöveges fájlba.</w:t>
       </w:r>
     </w:p>
     <w:p>
       <w:pPr>
-        <w:numPr>
-          <w:ilvl w:val="0"/>
-          <w:numId w:val="0"/>
-        </w:numPr>
+        <w:spacing w:after="40"/>
         <w:ind w:left="360"/>
-        <w:spacing w:after="40"/>
       </w:pPr>
       <w:r>
-        <w:t xml:space="preserve">• Meghívja a javac-ot UTF-8 kódolással, a kimenet a bin/ mappa.</w:t>
+        <w:lastRenderedPageBreak/>
+        <w:t>• Meghívja a javac-ot UTF-8 kódolással, a kimenet a bin/ mappa.</w:t>
       </w:r>
     </w:p>
     <w:p>
@@ -2948,7 +4004,7 @@
         <w:spacing w:after="80"/>
       </w:pPr>
       <w:r>
-        <w:t xml:space="preserve">A teljes forrásfa a grafikus/src/ alatt található; a fordításhoz a grafikus/ mappa az aktuális munkakönyvtár. A telepítés egyetlen lépésből áll: a leadott zip-et tetszőleges helyre ki kell csomagolni, ahol a felhasználónak írási joga van. Más függőség nem keletkezik.</w:t>
+        <w:t>A teljes forrásfa a grafikus/src/ alatt található; a fordításhoz a grafikus/ mappa az aktuális munkakönyvtár. A telepítés egyetlen lépésből áll: a leadott zip-et tetszőleges helyre ki kell csomagolni, ahol a felhasználónak írási joga van. Más függőség nem keletkezik.</w:t>
       </w:r>
     </w:p>
     <w:p>
@@ -2959,15 +4015,13 @@
           <w:numId w:val="0"/>
         </w:numPr>
         <w:spacing w:before="200" w:after="80"/>
-        <w:keepNext/>
       </w:pPr>
       <w:r>
         <w:rPr>
-          <w:b/>
           <w:sz w:val="26"/>
           <w:szCs w:val="26"/>
         </w:rPr>
-        <w:t xml:space="preserve">13.2.1 Windows (build.bat)</w:t>
+        <w:t>13.2.1 Windows (build.bat)</w:t>
       </w:r>
     </w:p>
     <w:p>
@@ -2975,41 +4029,33 @@
         <w:spacing w:after="80"/>
       </w:pPr>
       <w:r>
-        <w:t xml:space="preserve">A grafikus/build.bat a következőket teszi: létrehozza a bin/ mappát, összegyűjti a forrásfájlok listáját (dir /s /B), majd javac-cal lefordítja őket. Használata:</w:t>
+        <w:t>A grafikus/build.bat a következőket teszi: létrehozza a bin/ mappát, összegyűjti a forrásfájlok listáját (dir /s /B), majd javac-cal lefordítja őket. Használata:</w:t>
       </w:r>
     </w:p>
     <w:p>
       <w:pPr>
-        <w:numPr>
-          <w:ilvl w:val="0"/>
-          <w:numId w:val="0"/>
-        </w:numPr>
+        <w:spacing w:after="20"/>
         <w:ind w:left="360"/>
-        <w:spacing w:before="0" w:after="20"/>
       </w:pPr>
       <w:r>
         <w:rPr>
           <w:sz w:val="20"/>
           <w:szCs w:val="20"/>
         </w:rPr>
-        <w:t xml:space="preserve">cd C:\…\grafikus</w:t>
+        <w:t>cd C:\…\grafikus</w:t>
       </w:r>
     </w:p>
     <w:p>
       <w:pPr>
-        <w:numPr>
-          <w:ilvl w:val="0"/>
-          <w:numId w:val="0"/>
-        </w:numPr>
+        <w:spacing w:after="20"/>
         <w:ind w:left="360"/>
-        <w:spacing w:before="0" w:after="20"/>
       </w:pPr>
       <w:r>
         <w:rPr>
           <w:sz w:val="20"/>
           <w:szCs w:val="20"/>
         </w:rPr>
-        <w:t xml:space="preserve">build.bat</w:t>
+        <w:t>build.bat</w:t>
       </w:r>
     </w:p>
     <w:p>
@@ -3020,15 +4066,13 @@
           <w:numId w:val="0"/>
         </w:numPr>
         <w:spacing w:before="200" w:after="80"/>
-        <w:keepNext/>
       </w:pPr>
       <w:r>
         <w:rPr>
-          <w:b/>
           <w:sz w:val="26"/>
           <w:szCs w:val="26"/>
         </w:rPr>
-        <w:t xml:space="preserve">13.2.2 Linux / macOS (build.sh)</w:t>
+        <w:t>13.2.2 Linux / macOS (build.sh)</w:t>
       </w:r>
     </w:p>
     <w:p>
@@ -3036,58 +4080,46 @@
         <w:spacing w:after="80"/>
       </w:pPr>
       <w:r>
-        <w:t xml:space="preserve">A grafikus/build.sh ugyanazt teszi UNIX-eszközökkel (mkdir -p, find, javac). A futtatáshoz futtatási jogot kell rá adni:</w:t>
+        <w:t>A grafikus/build.sh ugyanazt teszi UNIX-eszközökkel (mkdir -p, find, javac). A futtatáshoz futtatási jogot kell rá adni:</w:t>
       </w:r>
     </w:p>
     <w:p>
       <w:pPr>
-        <w:numPr>
-          <w:ilvl w:val="0"/>
-          <w:numId w:val="0"/>
-        </w:numPr>
+        <w:spacing w:after="20"/>
         <w:ind w:left="360"/>
-        <w:spacing w:before="0" w:after="20"/>
       </w:pPr>
       <w:r>
         <w:rPr>
           <w:sz w:val="20"/>
           <w:szCs w:val="20"/>
         </w:rPr>
-        <w:t xml:space="preserve">cd ~/projektLab/grafikus</w:t>
+        <w:t>cd ~/projektLab/grafikus</w:t>
       </w:r>
     </w:p>
     <w:p>
       <w:pPr>
-        <w:numPr>
-          <w:ilvl w:val="0"/>
-          <w:numId w:val="0"/>
-        </w:numPr>
+        <w:spacing w:after="20"/>
         <w:ind w:left="360"/>
-        <w:spacing w:before="0" w:after="20"/>
       </w:pPr>
       <w:r>
         <w:rPr>
           <w:sz w:val="20"/>
           <w:szCs w:val="20"/>
         </w:rPr>
-        <w:t xml:space="preserve">chmod +x build.sh</w:t>
+        <w:t>chmod +x build.sh</w:t>
       </w:r>
     </w:p>
     <w:p>
       <w:pPr>
-        <w:numPr>
-          <w:ilvl w:val="0"/>
-          <w:numId w:val="0"/>
-        </w:numPr>
+        <w:spacing w:after="20"/>
         <w:ind w:left="360"/>
-        <w:spacing w:before="0" w:after="20"/>
       </w:pPr>
       <w:r>
         <w:rPr>
           <w:sz w:val="20"/>
           <w:szCs w:val="20"/>
         </w:rPr>
-        <w:t xml:space="preserve">./build.sh</w:t>
+        <w:t>./build.sh</w:t>
       </w:r>
     </w:p>
     <w:p>
@@ -3098,15 +4130,13 @@
           <w:numId w:val="0"/>
         </w:numPr>
         <w:spacing w:before="200" w:after="80"/>
-        <w:keepNext/>
       </w:pPr>
       <w:r>
         <w:rPr>
-          <w:b/>
           <w:sz w:val="26"/>
           <w:szCs w:val="26"/>
         </w:rPr>
-        <w:t xml:space="preserve">13.2.3 Eredmény</w:t>
+        <w:t>13.2.3 Eredmény</w:t>
       </w:r>
     </w:p>
     <w:p>
@@ -3114,7 +4144,7 @@
         <w:spacing w:after="80"/>
       </w:pPr>
       <w:r>
-        <w:t xml:space="preserve">Sikeres fordítás után a bin/ mappa tartalmazza a futtatható .class fájlokat: main.MainApp, main.ProtoApp (CLI-tesztelési mod), továbbá a controller.*, view.*, model.*, cli.*, commands.*, io.* csomagok osztályait. A build-folyamat figyelmeztetés nélkül lefordul JDK 11 és újabb verziókkal (a fejlesztés JDK 21 alatt történt; a kari sablon-JDK várhatóan 11 vagy újabb).</w:t>
+        <w:t>Sikeres fordítás után a bin/ mappa tartalmazza a futtatható .class fájlokat: main.MainApp, main.ProtoApp (CLI-tesztelési mod), továbbá a controller.*, view.*, model.*, cli.*, commands.*, io.* csomagok osztályait. A build-folyamat figyelmeztetés nélkül lefordul JDK 11 és újabb verziókkal (a fejlesztés JDK 21 alatt történt; a kari sablon-JDK várhatóan 11 vagy újabb).</w:t>
       </w:r>
     </w:p>
     <w:p>
@@ -3125,15 +4155,13 @@
           <w:numId w:val="0"/>
         </w:numPr>
         <w:spacing w:before="200" w:after="80"/>
-        <w:keepNext/>
       </w:pPr>
       <w:r>
         <w:rPr>
-          <w:b/>
           <w:sz w:val="26"/>
           <w:szCs w:val="26"/>
         </w:rPr>
-        <w:t xml:space="preserve">13.2.4 Külső függőségek</w:t>
+        <w:t>13.2.4 Külső függőségek</w:t>
       </w:r>
     </w:p>
     <w:p>
@@ -3141,7 +4169,7 @@
         <w:spacing w:after="80"/>
       </w:pPr>
       <w:r>
-        <w:t xml:space="preserve">Egyetlen külső függőség sincs. A grafikus felület tisztán a JDK Swing/AWT API-jaira épül (javax.swing.*, java.awt.*); ezek a standard JDK részei, külön telepítést nem igényelnek.</w:t>
+        <w:t>Egyetlen külső függőség sincs. A grafikus felület tisztán a JDK Swing/AWT API-jaira épül (javax.swing.*, java.awt.*); ezek a standard JDK részei, külön telepítést nem igényelnek.</w:t>
       </w:r>
     </w:p>
     <w:p>
@@ -3151,16 +4179,10 @@
           <w:ilvl w:val="0"/>
           <w:numId w:val="0"/>
         </w:numPr>
-        <w:spacing w:before="240" w:after="120"/>
-        <w:keepNext/>
+        <w:spacing w:after="120"/>
       </w:pPr>
       <w:r>
-        <w:rPr>
-          <w:b/>
-          <w:sz w:val="32"/>
-          <w:szCs w:val="32"/>
-        </w:rPr>
-        <w:t xml:space="preserve">13.3 Futtatás</w:t>
+        <w:t>13.3 Futtatás</w:t>
       </w:r>
     </w:p>
     <w:p>
@@ -3168,7 +4190,7 @@
         <w:spacing w:after="80"/>
       </w:pPr>
       <w:r>
-        <w:t xml:space="preserve">Az alkalmazás indításához a fordítás után a grafikus/run.bat (Windows), illetve a grafikus/run.sh (Linux/macOS) szkript hívható, amely a java -cp bin main.MainApp parancsot adja ki. Bemenetként opcionálisan egy palya-konfigfájl útvonala adható meg, amelyet a felület induláskor load parancson keresztül betölt.</w:t>
+        <w:t>Az alkalmazás indításához a fordítás után a grafikus/run.bat (Windows), illetve a grafikus/run.sh (Linux/macOS) szkript hívható, amely a java -cp bin main.MainApp parancsot adja ki. Bemenetként opcionálisan egy palya-konfigfájl útvonala adható meg, amelyet a felület induláskor load parancson keresztül betölt.</w:t>
       </w:r>
     </w:p>
     <w:p>
@@ -3179,15 +4201,13 @@
           <w:numId w:val="0"/>
         </w:numPr>
         <w:spacing w:before="200" w:after="80"/>
-        <w:keepNext/>
       </w:pPr>
       <w:r>
         <w:rPr>
-          <w:b/>
           <w:sz w:val="26"/>
           <w:szCs w:val="26"/>
         </w:rPr>
-        <w:t xml:space="preserve">13.3.1 Default indítás</w:t>
+        <w:t>13.3.1 Default indítás</w:t>
       </w:r>
     </w:p>
     <w:p>
@@ -3195,41 +4215,33 @@
         <w:spacing w:after="80"/>
       </w:pPr>
       <w:r>
-        <w:t xml:space="preserve">Argumentum nélkül a program egy beépített mini-pályával indul: két sávval (l1, l2), egy HomeBase-szel (hb1), egy Terminal-lal (t1), egy hókotróval (sp1, tulajdonos: c1), egy busszal (bus1). A Cleaner kezdő pénzkészlete 200 egység. Ezzel a felhasználó azonnal el tudja kezdeni a játékot menetkor.</w:t>
+        <w:t>Argumentum nélkül a program egy beépített mini-pályával indul: két sávval (l1, l2), egy HomeBase-szel (hb1), egy Terminal-lal (t1), egy hókotróval (sp1, tulajdonos: c1), egy busszal (bus1). A Cleaner kezdő pénzkészlete 200 egység. Ezzel a felhasználó azonnal el tudja kezdeni a játékot menetkor.</w:t>
       </w:r>
     </w:p>
     <w:p>
       <w:pPr>
-        <w:numPr>
-          <w:ilvl w:val="0"/>
-          <w:numId w:val="0"/>
-        </w:numPr>
+        <w:spacing w:after="20"/>
         <w:ind w:left="360"/>
-        <w:spacing w:before="0" w:after="20"/>
       </w:pPr>
       <w:r>
         <w:rPr>
           <w:sz w:val="20"/>
           <w:szCs w:val="20"/>
         </w:rPr>
-        <w:t xml:space="preserve">cd C:\…\grafikus</w:t>
+        <w:t>cd C:\…\grafikus</w:t>
       </w:r>
     </w:p>
     <w:p>
       <w:pPr>
-        <w:numPr>
-          <w:ilvl w:val="0"/>
-          <w:numId w:val="0"/>
-        </w:numPr>
+        <w:spacing w:after="20"/>
         <w:ind w:left="360"/>
-        <w:spacing w:before="0" w:after="20"/>
       </w:pPr>
       <w:r>
         <w:rPr>
           <w:sz w:val="20"/>
           <w:szCs w:val="20"/>
         </w:rPr>
-        <w:t xml:space="preserve">run.bat</w:t>
+        <w:t>run.bat</w:t>
       </w:r>
     </w:p>
     <w:p>
@@ -3240,15 +4252,13 @@
           <w:numId w:val="0"/>
         </w:numPr>
         <w:spacing w:before="200" w:after="80"/>
-        <w:keepNext/>
       </w:pPr>
       <w:r>
         <w:rPr>
-          <w:b/>
           <w:sz w:val="26"/>
           <w:szCs w:val="26"/>
         </w:rPr>
-        <w:t xml:space="preserve">13.3.2 Saját pálya betöltése</w:t>
+        <w:t>13.3.2 Saját pálya betöltése</w:t>
       </w:r>
     </w:p>
     <w:p>
@@ -3256,24 +4266,20 @@
         <w:spacing w:after="80"/>
       </w:pPr>
       <w:r>
-        <w:t xml:space="preserve">Indítás argumentumában megadhat egy konfig-fájlt (a CLI-rétegnek megfelelő egyszerű szöveges parancslistát: create lane / spawn / connect_fields stb. parancsok). A felület megnyitása után a File / Load Map menüpontból is betölthető tetszőleges konfig.</w:t>
+        <w:t>Indítás argumentumában megadhat egy konfig-fájlt (a CLI-rétegnek megfelelő egyszerű szöveges parancslistát: create lane / spawn / connect_fields stb. parancsok). A felület megnyitása után a File / Load Map menüpontból is betölthető tetszőleges konfig.</w:t>
       </w:r>
     </w:p>
     <w:p>
       <w:pPr>
-        <w:numPr>
-          <w:ilvl w:val="0"/>
-          <w:numId w:val="0"/>
-        </w:numPr>
+        <w:spacing w:after="20"/>
         <w:ind w:left="360"/>
-        <w:spacing w:before="0" w:after="20"/>
       </w:pPr>
       <w:r>
         <w:rPr>
           <w:sz w:val="20"/>
           <w:szCs w:val="20"/>
         </w:rPr>
-        <w:t xml:space="preserve">run.bat tests\test01_in.txt</w:t>
+        <w:t>run.bat tests\test01_in.txt</w:t>
       </w:r>
     </w:p>
     <w:p>
@@ -3284,15 +4290,14 @@
           <w:numId w:val="0"/>
         </w:numPr>
         <w:spacing w:before="200" w:after="80"/>
-        <w:keepNext/>
       </w:pPr>
       <w:r>
         <w:rPr>
-          <w:b/>
           <w:sz w:val="26"/>
           <w:szCs w:val="26"/>
         </w:rPr>
-        <w:t xml:space="preserve">13.3.3 Vezérlés</w:t>
+        <w:lastRenderedPageBreak/>
+        <w:t>13.3.3 Vezérlés</w:t>
       </w:r>
     </w:p>
     <w:p>
@@ -3300,98 +4305,70 @@
         <w:spacing w:after="80"/>
       </w:pPr>
       <w:r>
-        <w:t xml:space="preserve">A főképernyő három fő részből áll: középen a térkép (GamePanel), jobbra a státusz-panel (HUDPanel) a kör/pénz/pont/fej/tank kijelzéssel, alul az akció-toolbar (ActionPanel) a Move/Buy/Equip/Next turn/Save/Stat gombokkal.</w:t>
+        <w:t>A főképernyő három fő részből áll: középen a térkép (GamePanel), jobbra a státusz-panel (HUDPanel) a kör/pénz/pont/fej/tank kijelzéssel, alul az akció-toolbar (ActionPanel) a Move/Buy/Equip/Next turn/Save/Stat gombokkal.</w:t>
       </w:r>
     </w:p>
     <w:p>
       <w:pPr>
-        <w:numPr>
-          <w:ilvl w:val="0"/>
-          <w:numId w:val="0"/>
-        </w:numPr>
+        <w:spacing w:after="40"/>
         <w:ind w:left="360"/>
-        <w:spacing w:after="40"/>
       </w:pPr>
       <w:r>
-        <w:t xml:space="preserve">• Bal-kattintás egy mezőre vagy járműre: kijelölés (zöld keret).</w:t>
+        <w:t>• Bal-kattintás egy mezőre vagy járműre: kijelölés (zöld keret).</w:t>
       </w:r>
     </w:p>
     <w:p>
       <w:pPr>
-        <w:numPr>
-          <w:ilvl w:val="0"/>
-          <w:numId w:val="0"/>
-        </w:numPr>
+        <w:spacing w:after="40"/>
         <w:ind w:left="360"/>
-        <w:spacing w:after="40"/>
       </w:pPr>
       <w:r>
-        <w:t xml:space="preserve">• Move gomb majd kattintás egy szomszédos mezőre: a kijelölt jármű mozgatása.</w:t>
+        <w:t>• Move gomb majd kattintás egy szomszédos mezőre: a kijelölt jármű mozgatása.</w:t>
       </w:r>
     </w:p>
     <w:p>
       <w:pPr>
-        <w:numPr>
-          <w:ilvl w:val="0"/>
-          <w:numId w:val="0"/>
-        </w:numPr>
+        <w:spacing w:after="40"/>
         <w:ind w:left="360"/>
-        <w:spacing w:after="40"/>
       </w:pPr>
       <w:r>
-        <w:t xml:space="preserve">• Buy gomb HomeBase-en álló SnowPlow-val: megnyitja a vásárlás-dialógot.</w:t>
+        <w:t>• Buy gomb HomeBase-en álló SnowPlow-val: megnyitja a vásárlás-dialógot.</w:t>
       </w:r>
     </w:p>
     <w:p>
       <w:pPr>
-        <w:numPr>
-          <w:ilvl w:val="0"/>
-          <w:numId w:val="0"/>
-        </w:numPr>
+        <w:spacing w:after="40"/>
         <w:ind w:left="360"/>
-        <w:spacing w:after="40"/>
       </w:pPr>
       <w:r>
-        <w:t xml:space="preserve">• Equip gomb HomeBase-en álló SnowPlow-val: fejcsere a már megvásárolt fejekből.</w:t>
+        <w:t>• Equip gomb HomeBase-en álló SnowPlow-val: fejcsere a már megvásárolt fejekből.</w:t>
       </w:r>
     </w:p>
     <w:p>
       <w:pPr>
-        <w:numPr>
-          <w:ilvl w:val="0"/>
-          <w:numId w:val="0"/>
-        </w:numPr>
+        <w:spacing w:after="40"/>
         <w:ind w:left="360"/>
-        <w:spacing w:after="40"/>
       </w:pPr>
       <w:r>
-        <w:t xml:space="preserve">• Next turn gomb vagy SPACE: kör léptetése.</w:t>
+        <w:t>• Next turn gomb vagy SPACE: kör léptetése.</w:t>
       </w:r>
     </w:p>
     <w:p>
       <w:pPr>
-        <w:numPr>
-          <w:ilvl w:val="0"/>
-          <w:numId w:val="0"/>
-        </w:numPr>
+        <w:spacing w:after="40"/>
         <w:ind w:left="360"/>
-        <w:spacing w:after="40"/>
       </w:pPr>
       <w:r>
-        <w:t xml:space="preserve">• Stat gomb vagy jobb-kattintás: a kijelölt objektum belső állapotának kiírása.</w:t>
+        <w:t>• Stat gomb vagy jobb-kattintás: a kijelölt objektum belső állapotának kiírása.</w:t>
       </w:r>
     </w:p>
     <w:p>
       <w:pPr>
-        <w:numPr>
-          <w:ilvl w:val="0"/>
-          <w:numId w:val="0"/>
-        </w:numPr>
+        <w:spacing w:after="40"/>
         <w:ind w:left="360"/>
-        <w:spacing w:after="40"/>
       </w:pPr>
       <w:r>
-        <w:t xml:space="preserve">• ESC: kijelölés törlése. F1: súgó.</w:t>
+        <w:t>• ESC: kijelölés törlése. F1: súgó.</w:t>
       </w:r>
     </w:p>
     <w:p>
@@ -3402,15 +4379,13 @@
           <w:numId w:val="0"/>
         </w:numPr>
         <w:spacing w:before="200" w:after="80"/>
-        <w:keepNext/>
       </w:pPr>
       <w:r>
         <w:rPr>
-          <w:b/>
           <w:sz w:val="26"/>
           <w:szCs w:val="26"/>
         </w:rPr>
-        <w:t xml:space="preserve">13.3.4 CLI-mód (regressziós teszteléshez)</w:t>
+        <w:t>13.3.4 CLI-mód (regressziós teszteléshez)</w:t>
       </w:r>
     </w:p>
     <w:p>
@@ -3418,24 +4393,20 @@
         <w:spacing w:after="80"/>
       </w:pPr>
       <w:r>
-        <w:t xml:space="preserve">A grafikus változat mellett a CLI belépési pont (main.ProtoApp) változatlanul fut, így a 20 db automatizált input/expected teszt-pár továbbra is lefuttatható a grafikus build bin-jével:</w:t>
+        <w:t>A grafikus változat mellett a CLI belépési pont (main.ProtoApp) változatlanul fut, így a 20 db automatizált input/expected teszt-pár továbbra is lefuttatható a grafikus build bin-jével:</w:t>
       </w:r>
     </w:p>
     <w:p>
       <w:pPr>
-        <w:numPr>
-          <w:ilvl w:val="0"/>
-          <w:numId w:val="0"/>
-        </w:numPr>
+        <w:spacing w:after="20"/>
         <w:ind w:left="360"/>
-        <w:spacing w:before="0" w:after="20"/>
       </w:pPr>
       <w:r>
         <w:rPr>
           <w:sz w:val="20"/>
           <w:szCs w:val="20"/>
         </w:rPr>
-        <w:t xml:space="preserve">java -cp bin main.ProtoApp &lt; tests\test01_in.txt</w:t>
+        <w:t>java -cp bin main.ProtoApp &lt; tests\test01_in.txt</w:t>
       </w:r>
     </w:p>
     <w:p>
@@ -3443,7 +4414,7 @@
         <w:spacing w:after="80"/>
       </w:pPr>
       <w:r>
-        <w:t xml:space="preserve">A CLI-tesztek mind a 20 lefutott a grafikus változattal: a model-réteg Observable kiegészítései nem törték a meglévő logikát.</w:t>
+        <w:t>A CLI-tesztek mind a 20 lefutott a grafikus változattal: a model-réteg Observable kiegészítései nem törték a meglévő logikát.</w:t>
       </w:r>
     </w:p>
     <w:p>
@@ -3453,16 +4424,10 @@
           <w:ilvl w:val="0"/>
           <w:numId w:val="0"/>
         </w:numPr>
-        <w:spacing w:before="240" w:after="120"/>
-        <w:keepNext/>
+        <w:spacing w:after="120"/>
       </w:pPr>
       <w:r>
-        <w:rPr>
-          <w:b/>
-          <w:sz w:val="32"/>
-          <w:szCs w:val="32"/>
-        </w:rPr>
-        <w:t xml:space="preserve">13.4 Értékelés</w:t>
+        <w:t>13.4 Értékelés</w:t>
       </w:r>
     </w:p>
     <w:p>
@@ -3470,14 +4435,405 @@
         <w:spacing w:after="80"/>
       </w:pPr>
       <w:r>
-        <w:t xml:space="preserve">A projekt kezdete óta az értékelésig eltelt időszak munkájának megoszlása a csapattagok között (összesítve, az összes hetet figyelembe véve):</w:t>
+        <w:t>A projekt kezdete óta az értékelésig eltelt időszak munkájának megoszlása a csapattagok között (összesítve, az összes hetet figyelembe véve):</w:t>
+      </w:r>
+    </w:p>
+    <w:p>
+      <w:pPr>
+        <w:pStyle w:val="Heading2"/>
+      </w:pPr>
+      <w:r>
+        <w:t>Értékelés</w:t>
       </w:r>
     </w:p>
     <w:tbl>
       <w:tblPr>
-        <w:tblStyle w:val="TableGrid"/>
-        <w:tblW w:w="9000" w:type="dxa"/>
-        <w:tblLayout w:type="fixed"/>
+        <w:tblW w:w="0" w:type="auto"/>
+        <w:tblBorders>
+          <w:top w:val="single" w:sz="4" w:space="0" w:color="auto"/>
+          <w:left w:val="single" w:sz="4" w:space="0" w:color="auto"/>
+          <w:bottom w:val="single" w:sz="4" w:space="0" w:color="auto"/>
+          <w:right w:val="single" w:sz="4" w:space="0" w:color="auto"/>
+          <w:insideH w:val="single" w:sz="4" w:space="0" w:color="auto"/>
+          <w:insideV w:val="single" w:sz="4" w:space="0" w:color="auto"/>
+        </w:tblBorders>
+        <w:tblLook w:val="01E0" w:firstRow="1" w:lastRow="1" w:firstColumn="1" w:lastColumn="1" w:noHBand="0" w:noVBand="0"/>
+      </w:tblPr>
+      <w:tblGrid>
+        <w:gridCol w:w="4634"/>
+        <w:gridCol w:w="2256"/>
+        <w:gridCol w:w="2398"/>
+      </w:tblGrid>
+      <w:tr>
+        <w:tc>
+          <w:tcPr>
+            <w:tcW w:w="4634" w:type="dxa"/>
+          </w:tcPr>
+          <w:p>
+            <w:pPr>
+              <w:jc w:val="center"/>
+              <w:rPr>
+                <w:b/>
+              </w:rPr>
+            </w:pPr>
+            <w:r>
+              <w:rPr>
+                <w:b/>
+              </w:rPr>
+              <w:t>Tag neve</w:t>
+            </w:r>
+          </w:p>
+        </w:tc>
+        <w:tc>
+          <w:tcPr>
+            <w:tcW w:w="2256" w:type="dxa"/>
+          </w:tcPr>
+          <w:p>
+            <w:pPr>
+              <w:jc w:val="center"/>
+              <w:rPr>
+                <w:b/>
+              </w:rPr>
+            </w:pPr>
+            <w:r>
+              <w:rPr>
+                <w:b/>
+              </w:rPr>
+              <w:t>Tag neptun</w:t>
+            </w:r>
+          </w:p>
+        </w:tc>
+        <w:tc>
+          <w:tcPr>
+            <w:tcW w:w="2398" w:type="dxa"/>
+          </w:tcPr>
+          <w:p>
+            <w:pPr>
+              <w:jc w:val="center"/>
+              <w:rPr>
+                <w:b/>
+              </w:rPr>
+            </w:pPr>
+            <w:r>
+              <w:rPr>
+                <w:b/>
+              </w:rPr>
+              <w:t>Munka százalékban</w:t>
+            </w:r>
+          </w:p>
+        </w:tc>
+      </w:tr>
+      <w:tr>
+        <w:tc>
+          <w:tcPr>
+            <w:tcW w:w="4634" w:type="dxa"/>
+            <w:vAlign w:val="center"/>
+          </w:tcPr>
+          <w:p>
+            <w:r>
+              <w:rPr>
+                <w:rFonts w:ascii="Arial" w:hAnsi="Arial" w:cs="Arial"/>
+              </w:rPr>
+              <w:t>Kálmán Patrik</w:t>
+            </w:r>
+          </w:p>
+        </w:tc>
+        <w:tc>
+          <w:tcPr>
+            <w:tcW w:w="2256" w:type="dxa"/>
+            <w:vAlign w:val="center"/>
+          </w:tcPr>
+          <w:p>
+            <w:r>
+              <w:rPr>
+                <w:rFonts w:ascii="Arial" w:hAnsi="Arial" w:cs="Arial"/>
+              </w:rPr>
+              <w:t>XG5YQ1</w:t>
+            </w:r>
+          </w:p>
+        </w:tc>
+        <w:tc>
+          <w:tcPr>
+            <w:tcW w:w="2398" w:type="dxa"/>
+          </w:tcPr>
+          <w:p>
+            <w:r>
+              <w:t>20</w:t>
+            </w:r>
+          </w:p>
+        </w:tc>
+      </w:tr>
+      <w:tr>
+        <w:tc>
+          <w:tcPr>
+            <w:tcW w:w="4634" w:type="dxa"/>
+            <w:vAlign w:val="center"/>
+          </w:tcPr>
+          <w:p>
+            <w:r>
+              <w:rPr>
+                <w:rFonts w:ascii="Arial" w:hAnsi="Arial" w:cs="Arial"/>
+              </w:rPr>
+              <w:t>Papp Bálint</w:t>
+            </w:r>
+          </w:p>
+        </w:tc>
+        <w:tc>
+          <w:tcPr>
+            <w:tcW w:w="2256" w:type="dxa"/>
+            <w:vAlign w:val="center"/>
+          </w:tcPr>
+          <w:p>
+            <w:r>
+              <w:rPr>
+                <w:rFonts w:ascii="Arial" w:hAnsi="Arial" w:cs="Arial"/>
+              </w:rPr>
+              <w:t>HND2AH</w:t>
+            </w:r>
+          </w:p>
+        </w:tc>
+        <w:tc>
+          <w:tcPr>
+            <w:tcW w:w="2398" w:type="dxa"/>
+          </w:tcPr>
+          <w:p>
+            <w:r>
+              <w:t>20</w:t>
+            </w:r>
+          </w:p>
+        </w:tc>
+      </w:tr>
+      <w:tr>
+        <w:tc>
+          <w:tcPr>
+            <w:tcW w:w="4634" w:type="dxa"/>
+            <w:vAlign w:val="center"/>
+          </w:tcPr>
+          <w:p>
+            <w:r>
+              <w:rPr>
+                <w:rFonts w:ascii="Arial" w:hAnsi="Arial" w:cs="Arial"/>
+              </w:rPr>
+              <w:t>dr. Grób László Mihály</w:t>
+            </w:r>
+          </w:p>
+        </w:tc>
+        <w:tc>
+          <w:tcPr>
+            <w:tcW w:w="2256" w:type="dxa"/>
+            <w:vAlign w:val="center"/>
+          </w:tcPr>
+          <w:p>
+            <w:r>
+              <w:rPr>
+                <w:rFonts w:ascii="Arial" w:hAnsi="Arial" w:cs="Arial"/>
+              </w:rPr>
+              <w:t>EAS7U0</w:t>
+            </w:r>
+          </w:p>
+        </w:tc>
+        <w:tc>
+          <w:tcPr>
+            <w:tcW w:w="2398" w:type="dxa"/>
+          </w:tcPr>
+          <w:p>
+            <w:r>
+              <w:t>20</w:t>
+            </w:r>
+          </w:p>
+        </w:tc>
+      </w:tr>
+      <w:tr>
+        <w:tc>
+          <w:tcPr>
+            <w:tcW w:w="4634" w:type="dxa"/>
+            <w:vAlign w:val="center"/>
+          </w:tcPr>
+          <w:p>
+            <w:r>
+              <w:rPr>
+                <w:rFonts w:ascii="Arial" w:hAnsi="Arial" w:cs="Arial"/>
+              </w:rPr>
+              <w:t>Héja Gergő Zoltán</w:t>
+            </w:r>
+          </w:p>
+        </w:tc>
+        <w:tc>
+          <w:tcPr>
+            <w:tcW w:w="2256" w:type="dxa"/>
+            <w:vAlign w:val="center"/>
+          </w:tcPr>
+          <w:p>
+            <w:r>
+              <w:rPr>
+                <w:rFonts w:ascii="Arial" w:hAnsi="Arial" w:cs="Arial"/>
+              </w:rPr>
+              <w:t>FEFSRB</w:t>
+            </w:r>
+          </w:p>
+        </w:tc>
+        <w:tc>
+          <w:tcPr>
+            <w:tcW w:w="2398" w:type="dxa"/>
+          </w:tcPr>
+          <w:p>
+            <w:r>
+              <w:t>20</w:t>
+            </w:r>
+          </w:p>
+        </w:tc>
+      </w:tr>
+      <w:tr>
+        <w:tc>
+          <w:tcPr>
+            <w:tcW w:w="4634" w:type="dxa"/>
+            <w:vAlign w:val="center"/>
+          </w:tcPr>
+          <w:p>
+            <w:pPr>
+              <w:rPr>
+                <w:rFonts w:ascii="Arial" w:hAnsi="Arial" w:cs="Arial"/>
+              </w:rPr>
+            </w:pPr>
+            <w:r>
+              <w:rPr>
+                <w:rFonts w:ascii="Arial" w:hAnsi="Arial" w:cs="Arial"/>
+              </w:rPr>
+              <w:t>Dobronyi Benedek Márk</w:t>
+            </w:r>
+          </w:p>
+        </w:tc>
+        <w:tc>
+          <w:tcPr>
+            <w:tcW w:w="2256" w:type="dxa"/>
+          </w:tcPr>
+          <w:p>
+            <w:pPr>
+              <w:rPr>
+                <w:rFonts w:ascii="Arial" w:hAnsi="Arial" w:cs="Arial"/>
+              </w:rPr>
+            </w:pPr>
+            <w:r>
+              <w:rPr>
+                <w:rFonts w:ascii="Arial" w:hAnsi="Arial" w:cs="Arial"/>
+              </w:rPr>
+              <w:t>IMQ1AR</w:t>
+            </w:r>
+          </w:p>
+        </w:tc>
+        <w:tc>
+          <w:tcPr>
+            <w:tcW w:w="2398" w:type="dxa"/>
+          </w:tcPr>
+          <w:p>
+            <w:r>
+              <w:t>20</w:t>
+            </w:r>
+          </w:p>
+        </w:tc>
+      </w:tr>
+    </w:tbl>
+    <w:p>
+      <w:r>
+        <w:rPr>
+          <w:noProof/>
+        </w:rPr>
+        <w:pict w14:anchorId="27586853">
+          <v:shapetype id="_x0000_t75" coordsize="21600,21600" o:spt="75" o:preferrelative="t" path="m@4@5l@4@11@9@11@9@5xe" filled="f" stroked="f">
+            <v:stroke joinstyle="miter"/>
+            <v:formulas>
+              <v:f eqn="if lineDrawn pixelLineWidth 0"/>
+              <v:f eqn="sum @0 1 0"/>
+              <v:f eqn="sum 0 0 @1"/>
+              <v:f eqn="prod @2 1 2"/>
+              <v:f eqn="prod @3 21600 pixelWidth"/>
+              <v:f eqn="prod @3 21600 pixelHeight"/>
+              <v:f eqn="sum @0 0 1"/>
+              <v:f eqn="prod @6 1 2"/>
+              <v:f eqn="prod @7 21600 pixelWidth"/>
+              <v:f eqn="sum @8 21600 0"/>
+              <v:f eqn="prod @7 21600 pixelHeight"/>
+              <v:f eqn="sum @10 21600 0"/>
+            </v:formulas>
+            <v:path o:extrusionok="f" gradientshapeok="t" o:connecttype="rect"/>
+            <o:lock v:ext="edit" aspectratio="t"/>
+          </v:shapetype>
+          <v:shape id="_x0000_s1029" type="#_x0000_t75" style="position:absolute;margin-left:290.65pt;margin-top:-.15pt;width:186.45pt;height:45pt;z-index:-2;mso-position-horizontal-relative:text;mso-position-vertical-relative:text">
+            <v:imagedata r:id="rId7" o:title=""/>
+          </v:shape>
+        </w:pict>
+      </w:r>
+    </w:p>
+    <w:p>
+      <w:r>
+        <w:rPr>
+          <w:noProof/>
+        </w:rPr>
+        <w:pict w14:anchorId="05A70449">
+          <v:shape id="_x0000_s1027" type="#_x0000_t75" style="position:absolute;margin-left:26.65pt;margin-top:4.05pt;width:160.5pt;height:39pt;z-index:-4">
+            <v:imagedata r:id="rId8" o:title=""/>
+          </v:shape>
+        </w:pict>
+      </w:r>
+    </w:p>
+    <w:p/>
+    <w:p>
+      <w:r>
+        <w:rPr>
+          <w:noProof/>
+        </w:rPr>
+        <w:pict w14:anchorId="735C069C">
+          <v:shape id="_x0000_s1026" type="#_x0000_t75" style="position:absolute;margin-left:286.8pt;margin-top:8.7pt;width:244.6pt;height:58.95pt;z-index:-5" wrapcoords="8862 5515 8086 9191 7643 11489 7643 18843 7754 18843 8751 18843 8862 18843 10412 12868 12185 10570 12074 8732 9305 5515 8862 5515">
+            <v:imagedata r:id="rId9" o:title=""/>
+          </v:shape>
+        </w:pict>
+      </w:r>
+      <w:r>
+        <w:rPr>
+          <w:noProof/>
+        </w:rPr>
+        <w:pict w14:anchorId="2C768150">
+          <v:shape id="_x0000_s1030" type="#_x0000_t75" style="position:absolute;margin-left:172.15pt;margin-top:2.3pt;width:168pt;height:91.9pt;z-index:-1">
+            <v:imagedata r:id="rId10" o:title=""/>
+          </v:shape>
+        </w:pict>
+      </w:r>
+      <w:r>
+        <w:rPr>
+          <w:noProof/>
+        </w:rPr>
+        <w:pict w14:anchorId="594BB09A">
+          <v:shape id="_x0000_s1028" type="#_x0000_t75" style="position:absolute;margin-left:-.35pt;margin-top:8.7pt;width:272.05pt;height:65.65pt;z-index:-3" wrapcoords="10996 3255 9104 3847 8069 4734 8069 5622 7569 6658 7605 7397 8747 7989 7997 10356 7712 11392 7498 12427 7569 13167 7890 13167 9854 12723 11603 10652 12603 8285 12674 7989 10961 5622 11353 3551 11353 3255 10996 3255">
+            <v:imagedata r:id="rId11" o:title=""/>
+          </v:shape>
+        </w:pict>
+      </w:r>
+    </w:p>
+    <w:p/>
+    <w:p/>
+    <w:p/>
+    <w:p/>
+    <w:p/>
+    <w:p>
+      <w:pPr>
+        <w:pStyle w:val="Heading1"/>
+        <w:numPr>
+          <w:ilvl w:val="0"/>
+          <w:numId w:val="0"/>
+        </w:numPr>
+        <w:spacing w:after="120"/>
+      </w:pPr>
+      <w:r>
+        <w:br w:type="page"/>
+      </w:r>
+      <w:r>
+        <w:lastRenderedPageBreak/>
+        <w:t>13.5 Napló</w:t>
+      </w:r>
+    </w:p>
+    <w:tbl>
+      <w:tblPr>
+        <w:tblW w:w="0" w:type="auto"/>
         <w:tblBorders>
           <w:top w:val="single" w:sz="4" w:space="0" w:color="000000"/>
           <w:left w:val="single" w:sz="4" w:space="0" w:color="000000"/>
@@ -3486,523 +4842,438 @@
           <w:insideH w:val="single" w:sz="4" w:space="0" w:color="000000"/>
           <w:insideV w:val="single" w:sz="4" w:space="0" w:color="000000"/>
         </w:tblBorders>
+        <w:tblLook w:val="04A0" w:firstRow="1" w:lastRow="0" w:firstColumn="1" w:lastColumn="0" w:noHBand="0" w:noVBand="1"/>
       </w:tblPr>
       <w:tblGrid>
+        <w:gridCol w:w="1800"/>
+        <w:gridCol w:w="1270"/>
+        <w:gridCol w:w="2200"/>
         <w:gridCol w:w="4000"/>
-        <w:gridCol w:w="2500"/>
-        <w:gridCol w:w="2500"/>
       </w:tblGrid>
       <w:tr>
-        <w:trPr>
-          <w:tblHeader/>
-        </w:trPr>
-        <w:tc>
-          <w:tcPr>
-            <w:shd w:val="clear" w:color="auto" w:fill="DDDDDD"/>
+        <w:tc>
+          <w:tcPr>
+            <w:tcW w:w="1800" w:type="dxa"/>
           </w:tcPr>
           <w:p>
             <w:r>
               <w:rPr>
                 <w:b/>
+                <w:bCs/>
               </w:rPr>
-              <w:t xml:space="preserve">Tag neve</w:t>
-            </w:r>
-          </w:p>
-        </w:tc>
-        <w:tc>
-          <w:tcPr>
-            <w:shd w:val="clear" w:color="auto" w:fill="DDDDDD"/>
+              <w:t>Kezdet</w:t>
+            </w:r>
+          </w:p>
+        </w:tc>
+        <w:tc>
+          <w:tcPr>
+            <w:tcW w:w="1270" w:type="dxa"/>
           </w:tcPr>
           <w:p>
             <w:r>
               <w:rPr>
                 <w:b/>
+                <w:bCs/>
               </w:rPr>
-              <w:t xml:space="preserve">Tag neptun</w:t>
-            </w:r>
-          </w:p>
-        </w:tc>
-        <w:tc>
-          <w:tcPr>
-            <w:shd w:val="clear" w:color="auto" w:fill="DDDDDD"/>
+              <w:t>Időtartam</w:t>
+            </w:r>
+          </w:p>
+        </w:tc>
+        <w:tc>
+          <w:tcPr>
+            <w:tcW w:w="2200" w:type="dxa"/>
           </w:tcPr>
           <w:p>
             <w:r>
               <w:rPr>
                 <w:b/>
+                <w:bCs/>
               </w:rPr>
-              <w:t xml:space="preserve">Munka százalékban</w:t>
-            </w:r>
-          </w:p>
-        </w:tc>
-      </w:tr>
-      <w:tr>
-        <w:tc>
-          <w:p>
-            <w:r>
-              <w:t xml:space="preserve">Kálmán Patrik</w:t>
-            </w:r>
-          </w:p>
-        </w:tc>
-        <w:tc>
-          <w:p>
-            <w:r>
-              <w:t xml:space="preserve">XG5YQ1</w:t>
-            </w:r>
-          </w:p>
-        </w:tc>
-        <w:tc>
-          <w:p>
-            <w:r>
-              <w:t xml:space="preserve">20%</w:t>
-            </w:r>
-          </w:p>
-        </w:tc>
-      </w:tr>
-      <w:tr>
-        <w:tc>
-          <w:p>
-            <w:r>
-              <w:t xml:space="preserve">Papp Bálint</w:t>
-            </w:r>
-          </w:p>
-        </w:tc>
-        <w:tc>
-          <w:p>
-            <w:r>
-              <w:t xml:space="preserve">HND2AH</w:t>
-            </w:r>
-          </w:p>
-        </w:tc>
-        <w:tc>
-          <w:p>
-            <w:r>
-              <w:t xml:space="preserve">20%</w:t>
-            </w:r>
-          </w:p>
-        </w:tc>
-      </w:tr>
-      <w:tr>
-        <w:tc>
-          <w:p>
-            <w:r>
-              <w:t xml:space="preserve">dr. Grób László Mihály</w:t>
-            </w:r>
-          </w:p>
-        </w:tc>
-        <w:tc>
-          <w:p>
-            <w:r>
-              <w:t xml:space="preserve">EAS7U0</w:t>
-            </w:r>
-          </w:p>
-        </w:tc>
-        <w:tc>
-          <w:p>
-            <w:r>
-              <w:t xml:space="preserve">20%</w:t>
-            </w:r>
-          </w:p>
-        </w:tc>
-      </w:tr>
-      <w:tr>
-        <w:tc>
-          <w:p>
-            <w:r>
-              <w:t xml:space="preserve">Hája Gergő Zoltán</w:t>
-            </w:r>
-          </w:p>
-        </w:tc>
-        <w:tc>
-          <w:p>
-            <w:r>
-              <w:t xml:space="preserve">FEFSRB</w:t>
-            </w:r>
-          </w:p>
-        </w:tc>
-        <w:tc>
-          <w:p>
-            <w:r>
-              <w:t xml:space="preserve">20%</w:t>
-            </w:r>
-          </w:p>
-        </w:tc>
-      </w:tr>
-      <w:tr>
-        <w:tc>
-          <w:p>
-            <w:r>
-              <w:t xml:space="preserve">Dobronyi Benedek Márk</w:t>
-            </w:r>
-          </w:p>
-        </w:tc>
-        <w:tc>
-          <w:p>
-            <w:r>
-              <w:t xml:space="preserve">IMQ1AR</w:t>
-            </w:r>
-          </w:p>
-        </w:tc>
-        <w:tc>
-          <w:p>
-            <w:r>
-              <w:t xml:space="preserve">20%</w:t>
-            </w:r>
-          </w:p>
-        </w:tc>
-      </w:tr>
-    </w:tbl>
-    <w:p>
-      <w:pPr>
-        <w:spacing w:after="0"/>
-      </w:pPr>
-    </w:p>
-    <w:p>
-      <w:pPr>
-        <w:pStyle w:val="Heading1"/>
-        <w:numPr>
-          <w:ilvl w:val="0"/>
-          <w:numId w:val="0"/>
-        </w:numPr>
-        <w:spacing w:before="240" w:after="120"/>
-        <w:keepNext/>
-      </w:pPr>
-      <w:r>
-        <w:rPr>
-          <w:b/>
-          <w:sz w:val="32"/>
-          <w:szCs w:val="32"/>
-        </w:rPr>
-        <w:t xml:space="preserve">13.5 Napló</w:t>
-      </w:r>
-    </w:p>
-    <w:tbl>
-      <w:tblPr>
-        <w:tblStyle w:val="TableGrid"/>
-        <w:tblW w:w="9000" w:type="dxa"/>
-        <w:tblLayout w:type="fixed"/>
-        <w:tblBorders>
-          <w:top w:val="single" w:sz="4" w:space="0" w:color="000000"/>
-          <w:left w:val="single" w:sz="4" w:space="0" w:color="000000"/>
-          <w:bottom w:val="single" w:sz="4" w:space="0" w:color="000000"/>
-          <w:right w:val="single" w:sz="4" w:space="0" w:color="000000"/>
-          <w:insideH w:val="single" w:sz="4" w:space="0" w:color="000000"/>
-          <w:insideV w:val="single" w:sz="4" w:space="0" w:color="000000"/>
-        </w:tblBorders>
-      </w:tblPr>
-      <w:tblGrid>
-        <w:gridCol w:w="1700"/>
-        <w:gridCol w:w="900"/>
-        <w:gridCol w:w="2600"/>
-        <w:gridCol w:w="3800"/>
-      </w:tblGrid>
-      <w:tr>
-        <w:trPr>
-          <w:tblHeader/>
-        </w:trPr>
-        <w:tc>
-          <w:tcPr>
-            <w:shd w:val="clear" w:color="auto" w:fill="DDDDDD"/>
+              <w:t>Résztvevők</w:t>
+            </w:r>
+          </w:p>
+        </w:tc>
+        <w:tc>
+          <w:tcPr>
+            <w:tcW w:w="4000" w:type="dxa"/>
           </w:tcPr>
           <w:p>
             <w:r>
               <w:rPr>
                 <w:b/>
+                <w:bCs/>
               </w:rPr>
-              <w:t xml:space="preserve">Kezdet</w:t>
-            </w:r>
-          </w:p>
-        </w:tc>
-        <w:tc>
-          <w:tcPr>
-            <w:shd w:val="clear" w:color="auto" w:fill="DDDDDD"/>
-          </w:tcPr>
-          <w:p>
-            <w:r>
-              <w:rPr>
-                <w:b/>
-              </w:rPr>
-              <w:t xml:space="preserve">Időtartam</w:t>
-            </w:r>
-          </w:p>
-        </w:tc>
-        <w:tc>
-          <w:tcPr>
-            <w:shd w:val="clear" w:color="auto" w:fill="DDDDDD"/>
-          </w:tcPr>
-          <w:p>
-            <w:r>
-              <w:rPr>
-                <w:b/>
-              </w:rPr>
-              <w:t xml:space="preserve">Résztvevők</w:t>
-            </w:r>
-          </w:p>
-        </w:tc>
-        <w:tc>
-          <w:tcPr>
-            <w:shd w:val="clear" w:color="auto" w:fill="DDDDDD"/>
-          </w:tcPr>
-          <w:p>
-            <w:r>
-              <w:rPr>
-                <w:b/>
-              </w:rPr>
-              <w:t xml:space="preserve">Leírás</w:t>
-            </w:r>
-          </w:p>
-        </w:tc>
-      </w:tr>
-      <w:tr>
-        <w:tc>
-          <w:p>
-            <w:r>
-              <w:t xml:space="preserve">2026.05.13. 18:00</w:t>
-            </w:r>
-          </w:p>
-        </w:tc>
-        <w:tc>
-          <w:p>
-            <w:r>
-              <w:t xml:space="preserve">2 óra</w:t>
-            </w:r>
-          </w:p>
-        </w:tc>
-        <w:tc>
-          <w:p>
-            <w:r>
-              <w:t xml:space="preserve">Kálmán, Hája, Papp, Grób, Dobronyi</w:t>
-            </w:r>
-          </w:p>
-        </w:tc>
-        <w:tc>
-          <w:p>
-            <w:r>
-              <w:t xml:space="preserve">Értekezlet. Döntés: a 11. heti GUI-tervet maradéktalanul implementáljuk; az új csomagok (view, controller) felülnek a változatlan model rétegen.</w:t>
-            </w:r>
-          </w:p>
-        </w:tc>
-      </w:tr>
-      <w:tr>
-        <w:tc>
-          <w:p>
-            <w:r>
-              <w:t xml:space="preserve">2026.05.13. 19:00</w:t>
-            </w:r>
-          </w:p>
-        </w:tc>
-        <w:tc>
-          <w:p>
-            <w:r>
-              <w:t xml:space="preserve">3 óra</w:t>
-            </w:r>
-          </w:p>
-        </w:tc>
-        <w:tc>
-          <w:p>
-            <w:r>
-              <w:t xml:space="preserve">Kálmán</w:t>
-            </w:r>
-          </w:p>
-        </w:tc>
-        <w:tc>
-          <w:p>
-            <w:r>
-              <w:t xml:space="preserve">Tevékenység: Observable / IObserver bevezetése; Lane / Vehicle / Player / GameLogic / HomeBase / IntegratedMarket módosítása a notifyObservers hívásokkal.</w:t>
-            </w:r>
-          </w:p>
-        </w:tc>
-      </w:tr>
-      <w:tr>
-        <w:tc>
-          <w:p>
-            <w:r>
-              <w:t xml:space="preserve">2026.05.14. 14:00</w:t>
-            </w:r>
-          </w:p>
-        </w:tc>
-        <w:tc>
-          <w:p>
-            <w:r>
-              <w:t xml:space="preserve">3 óra</w:t>
-            </w:r>
-          </w:p>
-        </w:tc>
-        <w:tc>
-          <w:p>
-            <w:r>
-              <w:t xml:space="preserve">Papp</w:t>
-            </w:r>
-          </w:p>
-        </w:tc>
-        <w:tc>
-          <w:p>
-            <w:r>
-              <w:t xml:space="preserve">Tevékenység: view.FieldView, LaneView, BuildingView, GameRenderer, GamePanel implementáció.</w:t>
-            </w:r>
-          </w:p>
-        </w:tc>
-      </w:tr>
-      <w:tr>
-        <w:tc>
-          <w:p>
-            <w:r>
-              <w:t xml:space="preserve">2026.05.14. 16:00</w:t>
-            </w:r>
-          </w:p>
-        </w:tc>
-        <w:tc>
-          <w:p>
-            <w:r>
-              <w:t xml:space="preserve">3 óra</w:t>
-            </w:r>
-          </w:p>
-        </w:tc>
-        <w:tc>
-          <w:p>
-            <w:r>
-              <w:t xml:space="preserve">Hája</w:t>
-            </w:r>
-          </w:p>
-        </w:tc>
-        <w:tc>
-          <w:p>
-            <w:r>
-              <w:t xml:space="preserve">Tevékenység: view.VehicleView, CarView, BusView, SnowPlowView, MapLayout implementáció; a kirajzolás színeinek és overlay-eknek a finomhangolása.</w:t>
-            </w:r>
-          </w:p>
-        </w:tc>
-      </w:tr>
-      <w:tr>
-        <w:tc>
-          <w:p>
-            <w:r>
-              <w:t xml:space="preserve">2026.05.15. 18:00</w:t>
-            </w:r>
-          </w:p>
-        </w:tc>
-        <w:tc>
-          <w:p>
-            <w:r>
-              <w:t xml:space="preserve">3 óra</w:t>
-            </w:r>
-          </w:p>
-        </w:tc>
-        <w:tc>
-          <w:p>
-            <w:r>
-              <w:t xml:space="preserve">Grób</w:t>
-            </w:r>
-          </w:p>
-        </w:tc>
-        <w:tc>
-          <w:p>
-            <w:r>
-              <w:t xml:space="preserve">Tevékenység: controller.CommandBridge, InputController, ViewBinder, ActionMode implementáció; a GUI parancs-továbbítási útjának véglegesítése.</w:t>
-            </w:r>
-          </w:p>
-        </w:tc>
-      </w:tr>
-      <w:tr>
-        <w:tc>
-          <w:p>
-            <w:r>
-              <w:t xml:space="preserve">2026.05.15. 19:00</w:t>
-            </w:r>
-          </w:p>
-        </w:tc>
-        <w:tc>
-          <w:p>
-            <w:r>
-              <w:t xml:space="preserve">3 óra</w:t>
-            </w:r>
-          </w:p>
-        </w:tc>
-        <w:tc>
-          <w:p>
-            <w:r>
-              <w:t xml:space="preserve">Dobronyi</w:t>
-            </w:r>
-          </w:p>
-        </w:tc>
-        <w:tc>
-          <w:p>
-            <w:r>
-              <w:t xml:space="preserve">Tevékenység: view.MainWindow, ActionPanel, HUDPanel, MarketDialog, EndGameDialog implementáció; menü, akció-toolbar, billentyű-rövidítések bekötése.</w:t>
-            </w:r>
-          </w:p>
-        </w:tc>
-      </w:tr>
-      <w:tr>
-        <w:tc>
-          <w:p>
-            <w:r>
-              <w:t xml:space="preserve">2026.05.20. 18:00</w:t>
-            </w:r>
-          </w:p>
-        </w:tc>
-        <w:tc>
-          <w:p>
-            <w:r>
-              <w:t xml:space="preserve">2 óra</w:t>
-            </w:r>
-          </w:p>
-        </w:tc>
-        <w:tc>
-          <w:p>
-            <w:r>
-              <w:t xml:space="preserve">Kálmán, Hája, Papp, Grób, Dobronyi</w:t>
-            </w:r>
-          </w:p>
-        </w:tc>
-        <w:tc>
-          <w:p>
-            <w:r>
-              <w:t xml:space="preserve">Értekezlet. A 20 db CLI-teszt regressziós futtatása a grafikus build-tel; mind a 20 lefutott egyezéssel. A GUI-t éles futtatás keretében teszteltük a default mini-pályán.</w:t>
-            </w:r>
-          </w:p>
-        </w:tc>
-      </w:tr>
-      <w:tr>
-        <w:tc>
-          <w:p>
-            <w:r>
-              <w:t xml:space="preserve">2026.05.21. 16:00</w:t>
-            </w:r>
-          </w:p>
-        </w:tc>
-        <w:tc>
-          <w:p>
-            <w:r>
-              <w:t xml:space="preserve">2 óra</w:t>
-            </w:r>
-          </w:p>
-        </w:tc>
-        <w:tc>
-          <w:p>
-            <w:r>
-              <w:t xml:space="preserve">Kálmán, Hája, Papp, Grób, Dobronyi</w:t>
-            </w:r>
-          </w:p>
-        </w:tc>
-        <w:tc>
-          <w:p>
-            <w:r>
-              <w:t xml:space="preserve">Értekezlet. A dokumentáció egységesítése, fájllista összeállítása, beadás előtti ellenőrzés.</w:t>
+              <w:t>Leírás</w:t>
+            </w:r>
+          </w:p>
+        </w:tc>
+      </w:tr>
+      <w:tr>
+        <w:tc>
+          <w:tcPr>
+            <w:tcW w:w="1800" w:type="dxa"/>
+          </w:tcPr>
+          <w:p>
+            <w:r>
+              <w:t>2026.05.</w:t>
+            </w:r>
+            <w:r>
+              <w:t>18</w:t>
+            </w:r>
+            <w:r>
+              <w:t>. 18:00</w:t>
+            </w:r>
+          </w:p>
+        </w:tc>
+        <w:tc>
+          <w:tcPr>
+            <w:tcW w:w="1270" w:type="dxa"/>
+          </w:tcPr>
+          <w:p>
+            <w:r>
+              <w:t>2 óra</w:t>
+            </w:r>
+          </w:p>
+        </w:tc>
+        <w:tc>
+          <w:tcPr>
+            <w:tcW w:w="2200" w:type="dxa"/>
+          </w:tcPr>
+          <w:p>
+            <w:r>
+              <w:t>Kálmán, Hája, Papp, Grób, Dobronyi</w:t>
+            </w:r>
+          </w:p>
+        </w:tc>
+        <w:tc>
+          <w:tcPr>
+            <w:tcW w:w="4000" w:type="dxa"/>
+          </w:tcPr>
+          <w:p>
+            <w:r>
+              <w:t xml:space="preserve">Értekezlet. Döntés: a </w:t>
+            </w:r>
+            <w:r>
+              <w:t>felosztottuk hogy ki mit csinál</w:t>
+            </w:r>
+            <w:r>
+              <w:t>.</w:t>
+            </w:r>
+          </w:p>
+        </w:tc>
+      </w:tr>
+      <w:tr>
+        <w:tc>
+          <w:tcPr>
+            <w:tcW w:w="1800" w:type="dxa"/>
+          </w:tcPr>
+          <w:p>
+            <w:r>
+              <w:t>2026.05.</w:t>
+            </w:r>
+            <w:r>
+              <w:t>19</w:t>
+            </w:r>
+            <w:r>
+              <w:t>. 19:00</w:t>
+            </w:r>
+          </w:p>
+        </w:tc>
+        <w:tc>
+          <w:tcPr>
+            <w:tcW w:w="1270" w:type="dxa"/>
+          </w:tcPr>
+          <w:p>
+            <w:r>
+              <w:t>3 óra</w:t>
+            </w:r>
+          </w:p>
+        </w:tc>
+        <w:tc>
+          <w:tcPr>
+            <w:tcW w:w="2200" w:type="dxa"/>
+          </w:tcPr>
+          <w:p>
+            <w:r>
+              <w:t>Kálmán</w:t>
+            </w:r>
+          </w:p>
+        </w:tc>
+        <w:tc>
+          <w:tcPr>
+            <w:tcW w:w="4000" w:type="dxa"/>
+          </w:tcPr>
+          <w:p>
+            <w:r>
+              <w:t>Tevékenység: A módosítandó osztályokba bevezette a változtatásokat</w:t>
+            </w:r>
+          </w:p>
+        </w:tc>
+      </w:tr>
+      <w:tr>
+        <w:tc>
+          <w:tcPr>
+            <w:tcW w:w="1800" w:type="dxa"/>
+          </w:tcPr>
+          <w:p>
+            <w:r>
+              <w:t>2026.05.</w:t>
+            </w:r>
+            <w:r>
+              <w:t>19</w:t>
+            </w:r>
+            <w:r>
+              <w:t>. 14:00</w:t>
+            </w:r>
+          </w:p>
+        </w:tc>
+        <w:tc>
+          <w:tcPr>
+            <w:tcW w:w="1270" w:type="dxa"/>
+          </w:tcPr>
+          <w:p>
+            <w:r>
+              <w:t>3 óra</w:t>
+            </w:r>
+          </w:p>
+        </w:tc>
+        <w:tc>
+          <w:tcPr>
+            <w:tcW w:w="2200" w:type="dxa"/>
+          </w:tcPr>
+          <w:p>
+            <w:r>
+              <w:t>Papp</w:t>
+            </w:r>
+          </w:p>
+        </w:tc>
+        <w:tc>
+          <w:tcPr>
+            <w:tcW w:w="4000" w:type="dxa"/>
+          </w:tcPr>
+          <w:p>
+            <w:r>
+              <w:t xml:space="preserve">Tevékenység: Az </w:t>
+            </w:r>
+            <w:r>
+              <w:t>grafikus felület egy részét elkészítette</w:t>
+            </w:r>
+          </w:p>
+        </w:tc>
+      </w:tr>
+      <w:tr>
+        <w:tc>
+          <w:tcPr>
+            <w:tcW w:w="1800" w:type="dxa"/>
+          </w:tcPr>
+          <w:p>
+            <w:r>
+              <w:t>2026.05.</w:t>
+            </w:r>
+            <w:r>
+              <w:t>20</w:t>
+            </w:r>
+            <w:r>
+              <w:t>. 16:00</w:t>
+            </w:r>
+          </w:p>
+        </w:tc>
+        <w:tc>
+          <w:tcPr>
+            <w:tcW w:w="1270" w:type="dxa"/>
+          </w:tcPr>
+          <w:p>
+            <w:r>
+              <w:t>3 óra</w:t>
+            </w:r>
+          </w:p>
+        </w:tc>
+        <w:tc>
+          <w:tcPr>
+            <w:tcW w:w="2200" w:type="dxa"/>
+          </w:tcPr>
+          <w:p>
+            <w:r>
+              <w:t>Hája</w:t>
+            </w:r>
+          </w:p>
+        </w:tc>
+        <w:tc>
+          <w:tcPr>
+            <w:tcW w:w="4000" w:type="dxa"/>
+          </w:tcPr>
+          <w:p>
+            <w:r>
+              <w:t>Tevékenység: A grafikus felület</w:t>
+            </w:r>
+            <w:r>
+              <w:t xml:space="preserve"> másik felét elkészítette</w:t>
+            </w:r>
+            <w:r>
+              <w:t xml:space="preserve"> </w:t>
+            </w:r>
+          </w:p>
+        </w:tc>
+      </w:tr>
+      <w:tr>
+        <w:tc>
+          <w:tcPr>
+            <w:tcW w:w="1800" w:type="dxa"/>
+          </w:tcPr>
+          <w:p>
+            <w:r>
+              <w:t>2026.05.</w:t>
+            </w:r>
+            <w:r>
+              <w:t>20</w:t>
+            </w:r>
+            <w:r>
+              <w:t>. 18:00</w:t>
+            </w:r>
+          </w:p>
+        </w:tc>
+        <w:tc>
+          <w:tcPr>
+            <w:tcW w:w="1270" w:type="dxa"/>
+          </w:tcPr>
+          <w:p>
+            <w:r>
+              <w:t>3 óra</w:t>
+            </w:r>
+          </w:p>
+        </w:tc>
+        <w:tc>
+          <w:tcPr>
+            <w:tcW w:w="2200" w:type="dxa"/>
+          </w:tcPr>
+          <w:p>
+            <w:r>
+              <w:t>Grób</w:t>
+            </w:r>
+          </w:p>
+        </w:tc>
+        <w:tc>
+          <w:tcPr>
+            <w:tcW w:w="4000" w:type="dxa"/>
+          </w:tcPr>
+          <w:p>
+            <w:r>
+              <w:t xml:space="preserve">Tevékenység: </w:t>
+            </w:r>
+            <w:r>
+              <w:t>Az elkészült változatot tesztelte, és dokumentációt készítette</w:t>
+            </w:r>
+          </w:p>
+        </w:tc>
+      </w:tr>
+      <w:tr>
+        <w:tc>
+          <w:tcPr>
+            <w:tcW w:w="1800" w:type="dxa"/>
+          </w:tcPr>
+          <w:p>
+            <w:r>
+              <w:t>2026.05.</w:t>
+            </w:r>
+            <w:r>
+              <w:t>20</w:t>
+            </w:r>
+            <w:r>
+              <w:t>. 19:00</w:t>
+            </w:r>
+          </w:p>
+        </w:tc>
+        <w:tc>
+          <w:tcPr>
+            <w:tcW w:w="1270" w:type="dxa"/>
+          </w:tcPr>
+          <w:p>
+            <w:r>
+              <w:t>3 óra</w:t>
+            </w:r>
+          </w:p>
+        </w:tc>
+        <w:tc>
+          <w:tcPr>
+            <w:tcW w:w="2200" w:type="dxa"/>
+          </w:tcPr>
+          <w:p>
+            <w:r>
+              <w:t>Dobronyi</w:t>
+            </w:r>
+          </w:p>
+        </w:tc>
+        <w:tc>
+          <w:tcPr>
+            <w:tcW w:w="4000" w:type="dxa"/>
+          </w:tcPr>
+          <w:p>
+            <w:r>
+              <w:t xml:space="preserve">Tevékenység: A </w:t>
+            </w:r>
+            <w:r>
+              <w:t>grafikus felület harmadik részét készítette</w:t>
+            </w:r>
+            <w:r>
+              <w:t>.</w:t>
+            </w:r>
+          </w:p>
+        </w:tc>
+      </w:tr>
+      <w:tr>
+        <w:tc>
+          <w:tcPr>
+            <w:tcW w:w="1800" w:type="dxa"/>
+          </w:tcPr>
+          <w:p>
+            <w:r>
+              <w:t>2026.05.</w:t>
+            </w:r>
+            <w:r>
+              <w:t>22</w:t>
+            </w:r>
+            <w:r>
+              <w:t>. 18:00</w:t>
+            </w:r>
+          </w:p>
+        </w:tc>
+        <w:tc>
+          <w:tcPr>
+            <w:tcW w:w="1270" w:type="dxa"/>
+          </w:tcPr>
+          <w:p>
+            <w:r>
+              <w:t>2 óra</w:t>
+            </w:r>
+          </w:p>
+        </w:tc>
+        <w:tc>
+          <w:tcPr>
+            <w:tcW w:w="2200" w:type="dxa"/>
+          </w:tcPr>
+          <w:p>
+            <w:r>
+              <w:t>Kálmán, Hája, Papp, Grób, Dobronyi</w:t>
+            </w:r>
+          </w:p>
+        </w:tc>
+        <w:tc>
+          <w:tcPr>
+            <w:tcW w:w="4000" w:type="dxa"/>
+          </w:tcPr>
+          <w:p>
+            <w:r>
+              <w:t>Értekezlet. Egységesítettük az elkészült anyagokat.</w:t>
             </w:r>
           </w:p>
         </w:tc>
       </w:tr>
     </w:tbl>
-    <w:p>
-      <w:pPr>
-        <w:spacing w:after="0"/>
-      </w:pPr>
-    </w:p>
+    <w:p/>
     <w:sectPr>
-      <w:headerReference w:type="default" r:id="rId21"/>
-      <w:footerReference w:type="even" r:id="rId22"/>
-      <w:footerReference w:type="default" r:id="rId23"/>
+      <w:headerReference w:type="default" r:id="rId12"/>
+      <w:footerReference w:type="even" r:id="rId13"/>
+      <w:footerReference w:type="default" r:id="rId14"/>
       <w:pgSz w:w="11906" w:h="16838"/>
       <w:pgMar w:top="1417" w:right="1417" w:bottom="1417" w:left="1417" w:header="708" w:footer="708" w:gutter="0"/>
       <w:cols w:space="708"/>
@@ -4139,7 +5410,7 @@
         <w:noProof/>
         <w:lang w:val="en-US"/>
       </w:rPr>
-      <w:t>2026-05-09</w:t>
+      <w:t>2026-05-23</w:t>
     </w:r>
     <w:r>
       <w:rPr>
